--- a/docs/design.docx
+++ b/docs/design.docx
@@ -15636,25 +15636,14 @@
         </w:rPr>
         <w:t xml:space="preserve"> between collections, which gives us opportunities to learn </w:t>
       </w:r>
-      <w:proofErr w:type="gramStart"/>
-      <w:r>
-        <w:rPr>
-          <w:rFonts w:ascii="Comic Sans MS" w:eastAsia="Times New Roman" w:hAnsi="Comic Sans MS" w:cs="Courier New"/>
-          <w:sz w:val="20"/>
-          <w:szCs w:val="20"/>
-          <w:lang w:eastAsia="en-IN"/>
-        </w:rPr>
-        <w:t>populate(</w:t>
-      </w:r>
-      <w:proofErr w:type="gramEnd"/>
-      <w:r>
-        <w:rPr>
-          <w:rFonts w:ascii="Comic Sans MS" w:eastAsia="Times New Roman" w:hAnsi="Comic Sans MS" w:cs="Courier New"/>
-          <w:sz w:val="20"/>
-          <w:szCs w:val="20"/>
-          <w:lang w:eastAsia="en-IN"/>
-        </w:rPr>
-        <w:t>)</w:t>
+      <w:r>
+        <w:rPr>
+          <w:rFonts w:ascii="Comic Sans MS" w:eastAsia="Times New Roman" w:hAnsi="Comic Sans MS" w:cs="Courier New"/>
+          <w:sz w:val="20"/>
+          <w:szCs w:val="20"/>
+          <w:lang w:eastAsia="en-IN"/>
+        </w:rPr>
+        <w:t>populate()</w:t>
       </w:r>
       <w:r>
         <w:rPr>
@@ -17383,17 +17372,7 @@
           <w:szCs w:val="20"/>
           <w:lang w:eastAsia="en-IN"/>
         </w:rPr>
-        <w:t>GET /reviews</w:t>
-      </w:r>
-      <w:proofErr w:type="gramStart"/>
-      <w:r>
-        <w:rPr>
-          <w:rFonts w:ascii="Comic Sans MS" w:eastAsia="Times New Roman" w:hAnsi="Comic Sans MS" w:cs="Courier New"/>
-          <w:sz w:val="20"/>
-          <w:szCs w:val="20"/>
-          <w:lang w:eastAsia="en-IN"/>
-        </w:rPr>
-        <w:t>/:</w:t>
+        <w:t>GET /reviews/:</w:t>
       </w:r>
       <w:proofErr w:type="spellStart"/>
       <w:r>
@@ -17406,7 +17385,6 @@
         <w:t>productId</w:t>
       </w:r>
       <w:proofErr w:type="spellEnd"/>
-      <w:proofErr w:type="gramEnd"/>
     </w:p>
     <w:p>
       <w:pPr>
@@ -23935,14 +23913,7 @@
         <w:rPr>
           <w:rFonts w:ascii="Comic Sans MS" w:hAnsi="Comic Sans MS"/>
         </w:rPr>
-        <w:t xml:space="preserve">Creates a </w:t>
-      </w:r>
-      <w:proofErr w:type="gramStart"/>
-      <w:r>
-        <w:rPr>
-          <w:rFonts w:ascii="Comic Sans MS" w:hAnsi="Comic Sans MS"/>
-        </w:rPr>
-        <w:t xml:space="preserve">hidden </w:t>
+        <w:t xml:space="preserve">Creates a hidden </w:t>
       </w:r>
       <w:r>
         <w:rPr>
@@ -23951,7 +23922,6 @@
         </w:rPr>
         <w:t>.git</w:t>
       </w:r>
-      <w:proofErr w:type="gramEnd"/>
       <w:r>
         <w:rPr>
           <w:rFonts w:ascii="Comic Sans MS" w:hAnsi="Comic Sans MS"/>
@@ -24363,17 +24333,17 @@
           <w:rStyle w:val="HTMLCode"/>
           <w:rFonts w:ascii="Comic Sans MS" w:hAnsi="Comic Sans MS"/>
         </w:rPr>
-        <w:t xml:space="preserve">git </w:t>
-      </w:r>
-      <w:proofErr w:type="gramStart"/>
-      <w:r>
+        <w:t>git add</w:t>
+      </w:r>
+    </w:p>
+    <w:p>
+      <w:pPr>
+        <w:pStyle w:val="HTMLPreformatted"/>
         <w:rPr>
           <w:rStyle w:val="HTMLCode"/>
           <w:rFonts w:ascii="Comic Sans MS" w:hAnsi="Comic Sans MS"/>
         </w:rPr>
-        <w:t>add</w:t>
-      </w:r>
-      <w:proofErr w:type="gramEnd"/>
+      </w:pPr>
     </w:p>
     <w:p>
       <w:pPr>
@@ -24383,6 +24353,13 @@
           <w:rFonts w:ascii="Comic Sans MS" w:hAnsi="Comic Sans MS"/>
         </w:rPr>
       </w:pPr>
+      <w:r>
+        <w:rPr>
+          <w:rStyle w:val="HTMLCode"/>
+          <w:rFonts w:ascii="Times New Roman" w:hAnsi="Times New Roman" w:cs="Times New Roman"/>
+        </w:rPr>
+        <w:t>↓</w:t>
+      </w:r>
     </w:p>
     <w:p>
       <w:pPr>
@@ -24392,6 +24369,40 @@
           <w:rFonts w:ascii="Comic Sans MS" w:hAnsi="Comic Sans MS"/>
         </w:rPr>
       </w:pPr>
+    </w:p>
+    <w:p>
+      <w:pPr>
+        <w:pStyle w:val="HTMLPreformatted"/>
+        <w:rPr>
+          <w:rStyle w:val="HTMLCode"/>
+          <w:rFonts w:ascii="Comic Sans MS" w:hAnsi="Comic Sans MS"/>
+        </w:rPr>
+      </w:pPr>
+      <w:r>
+        <w:rPr>
+          <w:rStyle w:val="HTMLCode"/>
+          <w:rFonts w:ascii="Comic Sans MS" w:hAnsi="Comic Sans MS"/>
+        </w:rPr>
+        <w:t>Staged</w:t>
+      </w:r>
+    </w:p>
+    <w:p>
+      <w:pPr>
+        <w:pStyle w:val="HTMLPreformatted"/>
+        <w:rPr>
+          <w:rStyle w:val="HTMLCode"/>
+          <w:rFonts w:ascii="Comic Sans MS" w:hAnsi="Comic Sans MS"/>
+        </w:rPr>
+      </w:pPr>
+    </w:p>
+    <w:p>
+      <w:pPr>
+        <w:pStyle w:val="HTMLPreformatted"/>
+        <w:rPr>
+          <w:rStyle w:val="HTMLCode"/>
+          <w:rFonts w:ascii="Comic Sans MS" w:hAnsi="Comic Sans MS"/>
+        </w:rPr>
+      </w:pPr>
       <w:r>
         <w:rPr>
           <w:rStyle w:val="HTMLCode"/>
@@ -24422,7 +24433,7 @@
           <w:rStyle w:val="HTMLCode"/>
           <w:rFonts w:ascii="Comic Sans MS" w:hAnsi="Comic Sans MS"/>
         </w:rPr>
-        <w:t>Staged</w:t>
+        <w:t>git commit</w:t>
       </w:r>
     </w:p>
     <w:p>
@@ -24463,65 +24474,3106 @@
       <w:pPr>
         <w:pStyle w:val="HTMLPreformatted"/>
         <w:rPr>
+          <w:rFonts w:ascii="Comic Sans MS" w:hAnsi="Comic Sans MS"/>
+        </w:rPr>
+      </w:pPr>
+      <w:r>
+        <w:rPr>
           <w:rStyle w:val="HTMLCode"/>
           <w:rFonts w:ascii="Comic Sans MS" w:hAnsi="Comic Sans MS"/>
         </w:rPr>
-      </w:pPr>
-      <w:r>
+        <w:t>Tracked</w:t>
+      </w:r>
+    </w:p>
+    <w:p>
+      <w:pPr>
+        <w:pStyle w:val="Heading2"/>
+      </w:pPr>
+      <w:r>
+        <w:t>Git Note 18 — Untracked Files</w:t>
+      </w:r>
+    </w:p>
+    <w:p>
+      <w:pPr>
+        <w:pStyle w:val="Heading3"/>
+      </w:pPr>
+      <w:r>
+        <w:t>Definition</w:t>
+      </w:r>
+    </w:p>
+    <w:p>
+      <w:pPr>
+        <w:pStyle w:val="NormalWeb"/>
+      </w:pPr>
+      <w:r>
+        <w:t xml:space="preserve">An </w:t>
+      </w:r>
+      <w:r>
+        <w:rPr>
+          <w:rStyle w:val="Strong"/>
+        </w:rPr>
+        <w:t>untracked file</w:t>
+      </w:r>
+      <w:r>
+        <w:t xml:space="preserve"> is a file that exists in the working directory but is not yet being tracked by Git.</w:t>
+      </w:r>
+    </w:p>
+    <w:p>
+      <w:pPr>
+        <w:pStyle w:val="Heading3"/>
+      </w:pPr>
+      <w:r>
+        <w:t>How does it become tracked?</w:t>
+      </w:r>
+    </w:p>
+    <w:p>
+      <w:pPr>
+        <w:pStyle w:val="HTMLPreformatted"/>
         <w:rPr>
           <w:rStyle w:val="HTMLCode"/>
+          <w:rFonts w:eastAsiaTheme="majorEastAsia"/>
+        </w:rPr>
+      </w:pPr>
+      <w:r>
+        <w:rPr>
+          <w:rStyle w:val="HTMLCode"/>
+          <w:rFonts w:eastAsiaTheme="majorEastAsia"/>
+        </w:rPr>
+        <w:t>Create File</w:t>
+      </w:r>
+    </w:p>
+    <w:p>
+      <w:pPr>
+        <w:pStyle w:val="HTMLPreformatted"/>
+        <w:rPr>
+          <w:rStyle w:val="HTMLCode"/>
+          <w:rFonts w:eastAsiaTheme="majorEastAsia"/>
+        </w:rPr>
+      </w:pPr>
+    </w:p>
+    <w:p>
+      <w:pPr>
+        <w:pStyle w:val="HTMLPreformatted"/>
+        <w:rPr>
+          <w:rStyle w:val="HTMLCode"/>
+          <w:rFonts w:eastAsiaTheme="majorEastAsia"/>
+        </w:rPr>
+      </w:pPr>
+      <w:r>
+        <w:rPr>
+          <w:rStyle w:val="HTMLCode"/>
+          <w:rFonts w:eastAsiaTheme="majorEastAsia"/>
+        </w:rPr>
+        <w:t>↓</w:t>
+      </w:r>
+    </w:p>
+    <w:p>
+      <w:pPr>
+        <w:pStyle w:val="HTMLPreformatted"/>
+        <w:rPr>
+          <w:rStyle w:val="HTMLCode"/>
+          <w:rFonts w:eastAsiaTheme="majorEastAsia"/>
+        </w:rPr>
+      </w:pPr>
+    </w:p>
+    <w:p>
+      <w:pPr>
+        <w:pStyle w:val="HTMLPreformatted"/>
+        <w:rPr>
+          <w:rStyle w:val="HTMLCode"/>
+          <w:rFonts w:eastAsiaTheme="majorEastAsia"/>
+        </w:rPr>
+      </w:pPr>
+      <w:r>
+        <w:rPr>
+          <w:rStyle w:val="HTMLCode"/>
+          <w:rFonts w:eastAsiaTheme="majorEastAsia"/>
+        </w:rPr>
+        <w:t>git add</w:t>
+      </w:r>
+    </w:p>
+    <w:p>
+      <w:pPr>
+        <w:pStyle w:val="HTMLPreformatted"/>
+        <w:rPr>
+          <w:rStyle w:val="HTMLCode"/>
+          <w:rFonts w:eastAsiaTheme="majorEastAsia"/>
+        </w:rPr>
+      </w:pPr>
+    </w:p>
+    <w:p>
+      <w:pPr>
+        <w:pStyle w:val="HTMLPreformatted"/>
+        <w:rPr>
+          <w:rStyle w:val="HTMLCode"/>
+          <w:rFonts w:eastAsiaTheme="majorEastAsia"/>
+        </w:rPr>
+      </w:pPr>
+      <w:r>
+        <w:rPr>
+          <w:rStyle w:val="HTMLCode"/>
+          <w:rFonts w:eastAsiaTheme="majorEastAsia"/>
+        </w:rPr>
+        <w:t>↓</w:t>
+      </w:r>
+    </w:p>
+    <w:p>
+      <w:pPr>
+        <w:pStyle w:val="HTMLPreformatted"/>
+        <w:rPr>
+          <w:rStyle w:val="HTMLCode"/>
+          <w:rFonts w:eastAsiaTheme="majorEastAsia"/>
+        </w:rPr>
+      </w:pPr>
+    </w:p>
+    <w:p>
+      <w:pPr>
+        <w:pStyle w:val="HTMLPreformatted"/>
+        <w:rPr>
+          <w:rStyle w:val="HTMLCode"/>
+          <w:rFonts w:eastAsiaTheme="majorEastAsia"/>
+        </w:rPr>
+      </w:pPr>
+      <w:r>
+        <w:rPr>
+          <w:rStyle w:val="HTMLCode"/>
+          <w:rFonts w:eastAsiaTheme="majorEastAsia"/>
+        </w:rPr>
+        <w:t>git commit</w:t>
+      </w:r>
+    </w:p>
+    <w:p>
+      <w:pPr>
+        <w:pStyle w:val="HTMLPreformatted"/>
+        <w:rPr>
+          <w:rStyle w:val="HTMLCode"/>
+          <w:rFonts w:eastAsiaTheme="majorEastAsia"/>
+        </w:rPr>
+      </w:pPr>
+    </w:p>
+    <w:p>
+      <w:pPr>
+        <w:pStyle w:val="HTMLPreformatted"/>
+        <w:rPr>
+          <w:rStyle w:val="HTMLCode"/>
+          <w:rFonts w:eastAsiaTheme="majorEastAsia"/>
+        </w:rPr>
+      </w:pPr>
+      <w:r>
+        <w:rPr>
+          <w:rStyle w:val="HTMLCode"/>
+          <w:rFonts w:eastAsiaTheme="majorEastAsia"/>
+        </w:rPr>
+        <w:t>↓</w:t>
+      </w:r>
+    </w:p>
+    <w:p>
+      <w:pPr>
+        <w:pStyle w:val="HTMLPreformatted"/>
+        <w:rPr>
+          <w:rStyle w:val="HTMLCode"/>
+          <w:rFonts w:eastAsiaTheme="majorEastAsia"/>
+        </w:rPr>
+      </w:pPr>
+    </w:p>
+    <w:p>
+      <w:pPr>
+        <w:pStyle w:val="HTMLPreformatted"/>
+      </w:pPr>
+      <w:r>
+        <w:rPr>
+          <w:rStyle w:val="HTMLCode"/>
+          <w:rFonts w:eastAsiaTheme="majorEastAsia"/>
+        </w:rPr>
+        <w:t>Tracked File</w:t>
+      </w:r>
+    </w:p>
+    <w:p>
+      <w:r>
+        <w:pict w14:anchorId="56D8AB43">
+          <v:rect id="_x0000_i1062" style="width:0;height:1.5pt" o:hralign="center" o:hrstd="t" o:hr="t" fillcolor="#a0a0a0" stroked="f"/>
+        </w:pict>
+      </w:r>
+    </w:p>
+    <w:p>
+      <w:pPr>
+        <w:pStyle w:val="Heading2"/>
+      </w:pPr>
+      <w:r>
+        <w:t xml:space="preserve">Git Note 19 — </w:t>
+      </w:r>
+      <w:r>
+        <w:rPr>
+          <w:rStyle w:val="HTMLCode"/>
+          <w:rFonts w:eastAsiaTheme="majorEastAsia"/>
+        </w:rPr>
+        <w:t>.</w:t>
+      </w:r>
+      <w:proofErr w:type="spellStart"/>
+      <w:r>
+        <w:rPr>
+          <w:rStyle w:val="HTMLCode"/>
+          <w:rFonts w:eastAsiaTheme="majorEastAsia"/>
+        </w:rPr>
+        <w:t>gitignore</w:t>
+      </w:r>
+      <w:proofErr w:type="spellEnd"/>
+    </w:p>
+    <w:p>
+      <w:pPr>
+        <w:pStyle w:val="Heading3"/>
+      </w:pPr>
+      <w:r>
+        <w:t xml:space="preserve">What is </w:t>
+      </w:r>
+      <w:r>
+        <w:rPr>
+          <w:rStyle w:val="HTMLCode"/>
+          <w:rFonts w:eastAsiaTheme="majorEastAsia"/>
+        </w:rPr>
+        <w:t>.</w:t>
+      </w:r>
+      <w:proofErr w:type="spellStart"/>
+      <w:r>
+        <w:rPr>
+          <w:rStyle w:val="HTMLCode"/>
+          <w:rFonts w:eastAsiaTheme="majorEastAsia"/>
+        </w:rPr>
+        <w:t>gitignore</w:t>
+      </w:r>
+      <w:proofErr w:type="spellEnd"/>
+      <w:r>
+        <w:t>?</w:t>
+      </w:r>
+    </w:p>
+    <w:p>
+      <w:pPr>
+        <w:pStyle w:val="NormalWeb"/>
+      </w:pPr>
+      <w:r>
+        <w:t xml:space="preserve">A </w:t>
+      </w:r>
+      <w:r>
+        <w:rPr>
+          <w:rStyle w:val="HTMLCode"/>
+          <w:rFonts w:eastAsiaTheme="majorEastAsia"/>
+        </w:rPr>
+        <w:t>.</w:t>
+      </w:r>
+      <w:proofErr w:type="spellStart"/>
+      <w:r>
+        <w:rPr>
+          <w:rStyle w:val="HTMLCode"/>
+          <w:rFonts w:eastAsiaTheme="majorEastAsia"/>
+        </w:rPr>
+        <w:t>gitignore</w:t>
+      </w:r>
+      <w:proofErr w:type="spellEnd"/>
+      <w:r>
+        <w:t xml:space="preserve"> file tells Git which files and folders should </w:t>
+      </w:r>
+      <w:r>
+        <w:rPr>
+          <w:rStyle w:val="Strong"/>
+        </w:rPr>
+        <w:t>not</w:t>
+      </w:r>
+      <w:r>
+        <w:t xml:space="preserve"> be tracked.</w:t>
+      </w:r>
+    </w:p>
+    <w:p>
+      <w:pPr>
+        <w:pStyle w:val="Heading3"/>
+      </w:pPr>
+      <w:r>
+        <w:t>Why do we use it?</w:t>
+      </w:r>
+    </w:p>
+    <w:p>
+      <w:pPr>
+        <w:numPr>
+          <w:ilvl w:val="0"/>
+          <w:numId w:val="16"/>
+        </w:numPr>
+        <w:spacing w:before="100" w:beforeAutospacing="1" w:after="100" w:afterAutospacing="1" w:line="240" w:lineRule="auto"/>
+      </w:pPr>
+      <w:r>
+        <w:t>Ignore dependencies (</w:t>
+      </w:r>
+      <w:proofErr w:type="spellStart"/>
+      <w:r>
+        <w:rPr>
+          <w:rStyle w:val="HTMLCode"/>
+          <w:rFonts w:eastAsiaTheme="majorEastAsia"/>
+        </w:rPr>
+        <w:t>node_modules</w:t>
+      </w:r>
+      <w:proofErr w:type="spellEnd"/>
+      <w:r>
+        <w:t xml:space="preserve">) </w:t>
+      </w:r>
+    </w:p>
+    <w:p>
+      <w:pPr>
+        <w:numPr>
+          <w:ilvl w:val="0"/>
+          <w:numId w:val="16"/>
+        </w:numPr>
+        <w:spacing w:before="100" w:beforeAutospacing="1" w:after="100" w:afterAutospacing="1" w:line="240" w:lineRule="auto"/>
+      </w:pPr>
+      <w:r>
+        <w:t>Ignore secret files (</w:t>
+      </w:r>
+      <w:r>
+        <w:rPr>
+          <w:rStyle w:val="HTMLCode"/>
+          <w:rFonts w:eastAsiaTheme="majorEastAsia"/>
+        </w:rPr>
+        <w:t>.env</w:t>
+      </w:r>
+      <w:r>
+        <w:t xml:space="preserve">) </w:t>
+      </w:r>
+    </w:p>
+    <w:p>
+      <w:pPr>
+        <w:numPr>
+          <w:ilvl w:val="0"/>
+          <w:numId w:val="16"/>
+        </w:numPr>
+        <w:spacing w:before="100" w:beforeAutospacing="1" w:after="100" w:afterAutospacing="1" w:line="240" w:lineRule="auto"/>
+      </w:pPr>
+      <w:r>
+        <w:t>Ignore build output (</w:t>
+      </w:r>
+      <w:proofErr w:type="spellStart"/>
+      <w:r>
+        <w:rPr>
+          <w:rStyle w:val="HTMLCode"/>
+          <w:rFonts w:eastAsiaTheme="majorEastAsia"/>
+        </w:rPr>
+        <w:t>dist</w:t>
+      </w:r>
+      <w:proofErr w:type="spellEnd"/>
+      <w:r>
+        <w:t xml:space="preserve">) </w:t>
+      </w:r>
+    </w:p>
+    <w:p>
+      <w:pPr>
+        <w:numPr>
+          <w:ilvl w:val="0"/>
+          <w:numId w:val="16"/>
+        </w:numPr>
+        <w:spacing w:before="100" w:beforeAutospacing="1" w:after="100" w:afterAutospacing="1" w:line="240" w:lineRule="auto"/>
+      </w:pPr>
+      <w:r>
+        <w:lastRenderedPageBreak/>
+        <w:t>Ignore logs and temporary files</w:t>
+      </w:r>
+    </w:p>
+    <w:p>
+      <w:pPr>
+        <w:pStyle w:val="Heading2"/>
+      </w:pPr>
+      <w:r>
+        <w:t>Git Note 18 — Untracked Files</w:t>
+      </w:r>
+    </w:p>
+    <w:p>
+      <w:pPr>
+        <w:pStyle w:val="Heading3"/>
+      </w:pPr>
+      <w:r>
+        <w:t>Definition</w:t>
+      </w:r>
+    </w:p>
+    <w:p>
+      <w:pPr>
+        <w:pStyle w:val="NormalWeb"/>
+      </w:pPr>
+      <w:r>
+        <w:t xml:space="preserve">An </w:t>
+      </w:r>
+      <w:r>
+        <w:rPr>
+          <w:rStyle w:val="Strong"/>
+        </w:rPr>
+        <w:t>untracked file</w:t>
+      </w:r>
+      <w:r>
+        <w:t xml:space="preserve"> is a file that exists in the working directory but is not yet being tracked by Git.</w:t>
+      </w:r>
+    </w:p>
+    <w:p>
+      <w:pPr>
+        <w:pStyle w:val="Heading3"/>
+      </w:pPr>
+      <w:r>
+        <w:t>How does it become tracked?</w:t>
+      </w:r>
+    </w:p>
+    <w:p>
+      <w:pPr>
+        <w:pStyle w:val="HTMLPreformatted"/>
+        <w:rPr>
+          <w:rStyle w:val="HTMLCode"/>
+          <w:rFonts w:eastAsiaTheme="majorEastAsia"/>
+        </w:rPr>
+      </w:pPr>
+      <w:r>
+        <w:rPr>
+          <w:rStyle w:val="HTMLCode"/>
+          <w:rFonts w:eastAsiaTheme="majorEastAsia"/>
+        </w:rPr>
+        <w:t>Create File</w:t>
+      </w:r>
+    </w:p>
+    <w:p>
+      <w:pPr>
+        <w:pStyle w:val="HTMLPreformatted"/>
+        <w:rPr>
+          <w:rStyle w:val="HTMLCode"/>
+          <w:rFonts w:eastAsiaTheme="majorEastAsia"/>
+        </w:rPr>
+      </w:pPr>
+    </w:p>
+    <w:p>
+      <w:pPr>
+        <w:pStyle w:val="HTMLPreformatted"/>
+        <w:rPr>
+          <w:rStyle w:val="HTMLCode"/>
+          <w:rFonts w:eastAsiaTheme="majorEastAsia"/>
+        </w:rPr>
+      </w:pPr>
+      <w:r>
+        <w:rPr>
+          <w:rStyle w:val="HTMLCode"/>
+          <w:rFonts w:eastAsiaTheme="majorEastAsia"/>
+        </w:rPr>
+        <w:t>↓</w:t>
+      </w:r>
+    </w:p>
+    <w:p>
+      <w:pPr>
+        <w:pStyle w:val="HTMLPreformatted"/>
+        <w:rPr>
+          <w:rStyle w:val="HTMLCode"/>
+          <w:rFonts w:eastAsiaTheme="majorEastAsia"/>
+        </w:rPr>
+      </w:pPr>
+    </w:p>
+    <w:p>
+      <w:pPr>
+        <w:pStyle w:val="HTMLPreformatted"/>
+        <w:rPr>
+          <w:rStyle w:val="HTMLCode"/>
+          <w:rFonts w:eastAsiaTheme="majorEastAsia"/>
+        </w:rPr>
+      </w:pPr>
+      <w:r>
+        <w:rPr>
+          <w:rStyle w:val="HTMLCode"/>
+          <w:rFonts w:eastAsiaTheme="majorEastAsia"/>
+        </w:rPr>
+        <w:t>git add</w:t>
+      </w:r>
+    </w:p>
+    <w:p>
+      <w:pPr>
+        <w:pStyle w:val="HTMLPreformatted"/>
+        <w:rPr>
+          <w:rStyle w:val="HTMLCode"/>
+          <w:rFonts w:eastAsiaTheme="majorEastAsia"/>
+        </w:rPr>
+      </w:pPr>
+    </w:p>
+    <w:p>
+      <w:pPr>
+        <w:pStyle w:val="HTMLPreformatted"/>
+        <w:rPr>
+          <w:rStyle w:val="HTMLCode"/>
+          <w:rFonts w:eastAsiaTheme="majorEastAsia"/>
+        </w:rPr>
+      </w:pPr>
+      <w:r>
+        <w:rPr>
+          <w:rStyle w:val="HTMLCode"/>
+          <w:rFonts w:eastAsiaTheme="majorEastAsia"/>
+        </w:rPr>
+        <w:t>↓</w:t>
+      </w:r>
+    </w:p>
+    <w:p>
+      <w:pPr>
+        <w:pStyle w:val="HTMLPreformatted"/>
+        <w:rPr>
+          <w:rStyle w:val="HTMLCode"/>
+          <w:rFonts w:eastAsiaTheme="majorEastAsia"/>
+        </w:rPr>
+      </w:pPr>
+    </w:p>
+    <w:p>
+      <w:pPr>
+        <w:pStyle w:val="HTMLPreformatted"/>
+        <w:rPr>
+          <w:rStyle w:val="HTMLCode"/>
+          <w:rFonts w:eastAsiaTheme="majorEastAsia"/>
+        </w:rPr>
+      </w:pPr>
+      <w:r>
+        <w:rPr>
+          <w:rStyle w:val="HTMLCode"/>
+          <w:rFonts w:eastAsiaTheme="majorEastAsia"/>
+        </w:rPr>
+        <w:t>git commit</w:t>
+      </w:r>
+    </w:p>
+    <w:p>
+      <w:pPr>
+        <w:pStyle w:val="HTMLPreformatted"/>
+        <w:rPr>
+          <w:rStyle w:val="HTMLCode"/>
+          <w:rFonts w:eastAsiaTheme="majorEastAsia"/>
+        </w:rPr>
+      </w:pPr>
+    </w:p>
+    <w:p>
+      <w:pPr>
+        <w:pStyle w:val="HTMLPreformatted"/>
+        <w:rPr>
+          <w:rStyle w:val="HTMLCode"/>
+          <w:rFonts w:eastAsiaTheme="majorEastAsia"/>
+        </w:rPr>
+      </w:pPr>
+      <w:r>
+        <w:rPr>
+          <w:rStyle w:val="HTMLCode"/>
+          <w:rFonts w:eastAsiaTheme="majorEastAsia"/>
+        </w:rPr>
+        <w:t>↓</w:t>
+      </w:r>
+    </w:p>
+    <w:p>
+      <w:pPr>
+        <w:pStyle w:val="HTMLPreformatted"/>
+        <w:rPr>
+          <w:rStyle w:val="HTMLCode"/>
+          <w:rFonts w:eastAsiaTheme="majorEastAsia"/>
+        </w:rPr>
+      </w:pPr>
+    </w:p>
+    <w:p>
+      <w:pPr>
+        <w:pStyle w:val="HTMLPreformatted"/>
+      </w:pPr>
+      <w:r>
+        <w:rPr>
+          <w:rStyle w:val="HTMLCode"/>
+          <w:rFonts w:eastAsiaTheme="majorEastAsia"/>
+        </w:rPr>
+        <w:t>Tracked File</w:t>
+      </w:r>
+    </w:p>
+    <w:p>
+      <w:r>
+        <w:pict w14:anchorId="36C845D3">
+          <v:rect id="_x0000_i1063" style="width:0;height:1.5pt" o:hralign="center" o:hrstd="t" o:hr="t" fillcolor="#a0a0a0" stroked="f"/>
+        </w:pict>
+      </w:r>
+    </w:p>
+    <w:p>
+      <w:pPr>
+        <w:pStyle w:val="Heading2"/>
+      </w:pPr>
+      <w:r>
+        <w:t xml:space="preserve">Git Note 19 — </w:t>
+      </w:r>
+      <w:r>
+        <w:rPr>
+          <w:rStyle w:val="HTMLCode"/>
+          <w:rFonts w:eastAsiaTheme="majorEastAsia"/>
+        </w:rPr>
+        <w:t>.</w:t>
+      </w:r>
+      <w:proofErr w:type="spellStart"/>
+      <w:r>
+        <w:rPr>
+          <w:rStyle w:val="HTMLCode"/>
+          <w:rFonts w:eastAsiaTheme="majorEastAsia"/>
+        </w:rPr>
+        <w:t>gitignore</w:t>
+      </w:r>
+      <w:proofErr w:type="spellEnd"/>
+    </w:p>
+    <w:p>
+      <w:pPr>
+        <w:pStyle w:val="Heading3"/>
+      </w:pPr>
+      <w:r>
+        <w:t xml:space="preserve">What is </w:t>
+      </w:r>
+      <w:r>
+        <w:rPr>
+          <w:rStyle w:val="HTMLCode"/>
+          <w:rFonts w:eastAsiaTheme="majorEastAsia"/>
+        </w:rPr>
+        <w:t>.</w:t>
+      </w:r>
+      <w:proofErr w:type="spellStart"/>
+      <w:r>
+        <w:rPr>
+          <w:rStyle w:val="HTMLCode"/>
+          <w:rFonts w:eastAsiaTheme="majorEastAsia"/>
+        </w:rPr>
+        <w:t>gitignore</w:t>
+      </w:r>
+      <w:proofErr w:type="spellEnd"/>
+      <w:r>
+        <w:t>?</w:t>
+      </w:r>
+    </w:p>
+    <w:p>
+      <w:pPr>
+        <w:pStyle w:val="NormalWeb"/>
+      </w:pPr>
+      <w:r>
+        <w:t xml:space="preserve">A </w:t>
+      </w:r>
+      <w:r>
+        <w:rPr>
+          <w:rStyle w:val="HTMLCode"/>
+          <w:rFonts w:eastAsiaTheme="majorEastAsia"/>
+        </w:rPr>
+        <w:t>.</w:t>
+      </w:r>
+      <w:proofErr w:type="spellStart"/>
+      <w:r>
+        <w:rPr>
+          <w:rStyle w:val="HTMLCode"/>
+          <w:rFonts w:eastAsiaTheme="majorEastAsia"/>
+        </w:rPr>
+        <w:t>gitignore</w:t>
+      </w:r>
+      <w:proofErr w:type="spellEnd"/>
+      <w:r>
+        <w:t xml:space="preserve"> file tells Git which files and folders should </w:t>
+      </w:r>
+      <w:r>
+        <w:rPr>
+          <w:rStyle w:val="Strong"/>
+        </w:rPr>
+        <w:t>not</w:t>
+      </w:r>
+      <w:r>
+        <w:t xml:space="preserve"> be tracked.</w:t>
+      </w:r>
+    </w:p>
+    <w:p>
+      <w:pPr>
+        <w:pStyle w:val="Heading3"/>
+      </w:pPr>
+      <w:r>
+        <w:t>Why do we use it?</w:t>
+      </w:r>
+    </w:p>
+    <w:p>
+      <w:pPr>
+        <w:numPr>
+          <w:ilvl w:val="0"/>
+          <w:numId w:val="17"/>
+        </w:numPr>
+        <w:spacing w:before="100" w:beforeAutospacing="1" w:after="100" w:afterAutospacing="1" w:line="240" w:lineRule="auto"/>
+      </w:pPr>
+      <w:r>
+        <w:t>Ignore dependencies (</w:t>
+      </w:r>
+      <w:proofErr w:type="spellStart"/>
+      <w:r>
+        <w:rPr>
+          <w:rStyle w:val="HTMLCode"/>
+          <w:rFonts w:eastAsiaTheme="majorEastAsia"/>
+        </w:rPr>
+        <w:t>node_modules</w:t>
+      </w:r>
+      <w:proofErr w:type="spellEnd"/>
+      <w:r>
+        <w:t xml:space="preserve">) </w:t>
+      </w:r>
+    </w:p>
+    <w:p>
+      <w:pPr>
+        <w:numPr>
+          <w:ilvl w:val="0"/>
+          <w:numId w:val="17"/>
+        </w:numPr>
+        <w:spacing w:before="100" w:beforeAutospacing="1" w:after="100" w:afterAutospacing="1" w:line="240" w:lineRule="auto"/>
+      </w:pPr>
+      <w:r>
+        <w:t>Ignore secret files (</w:t>
+      </w:r>
+      <w:r>
+        <w:rPr>
+          <w:rStyle w:val="HTMLCode"/>
+          <w:rFonts w:eastAsiaTheme="majorEastAsia"/>
+        </w:rPr>
+        <w:t>.env</w:t>
+      </w:r>
+      <w:r>
+        <w:t xml:space="preserve">) </w:t>
+      </w:r>
+    </w:p>
+    <w:p>
+      <w:pPr>
+        <w:numPr>
+          <w:ilvl w:val="0"/>
+          <w:numId w:val="17"/>
+        </w:numPr>
+        <w:spacing w:before="100" w:beforeAutospacing="1" w:after="100" w:afterAutospacing="1" w:line="240" w:lineRule="auto"/>
+      </w:pPr>
+      <w:r>
+        <w:t>Ignore build output (</w:t>
+      </w:r>
+      <w:proofErr w:type="spellStart"/>
+      <w:r>
+        <w:rPr>
+          <w:rStyle w:val="HTMLCode"/>
+          <w:rFonts w:eastAsiaTheme="majorEastAsia"/>
+        </w:rPr>
+        <w:t>dist</w:t>
+      </w:r>
+      <w:proofErr w:type="spellEnd"/>
+      <w:r>
+        <w:t xml:space="preserve">) </w:t>
+      </w:r>
+    </w:p>
+    <w:p>
+      <w:pPr>
+        <w:numPr>
+          <w:ilvl w:val="0"/>
+          <w:numId w:val="17"/>
+        </w:numPr>
+        <w:spacing w:before="100" w:beforeAutospacing="1" w:after="100" w:afterAutospacing="1" w:line="240" w:lineRule="auto"/>
+      </w:pPr>
+      <w:r>
+        <w:t>Ignore logs and temporary files</w:t>
+      </w:r>
+    </w:p>
+    <w:p>
+      <w:pPr>
+        <w:pStyle w:val="Heading1"/>
+      </w:pPr>
+      <w:r>
+        <w:rPr>
+          <w:rFonts w:ascii="Segoe UI Emoji" w:hAnsi="Segoe UI Emoji" w:cs="Segoe UI Emoji"/>
+        </w:rPr>
+        <w:t>📘</w:t>
+      </w:r>
+      <w:r>
+        <w:t xml:space="preserve"> Interview Note 22 – </w:t>
+      </w:r>
+      <w:r>
+        <w:rPr>
+          <w:rStyle w:val="HTMLCode"/>
+        </w:rPr>
+        <w:t>git add</w:t>
+      </w:r>
+    </w:p>
+    <w:p>
+      <w:pPr>
+        <w:pStyle w:val="NormalWeb"/>
+      </w:pPr>
+      <w:r>
+        <w:rPr>
+          <w:rStyle w:val="Strong"/>
+        </w:rPr>
+        <w:t>Definition</w:t>
+      </w:r>
+    </w:p>
+    <w:p>
+      <w:pPr>
+        <w:pStyle w:val="NormalWeb"/>
+      </w:pPr>
+      <w:r>
+        <w:rPr>
+          <w:rStyle w:val="HTMLCode"/>
+        </w:rPr>
+        <w:t>git add</w:t>
+      </w:r>
+      <w:r>
+        <w:t xml:space="preserve"> moves changes from the </w:t>
+      </w:r>
+      <w:r>
+        <w:rPr>
+          <w:rStyle w:val="Strong"/>
+        </w:rPr>
+        <w:t>Working Directory</w:t>
+      </w:r>
+      <w:r>
+        <w:t xml:space="preserve"> to the </w:t>
+      </w:r>
+      <w:r>
+        <w:rPr>
+          <w:rStyle w:val="Strong"/>
+        </w:rPr>
+        <w:t>Staging Area</w:t>
+      </w:r>
+      <w:r>
+        <w:t>.</w:t>
+      </w:r>
+    </w:p>
+    <w:p>
+      <w:pPr>
+        <w:pStyle w:val="NormalWeb"/>
+      </w:pPr>
+      <w:r>
+        <w:rPr>
+          <w:rStyle w:val="Strong"/>
+        </w:rPr>
+        <w:t>Common Usage</w:t>
+      </w:r>
+    </w:p>
+    <w:p>
+      <w:pPr>
+        <w:pStyle w:val="HTMLPreformatted"/>
+        <w:rPr>
+          <w:rStyle w:val="HTMLCode"/>
+        </w:rPr>
+      </w:pPr>
+      <w:r>
+        <w:rPr>
+          <w:rStyle w:val="10"/>
+          <w:rFonts w:eastAsiaTheme="majorEastAsia"/>
+        </w:rPr>
+        <w:t>git</w:t>
+      </w:r>
+      <w:r>
+        <w:rPr>
+          <w:rStyle w:val="HTMLCode"/>
+        </w:rPr>
+        <w:t xml:space="preserve"> add README.md     </w:t>
+      </w:r>
+      <w:r>
+        <w:rPr>
+          <w:rStyle w:val="t"/>
+        </w:rPr>
+        <w:t># Stage one file</w:t>
+      </w:r>
+    </w:p>
+    <w:p>
+      <w:pPr>
+        <w:pStyle w:val="HTMLPreformatted"/>
+        <w:rPr>
+          <w:rStyle w:val="HTMLCode"/>
+        </w:rPr>
+      </w:pPr>
+      <w:r>
+        <w:rPr>
+          <w:rStyle w:val="10"/>
+          <w:rFonts w:eastAsiaTheme="majorEastAsia"/>
+        </w:rPr>
+        <w:t>git</w:t>
+      </w:r>
+      <w:r>
+        <w:rPr>
+          <w:rStyle w:val="HTMLCode"/>
+        </w:rPr>
+        <w:t xml:space="preserve"> add notes/        </w:t>
+      </w:r>
+      <w:r>
+        <w:rPr>
+          <w:rStyle w:val="t"/>
+        </w:rPr>
+        <w:t># Stage one folder</w:t>
+      </w:r>
+    </w:p>
+    <w:p>
+      <w:pPr>
+        <w:pStyle w:val="HTMLPreformatted"/>
+      </w:pPr>
+      <w:r>
+        <w:rPr>
+          <w:rStyle w:val="10"/>
+          <w:rFonts w:eastAsiaTheme="majorEastAsia"/>
+        </w:rPr>
+        <w:t>git</w:t>
+      </w:r>
+      <w:r>
+        <w:rPr>
+          <w:rStyle w:val="HTMLCode"/>
+        </w:rPr>
+        <w:t xml:space="preserve"> add .             </w:t>
+      </w:r>
+      <w:r>
+        <w:rPr>
+          <w:rStyle w:val="t"/>
+        </w:rPr>
+        <w:t># Stage all changes in the current directory</w:t>
+      </w:r>
+    </w:p>
+    <w:p>
+      <w:pPr>
+        <w:pStyle w:val="NormalWeb"/>
+      </w:pPr>
+      <w:r>
+        <w:rPr>
+          <w:rStyle w:val="Strong"/>
+        </w:rPr>
+        <w:lastRenderedPageBreak/>
+        <w:t>Important</w:t>
+      </w:r>
+    </w:p>
+    <w:p>
+      <w:pPr>
+        <w:pStyle w:val="NormalWeb"/>
+      </w:pPr>
+      <w:r>
+        <w:rPr>
+          <w:rStyle w:val="HTMLCode"/>
+        </w:rPr>
+        <w:t>git add</w:t>
+      </w:r>
+      <w:r>
+        <w:t xml:space="preserve"> </w:t>
+      </w:r>
+      <w:r>
+        <w:rPr>
+          <w:rStyle w:val="Strong"/>
+        </w:rPr>
+        <w:t>does not create a commit</w:t>
+      </w:r>
+      <w:r>
+        <w:t>. It only prepares changes for the next commit.</w:t>
+      </w:r>
+    </w:p>
+    <w:p>
+      <w:pPr>
+        <w:spacing w:before="100" w:beforeAutospacing="1" w:after="100" w:afterAutospacing="1" w:line="240" w:lineRule="auto"/>
+        <w:outlineLvl w:val="0"/>
+        <w:rPr>
+          <w:rFonts w:ascii="Times New Roman" w:eastAsia="Times New Roman" w:hAnsi="Times New Roman" w:cs="Times New Roman"/>
+          <w:b/>
+          <w:bCs/>
+          <w:kern w:val="36"/>
+          <w:sz w:val="48"/>
+          <w:szCs w:val="48"/>
+          <w:lang w:eastAsia="en-IN"/>
+        </w:rPr>
+      </w:pPr>
+      <w:r>
+        <w:rPr>
+          <w:rFonts w:ascii="Segoe UI Emoji" w:eastAsia="Times New Roman" w:hAnsi="Segoe UI Emoji" w:cs="Segoe UI Emoji"/>
+          <w:b/>
+          <w:bCs/>
+          <w:kern w:val="36"/>
+          <w:sz w:val="48"/>
+          <w:szCs w:val="48"/>
+          <w:lang w:eastAsia="en-IN"/>
+        </w:rPr>
+        <w:t>📘</w:t>
+      </w:r>
+      <w:r>
+        <w:rPr>
+          <w:rFonts w:ascii="Times New Roman" w:eastAsia="Times New Roman" w:hAnsi="Times New Roman" w:cs="Times New Roman"/>
+          <w:b/>
+          <w:bCs/>
+          <w:kern w:val="36"/>
+          <w:sz w:val="48"/>
+          <w:szCs w:val="48"/>
+          <w:lang w:eastAsia="en-IN"/>
+        </w:rPr>
+        <w:t xml:space="preserve"> Interview Note 23 – </w:t>
+      </w:r>
+      <w:r>
+        <w:rPr>
+          <w:rFonts w:ascii="Courier New" w:eastAsia="Times New Roman" w:hAnsi="Courier New" w:cs="Courier New"/>
+          <w:b/>
+          <w:bCs/>
+          <w:kern w:val="36"/>
+          <w:sz w:val="20"/>
+          <w:szCs w:val="20"/>
+          <w:lang w:eastAsia="en-IN"/>
+        </w:rPr>
+        <w:t>git status</w:t>
+      </w:r>
+      <w:r>
+        <w:rPr>
+          <w:rFonts w:ascii="Times New Roman" w:eastAsia="Times New Roman" w:hAnsi="Times New Roman" w:cs="Times New Roman"/>
+          <w:b/>
+          <w:bCs/>
+          <w:kern w:val="36"/>
+          <w:sz w:val="48"/>
+          <w:szCs w:val="48"/>
+          <w:lang w:eastAsia="en-IN"/>
+        </w:rPr>
+        <w:t xml:space="preserve"> Output</w:t>
+      </w:r>
+    </w:p>
+    <w:p>
+      <w:pPr>
+        <w:spacing w:before="100" w:beforeAutospacing="1" w:after="100" w:afterAutospacing="1" w:line="240" w:lineRule="auto"/>
+        <w:outlineLvl w:val="1"/>
+        <w:rPr>
+          <w:rFonts w:ascii="Times New Roman" w:eastAsia="Times New Roman" w:hAnsi="Times New Roman" w:cs="Times New Roman"/>
+          <w:b/>
+          <w:bCs/>
+          <w:sz w:val="36"/>
+          <w:szCs w:val="36"/>
+          <w:lang w:eastAsia="en-IN"/>
+        </w:rPr>
+      </w:pPr>
+      <w:r>
+        <w:rPr>
+          <w:rFonts w:ascii="Times New Roman" w:eastAsia="Times New Roman" w:hAnsi="Times New Roman" w:cs="Times New Roman"/>
+          <w:b/>
+          <w:bCs/>
+          <w:sz w:val="36"/>
+          <w:szCs w:val="36"/>
+          <w:lang w:eastAsia="en-IN"/>
+        </w:rPr>
+        <w:t>Untracked Files</w:t>
+      </w:r>
+    </w:p>
+    <w:p>
+      <w:pPr>
+        <w:numPr>
+          <w:ilvl w:val="0"/>
+          <w:numId w:val="18"/>
+        </w:numPr>
+        <w:spacing w:before="100" w:beforeAutospacing="1" w:after="100" w:afterAutospacing="1" w:line="240" w:lineRule="auto"/>
+        <w:rPr>
+          <w:rFonts w:ascii="Times New Roman" w:eastAsia="Times New Roman" w:hAnsi="Times New Roman" w:cs="Times New Roman"/>
+          <w:sz w:val="24"/>
+          <w:szCs w:val="24"/>
+          <w:lang w:eastAsia="en-IN"/>
+        </w:rPr>
+      </w:pPr>
+      <w:r>
+        <w:rPr>
+          <w:rFonts w:ascii="Times New Roman" w:eastAsia="Times New Roman" w:hAnsi="Times New Roman" w:cs="Times New Roman"/>
+          <w:sz w:val="24"/>
+          <w:szCs w:val="24"/>
+          <w:lang w:eastAsia="en-IN"/>
+        </w:rPr>
+        <w:t xml:space="preserve">New files that Git has never tracked. </w:t>
+      </w:r>
+    </w:p>
+    <w:p>
+      <w:pPr>
+        <w:numPr>
+          <w:ilvl w:val="0"/>
+          <w:numId w:val="18"/>
+        </w:numPr>
+        <w:spacing w:before="100" w:beforeAutospacing="1" w:after="100" w:afterAutospacing="1" w:line="240" w:lineRule="auto"/>
+        <w:rPr>
+          <w:rFonts w:ascii="Times New Roman" w:eastAsia="Times New Roman" w:hAnsi="Times New Roman" w:cs="Times New Roman"/>
+          <w:sz w:val="24"/>
+          <w:szCs w:val="24"/>
+          <w:lang w:eastAsia="en-IN"/>
+        </w:rPr>
+      </w:pPr>
+      <w:r>
+        <w:rPr>
+          <w:rFonts w:ascii="Times New Roman" w:eastAsia="Times New Roman" w:hAnsi="Times New Roman" w:cs="Times New Roman"/>
+          <w:sz w:val="24"/>
+          <w:szCs w:val="24"/>
+          <w:lang w:eastAsia="en-IN"/>
+        </w:rPr>
+        <w:t xml:space="preserve">Not staged. </w:t>
+      </w:r>
+    </w:p>
+    <w:p>
+      <w:pPr>
+        <w:numPr>
+          <w:ilvl w:val="0"/>
+          <w:numId w:val="18"/>
+        </w:numPr>
+        <w:spacing w:before="100" w:beforeAutospacing="1" w:after="100" w:afterAutospacing="1" w:line="240" w:lineRule="auto"/>
+        <w:rPr>
+          <w:rFonts w:ascii="Times New Roman" w:eastAsia="Times New Roman" w:hAnsi="Times New Roman" w:cs="Times New Roman"/>
+          <w:sz w:val="24"/>
+          <w:szCs w:val="24"/>
+          <w:lang w:eastAsia="en-IN"/>
+        </w:rPr>
+      </w:pPr>
+      <w:r>
+        <w:rPr>
+          <w:rFonts w:ascii="Times New Roman" w:eastAsia="Times New Roman" w:hAnsi="Times New Roman" w:cs="Times New Roman"/>
+          <w:sz w:val="24"/>
+          <w:szCs w:val="24"/>
+          <w:lang w:eastAsia="en-IN"/>
+        </w:rPr>
+        <w:t xml:space="preserve">Not part of any commit. </w:t>
+      </w:r>
+    </w:p>
+    <w:p>
+      <w:pPr>
+        <w:spacing w:after="0" w:line="240" w:lineRule="auto"/>
+        <w:rPr>
+          <w:rFonts w:ascii="Times New Roman" w:eastAsia="Times New Roman" w:hAnsi="Times New Roman" w:cs="Times New Roman"/>
+          <w:sz w:val="24"/>
+          <w:szCs w:val="24"/>
+          <w:lang w:eastAsia="en-IN"/>
+        </w:rPr>
+      </w:pPr>
+      <w:r>
+        <w:rPr>
+          <w:rFonts w:ascii="Times New Roman" w:eastAsia="Times New Roman" w:hAnsi="Times New Roman" w:cs="Times New Roman"/>
+          <w:sz w:val="24"/>
+          <w:szCs w:val="24"/>
+          <w:lang w:eastAsia="en-IN"/>
+        </w:rPr>
+        <w:pict w14:anchorId="21709021">
+          <v:rect id="_x0000_i1064" style="width:0;height:1.5pt" o:hralign="center" o:hrstd="t" o:hr="t" fillcolor="#a0a0a0" stroked="f"/>
+        </w:pict>
+      </w:r>
+    </w:p>
+    <w:p>
+      <w:pPr>
+        <w:spacing w:before="100" w:beforeAutospacing="1" w:after="100" w:afterAutospacing="1" w:line="240" w:lineRule="auto"/>
+        <w:outlineLvl w:val="1"/>
+        <w:rPr>
+          <w:rFonts w:ascii="Times New Roman" w:eastAsia="Times New Roman" w:hAnsi="Times New Roman" w:cs="Times New Roman"/>
+          <w:b/>
+          <w:bCs/>
+          <w:sz w:val="36"/>
+          <w:szCs w:val="36"/>
+          <w:lang w:eastAsia="en-IN"/>
+        </w:rPr>
+      </w:pPr>
+      <w:r>
+        <w:rPr>
+          <w:rFonts w:ascii="Times New Roman" w:eastAsia="Times New Roman" w:hAnsi="Times New Roman" w:cs="Times New Roman"/>
+          <w:b/>
+          <w:bCs/>
+          <w:sz w:val="36"/>
+          <w:szCs w:val="36"/>
+          <w:lang w:eastAsia="en-IN"/>
+        </w:rPr>
+        <w:t>Changes to be committed</w:t>
+      </w:r>
+    </w:p>
+    <w:p>
+      <w:pPr>
+        <w:numPr>
+          <w:ilvl w:val="0"/>
+          <w:numId w:val="19"/>
+        </w:numPr>
+        <w:spacing w:before="100" w:beforeAutospacing="1" w:after="100" w:afterAutospacing="1" w:line="240" w:lineRule="auto"/>
+        <w:rPr>
+          <w:rFonts w:ascii="Times New Roman" w:eastAsia="Times New Roman" w:hAnsi="Times New Roman" w:cs="Times New Roman"/>
+          <w:sz w:val="24"/>
+          <w:szCs w:val="24"/>
+          <w:lang w:eastAsia="en-IN"/>
+        </w:rPr>
+      </w:pPr>
+      <w:r>
+        <w:rPr>
+          <w:rFonts w:ascii="Times New Roman" w:eastAsia="Times New Roman" w:hAnsi="Times New Roman" w:cs="Times New Roman"/>
+          <w:sz w:val="24"/>
+          <w:szCs w:val="24"/>
+          <w:lang w:eastAsia="en-IN"/>
+        </w:rPr>
+        <w:t xml:space="preserve">Files in the </w:t>
+      </w:r>
+      <w:r>
+        <w:rPr>
+          <w:rFonts w:ascii="Times New Roman" w:eastAsia="Times New Roman" w:hAnsi="Times New Roman" w:cs="Times New Roman"/>
+          <w:b/>
+          <w:bCs/>
+          <w:sz w:val="24"/>
+          <w:szCs w:val="24"/>
+          <w:lang w:eastAsia="en-IN"/>
+        </w:rPr>
+        <w:t>Staging Area</w:t>
+      </w:r>
+      <w:r>
+        <w:rPr>
+          <w:rFonts w:ascii="Times New Roman" w:eastAsia="Times New Roman" w:hAnsi="Times New Roman" w:cs="Times New Roman"/>
+          <w:sz w:val="24"/>
+          <w:szCs w:val="24"/>
+          <w:lang w:eastAsia="en-IN"/>
+        </w:rPr>
+        <w:t xml:space="preserve">. </w:t>
+      </w:r>
+    </w:p>
+    <w:p>
+      <w:pPr>
+        <w:numPr>
+          <w:ilvl w:val="0"/>
+          <w:numId w:val="19"/>
+        </w:numPr>
+        <w:spacing w:before="100" w:beforeAutospacing="1" w:after="100" w:afterAutospacing="1" w:line="240" w:lineRule="auto"/>
+        <w:rPr>
+          <w:rFonts w:ascii="Times New Roman" w:eastAsia="Times New Roman" w:hAnsi="Times New Roman" w:cs="Times New Roman"/>
+          <w:sz w:val="24"/>
+          <w:szCs w:val="24"/>
+          <w:lang w:eastAsia="en-IN"/>
+        </w:rPr>
+      </w:pPr>
+      <w:r>
+        <w:rPr>
+          <w:rFonts w:ascii="Times New Roman" w:eastAsia="Times New Roman" w:hAnsi="Times New Roman" w:cs="Times New Roman"/>
+          <w:sz w:val="24"/>
+          <w:szCs w:val="24"/>
+          <w:lang w:eastAsia="en-IN"/>
+        </w:rPr>
+        <w:t>Ready to be included in the next commit.</w:t>
+      </w:r>
+    </w:p>
+    <w:p>
+      <w:pPr>
+        <w:pStyle w:val="Heading1"/>
+      </w:pPr>
+      <w:r>
+        <w:rPr>
+          <w:rFonts w:ascii="Segoe UI Emoji" w:hAnsi="Segoe UI Emoji" w:cs="Segoe UI Emoji"/>
+        </w:rPr>
+        <w:t>📘</w:t>
+      </w:r>
+      <w:r>
+        <w:t xml:space="preserve"> Interview Note 24 – Commit Message</w:t>
+      </w:r>
+    </w:p>
+    <w:p>
+      <w:pPr>
+        <w:pStyle w:val="Heading3"/>
+      </w:pPr>
+      <w:r>
+        <w:t>What is a commit message?</w:t>
+      </w:r>
+    </w:p>
+    <w:p>
+      <w:pPr>
+        <w:pStyle w:val="NormalWeb"/>
+      </w:pPr>
+      <w:r>
+        <w:t xml:space="preserve">A commit message is a short description explaining </w:t>
+      </w:r>
+      <w:r>
+        <w:rPr>
+          <w:rStyle w:val="Strong"/>
+        </w:rPr>
+        <w:t>what changes were made</w:t>
+      </w:r>
+      <w:r>
+        <w:t xml:space="preserve"> in that commit.</w:t>
+      </w:r>
+    </w:p>
+    <w:p>
+      <w:pPr>
+        <w:pStyle w:val="Heading3"/>
+      </w:pPr>
+      <w:r>
+        <w:t>Good Examples</w:t>
+      </w:r>
+    </w:p>
+    <w:p>
+      <w:pPr>
+        <w:pStyle w:val="HTMLPreformatted"/>
+        <w:rPr>
+          <w:rStyle w:val="HTMLCode"/>
+          <w:rFonts w:eastAsiaTheme="majorEastAsia"/>
+        </w:rPr>
+      </w:pPr>
+      <w:r>
+        <w:rPr>
+          <w:rStyle w:val="HTMLCode"/>
+          <w:rFonts w:eastAsiaTheme="majorEastAsia"/>
+        </w:rPr>
+        <w:t>Initialize project structure</w:t>
+      </w:r>
+    </w:p>
+    <w:p>
+      <w:pPr>
+        <w:pStyle w:val="HTMLPreformatted"/>
+        <w:rPr>
+          <w:rStyle w:val="HTMLCode"/>
+          <w:rFonts w:eastAsiaTheme="majorEastAsia"/>
+        </w:rPr>
+      </w:pPr>
+    </w:p>
+    <w:p>
+      <w:pPr>
+        <w:pStyle w:val="HTMLPreformatted"/>
+        <w:rPr>
+          <w:rStyle w:val="HTMLCode"/>
+          <w:rFonts w:eastAsiaTheme="majorEastAsia"/>
+        </w:rPr>
+      </w:pPr>
+      <w:r>
+        <w:rPr>
+          <w:rStyle w:val="HTMLCode"/>
+          <w:rFonts w:eastAsiaTheme="majorEastAsia"/>
+        </w:rPr>
+        <w:t>Setup Express server</w:t>
+      </w:r>
+    </w:p>
+    <w:p>
+      <w:pPr>
+        <w:pStyle w:val="HTMLPreformatted"/>
+        <w:rPr>
+          <w:rStyle w:val="HTMLCode"/>
+          <w:rFonts w:eastAsiaTheme="majorEastAsia"/>
+        </w:rPr>
+      </w:pPr>
+    </w:p>
+    <w:p>
+      <w:pPr>
+        <w:pStyle w:val="HTMLPreformatted"/>
+        <w:rPr>
+          <w:rStyle w:val="HTMLCode"/>
+          <w:rFonts w:eastAsiaTheme="majorEastAsia"/>
+        </w:rPr>
+      </w:pPr>
+      <w:r>
+        <w:rPr>
+          <w:rStyle w:val="HTMLCode"/>
+          <w:rFonts w:eastAsiaTheme="majorEastAsia"/>
+        </w:rPr>
+        <w:t>Connect MongoDB Atlas</w:t>
+      </w:r>
+    </w:p>
+    <w:p>
+      <w:pPr>
+        <w:pStyle w:val="HTMLPreformatted"/>
+        <w:rPr>
+          <w:rStyle w:val="HTMLCode"/>
+          <w:rFonts w:eastAsiaTheme="majorEastAsia"/>
+        </w:rPr>
+      </w:pPr>
+    </w:p>
+    <w:p>
+      <w:pPr>
+        <w:pStyle w:val="HTMLPreformatted"/>
+        <w:rPr>
+          <w:rStyle w:val="HTMLCode"/>
+          <w:rFonts w:eastAsiaTheme="majorEastAsia"/>
+        </w:rPr>
+      </w:pPr>
+      <w:r>
+        <w:rPr>
+          <w:rStyle w:val="HTMLCode"/>
+          <w:rFonts w:eastAsiaTheme="majorEastAsia"/>
+        </w:rPr>
+        <w:t>Implement user registration</w:t>
+      </w:r>
+    </w:p>
+    <w:p>
+      <w:pPr>
+        <w:pStyle w:val="HTMLPreformatted"/>
+        <w:rPr>
+          <w:rStyle w:val="HTMLCode"/>
+          <w:rFonts w:eastAsiaTheme="majorEastAsia"/>
+        </w:rPr>
+      </w:pPr>
+    </w:p>
+    <w:p>
+      <w:pPr>
+        <w:pStyle w:val="HTMLPreformatted"/>
+      </w:pPr>
+      <w:r>
+        <w:rPr>
+          <w:rStyle w:val="HTMLCode"/>
+          <w:rFonts w:eastAsiaTheme="majorEastAsia"/>
+        </w:rPr>
+        <w:t>Add JWT authentication</w:t>
+      </w:r>
+    </w:p>
+    <w:p>
+      <w:pPr>
+        <w:pStyle w:val="Heading3"/>
+      </w:pPr>
+      <w:r>
+        <w:t>Bad Examples</w:t>
+      </w:r>
+    </w:p>
+    <w:p>
+      <w:pPr>
+        <w:pStyle w:val="HTMLPreformatted"/>
+        <w:rPr>
+          <w:rStyle w:val="HTMLCode"/>
+          <w:rFonts w:eastAsiaTheme="majorEastAsia"/>
+        </w:rPr>
+      </w:pPr>
+      <w:r>
+        <w:rPr>
+          <w:rStyle w:val="HTMLCode"/>
+          <w:rFonts w:eastAsiaTheme="majorEastAsia"/>
+        </w:rPr>
+        <w:t>Update</w:t>
+      </w:r>
+    </w:p>
+    <w:p>
+      <w:pPr>
+        <w:pStyle w:val="HTMLPreformatted"/>
+        <w:rPr>
+          <w:rStyle w:val="HTMLCode"/>
+          <w:rFonts w:eastAsiaTheme="majorEastAsia"/>
+        </w:rPr>
+      </w:pPr>
+    </w:p>
+    <w:p>
+      <w:pPr>
+        <w:pStyle w:val="HTMLPreformatted"/>
+        <w:rPr>
+          <w:rStyle w:val="HTMLCode"/>
+          <w:rFonts w:eastAsiaTheme="majorEastAsia"/>
+        </w:rPr>
+      </w:pPr>
+      <w:r>
+        <w:rPr>
+          <w:rStyle w:val="HTMLCode"/>
+          <w:rFonts w:eastAsiaTheme="majorEastAsia"/>
+        </w:rPr>
+        <w:t>Done</w:t>
+      </w:r>
+    </w:p>
+    <w:p>
+      <w:pPr>
+        <w:pStyle w:val="HTMLPreformatted"/>
+        <w:rPr>
+          <w:rStyle w:val="HTMLCode"/>
+          <w:rFonts w:eastAsiaTheme="majorEastAsia"/>
+        </w:rPr>
+      </w:pPr>
+    </w:p>
+    <w:p>
+      <w:pPr>
+        <w:pStyle w:val="HTMLPreformatted"/>
+        <w:rPr>
+          <w:rStyle w:val="HTMLCode"/>
+          <w:rFonts w:eastAsiaTheme="majorEastAsia"/>
+        </w:rPr>
+      </w:pPr>
+      <w:r>
+        <w:rPr>
+          <w:rStyle w:val="HTMLCode"/>
+          <w:rFonts w:eastAsiaTheme="majorEastAsia"/>
+        </w:rPr>
+        <w:t>Final</w:t>
+      </w:r>
+    </w:p>
+    <w:p>
+      <w:pPr>
+        <w:pStyle w:val="HTMLPreformatted"/>
+        <w:rPr>
+          <w:rStyle w:val="HTMLCode"/>
+          <w:rFonts w:eastAsiaTheme="majorEastAsia"/>
+        </w:rPr>
+      </w:pPr>
+    </w:p>
+    <w:p>
+      <w:pPr>
+        <w:pStyle w:val="HTMLPreformatted"/>
+        <w:rPr>
+          <w:rStyle w:val="HTMLCode"/>
+          <w:rFonts w:eastAsiaTheme="majorEastAsia"/>
+        </w:rPr>
+      </w:pPr>
+      <w:r>
+        <w:rPr>
+          <w:rStyle w:val="HTMLCode"/>
+          <w:rFonts w:eastAsiaTheme="majorEastAsia"/>
+        </w:rPr>
+        <w:t>Changes</w:t>
+      </w:r>
+    </w:p>
+    <w:p>
+      <w:pPr>
+        <w:pStyle w:val="HTMLPreformatted"/>
+        <w:rPr>
+          <w:rStyle w:val="HTMLCode"/>
+          <w:rFonts w:eastAsiaTheme="majorEastAsia"/>
+        </w:rPr>
+      </w:pPr>
+    </w:p>
+    <w:p>
+      <w:pPr>
+        <w:pStyle w:val="HTMLPreformatted"/>
+      </w:pPr>
+      <w:r>
+        <w:rPr>
+          <w:rStyle w:val="HTMLCode"/>
+          <w:rFonts w:eastAsiaTheme="majorEastAsia"/>
+        </w:rPr>
+        <w:t>Test</w:t>
+      </w:r>
+    </w:p>
+    <w:p>
+      <w:pPr>
+        <w:pStyle w:val="NormalWeb"/>
+      </w:pPr>
+      <w:r>
+        <w:t xml:space="preserve">A good commit message should describe </w:t>
+      </w:r>
+      <w:r>
+        <w:rPr>
+          <w:rStyle w:val="Strong"/>
+        </w:rPr>
+        <w:t>what changed</w:t>
+      </w:r>
+      <w:r>
+        <w:t xml:space="preserve">, not just that </w:t>
+      </w:r>
+      <w:r>
+        <w:rPr>
+          <w:rStyle w:val="Emphasis"/>
+        </w:rPr>
+        <w:t>something</w:t>
+      </w:r>
+      <w:r>
+        <w:t xml:space="preserve"> changed.</w:t>
+      </w:r>
+    </w:p>
+    <w:p>
+      <w:pPr>
+        <w:pStyle w:val="Heading1"/>
+      </w:pPr>
+      <w:r>
+        <w:lastRenderedPageBreak/>
+        <w:t>Interview Note 25 – Local vs Remote Repository</w:t>
+      </w:r>
+    </w:p>
+    <w:p>
+      <w:pPr>
+        <w:pStyle w:val="Heading3"/>
+      </w:pPr>
+      <w:r>
+        <w:t>Local Repository</w:t>
+      </w:r>
+    </w:p>
+    <w:p>
+      <w:pPr>
+        <w:numPr>
+          <w:ilvl w:val="0"/>
+          <w:numId w:val="20"/>
+        </w:numPr>
+        <w:spacing w:before="100" w:beforeAutospacing="1" w:after="100" w:afterAutospacing="1" w:line="240" w:lineRule="auto"/>
+      </w:pPr>
+      <w:r>
+        <w:t xml:space="preserve">Exists on your computer. </w:t>
+      </w:r>
+    </w:p>
+    <w:p>
+      <w:pPr>
+        <w:numPr>
+          <w:ilvl w:val="0"/>
+          <w:numId w:val="20"/>
+        </w:numPr>
+        <w:spacing w:before="100" w:beforeAutospacing="1" w:after="100" w:afterAutospacing="1" w:line="240" w:lineRule="auto"/>
+      </w:pPr>
+      <w:r>
+        <w:t xml:space="preserve">Stores commits locally. </w:t>
+      </w:r>
+    </w:p>
+    <w:p>
+      <w:pPr>
+        <w:numPr>
+          <w:ilvl w:val="0"/>
+          <w:numId w:val="20"/>
+        </w:numPr>
+        <w:spacing w:before="100" w:beforeAutospacing="1" w:after="100" w:afterAutospacing="1" w:line="240" w:lineRule="auto"/>
+      </w:pPr>
+      <w:r>
+        <w:t xml:space="preserve">Works offline. </w:t>
+      </w:r>
+    </w:p>
+    <w:p>
+      <w:pPr>
+        <w:pStyle w:val="Heading3"/>
+      </w:pPr>
+      <w:r>
+        <w:t>Remote Repository</w:t>
+      </w:r>
+    </w:p>
+    <w:p>
+      <w:pPr>
+        <w:numPr>
+          <w:ilvl w:val="0"/>
+          <w:numId w:val="21"/>
+        </w:numPr>
+        <w:spacing w:before="100" w:beforeAutospacing="1" w:after="100" w:afterAutospacing="1" w:line="240" w:lineRule="auto"/>
+      </w:pPr>
+      <w:r>
+        <w:t xml:space="preserve">Stored on GitHub (or GitLab/Bitbucket). </w:t>
+      </w:r>
+    </w:p>
+    <w:p>
+      <w:pPr>
+        <w:numPr>
+          <w:ilvl w:val="0"/>
+          <w:numId w:val="21"/>
+        </w:numPr>
+        <w:spacing w:before="100" w:beforeAutospacing="1" w:after="100" w:afterAutospacing="1" w:line="240" w:lineRule="auto"/>
+      </w:pPr>
+      <w:r>
+        <w:t xml:space="preserve">Used for backup and collaboration. </w:t>
+      </w:r>
+    </w:p>
+    <w:p>
+      <w:pPr>
+        <w:numPr>
+          <w:ilvl w:val="0"/>
+          <w:numId w:val="21"/>
+        </w:numPr>
+        <w:spacing w:before="100" w:beforeAutospacing="1" w:after="100" w:afterAutospacing="1" w:line="240" w:lineRule="auto"/>
+      </w:pPr>
+      <w:r>
+        <w:t xml:space="preserve">Updated using </w:t>
+      </w:r>
+      <w:r>
+        <w:rPr>
+          <w:rStyle w:val="HTMLCode"/>
+          <w:rFonts w:eastAsiaTheme="minorHAnsi"/>
+        </w:rPr>
+        <w:t>git push</w:t>
+      </w:r>
+      <w:r>
+        <w:t>.</w:t>
+      </w:r>
+    </w:p>
+    <w:p>
+      <w:pPr>
+        <w:pStyle w:val="Heading1"/>
+      </w:pPr>
+      <w:r>
+        <w:t>Interview Note 26 – Remote Repository</w:t>
+      </w:r>
+    </w:p>
+    <w:p>
+      <w:pPr>
+        <w:pStyle w:val="Heading3"/>
+      </w:pPr>
+      <w:r>
+        <w:t>What is a remote?</w:t>
+      </w:r>
+    </w:p>
+    <w:p>
+      <w:pPr>
+        <w:pStyle w:val="NormalWeb"/>
+      </w:pPr>
+      <w:r>
+        <w:t>A remote is another Git repository stored on a server (such as GitHub) that your local repository can communicate with.</w:t>
+      </w:r>
+    </w:p>
+    <w:p>
+      <w:pPr>
+        <w:pStyle w:val="Heading3"/>
+      </w:pPr>
+      <w:r>
+        <w:t xml:space="preserve">What is </w:t>
+      </w:r>
+      <w:r>
+        <w:rPr>
+          <w:rStyle w:val="HTMLCode"/>
+          <w:rFonts w:eastAsiaTheme="majorEastAsia"/>
+        </w:rPr>
+        <w:t>origin</w:t>
+      </w:r>
+      <w:r>
+        <w:t>?</w:t>
+      </w:r>
+    </w:p>
+    <w:p>
+      <w:pPr>
+        <w:pStyle w:val="NormalWeb"/>
+      </w:pPr>
+      <w:r>
+        <w:rPr>
+          <w:rStyle w:val="HTMLCode"/>
+        </w:rPr>
+        <w:t>origin</w:t>
+      </w:r>
+      <w:r>
+        <w:t xml:space="preserve"> is the </w:t>
+      </w:r>
+      <w:r>
+        <w:rPr>
+          <w:rStyle w:val="Strong"/>
+        </w:rPr>
+        <w:t>default nickname</w:t>
+      </w:r>
+      <w:r>
+        <w:t xml:space="preserve"> given to the remote repository. It is </w:t>
+      </w:r>
+      <w:r>
+        <w:rPr>
+          <w:rStyle w:val="Strong"/>
+        </w:rPr>
+        <w:t>not a reserved keyword</w:t>
+      </w:r>
+      <w:r>
+        <w:t>—it's simply a widely used convention.</w:t>
+      </w:r>
+    </w:p>
+    <w:p>
+      <w:pPr>
+        <w:spacing w:before="100" w:beforeAutospacing="1" w:after="100" w:afterAutospacing="1" w:line="240" w:lineRule="auto"/>
+        <w:outlineLvl w:val="1"/>
+        <w:rPr>
+          <w:rFonts w:ascii="Times New Roman" w:eastAsia="Times New Roman" w:hAnsi="Times New Roman" w:cs="Times New Roman"/>
+          <w:b/>
+          <w:bCs/>
+          <w:sz w:val="36"/>
+          <w:szCs w:val="36"/>
+          <w:lang w:eastAsia="en-IN"/>
+        </w:rPr>
+      </w:pPr>
+      <w:r>
+        <w:rPr>
+          <w:rFonts w:ascii="Segoe UI Emoji" w:eastAsia="Times New Roman" w:hAnsi="Segoe UI Emoji" w:cs="Segoe UI Emoji"/>
+          <w:b/>
+          <w:bCs/>
+          <w:sz w:val="36"/>
+          <w:szCs w:val="36"/>
+          <w:lang w:eastAsia="en-IN"/>
+        </w:rPr>
+        <w:t>📘</w:t>
+      </w:r>
+      <w:r>
+        <w:rPr>
+          <w:rFonts w:ascii="Times New Roman" w:eastAsia="Times New Roman" w:hAnsi="Times New Roman" w:cs="Times New Roman"/>
+          <w:b/>
+          <w:bCs/>
+          <w:sz w:val="36"/>
+          <w:szCs w:val="36"/>
+          <w:lang w:eastAsia="en-IN"/>
+        </w:rPr>
+        <w:t xml:space="preserve"> Interview Note 27 – Multiple Remotes</w:t>
+      </w:r>
+    </w:p>
+    <w:p>
+      <w:pPr>
+        <w:spacing w:before="100" w:beforeAutospacing="1" w:after="100" w:afterAutospacing="1" w:line="240" w:lineRule="auto"/>
+        <w:rPr>
+          <w:rFonts w:ascii="Times New Roman" w:eastAsia="Times New Roman" w:hAnsi="Times New Roman" w:cs="Times New Roman"/>
+          <w:sz w:val="24"/>
+          <w:szCs w:val="24"/>
+          <w:lang w:eastAsia="en-IN"/>
+        </w:rPr>
+      </w:pPr>
+      <w:r>
+        <w:rPr>
+          <w:rFonts w:ascii="Times New Roman" w:eastAsia="Times New Roman" w:hAnsi="Times New Roman" w:cs="Times New Roman"/>
+          <w:sz w:val="24"/>
+          <w:szCs w:val="24"/>
+          <w:lang w:eastAsia="en-IN"/>
+        </w:rPr>
+        <w:t xml:space="preserve">A Git repository can have </w:t>
+      </w:r>
+      <w:r>
+        <w:rPr>
+          <w:rFonts w:ascii="Times New Roman" w:eastAsia="Times New Roman" w:hAnsi="Times New Roman" w:cs="Times New Roman"/>
+          <w:b/>
+          <w:bCs/>
+          <w:sz w:val="24"/>
+          <w:szCs w:val="24"/>
+          <w:lang w:eastAsia="en-IN"/>
+        </w:rPr>
+        <w:t>multiple remotes</w:t>
+      </w:r>
+      <w:r>
+        <w:rPr>
+          <w:rFonts w:ascii="Times New Roman" w:eastAsia="Times New Roman" w:hAnsi="Times New Roman" w:cs="Times New Roman"/>
+          <w:sz w:val="24"/>
+          <w:szCs w:val="24"/>
+          <w:lang w:eastAsia="en-IN"/>
+        </w:rPr>
+        <w:t>.</w:t>
+      </w:r>
+    </w:p>
+    <w:p>
+      <w:pPr>
+        <w:spacing w:before="100" w:beforeAutospacing="1" w:after="100" w:afterAutospacing="1" w:line="240" w:lineRule="auto"/>
+        <w:rPr>
+          <w:rFonts w:ascii="Times New Roman" w:eastAsia="Times New Roman" w:hAnsi="Times New Roman" w:cs="Times New Roman"/>
+          <w:sz w:val="24"/>
+          <w:szCs w:val="24"/>
+          <w:lang w:eastAsia="en-IN"/>
+        </w:rPr>
+      </w:pPr>
+      <w:r>
+        <w:rPr>
+          <w:rFonts w:ascii="Times New Roman" w:eastAsia="Times New Roman" w:hAnsi="Times New Roman" w:cs="Times New Roman"/>
+          <w:sz w:val="24"/>
+          <w:szCs w:val="24"/>
+          <w:lang w:eastAsia="en-IN"/>
+        </w:rPr>
+        <w:t>Examples:</w:t>
+      </w:r>
+    </w:p>
+    <w:p>
+      <w:pPr>
+        <w:numPr>
+          <w:ilvl w:val="0"/>
+          <w:numId w:val="22"/>
+        </w:numPr>
+        <w:spacing w:before="100" w:beforeAutospacing="1" w:after="100" w:afterAutospacing="1" w:line="240" w:lineRule="auto"/>
+        <w:rPr>
+          <w:rFonts w:ascii="Times New Roman" w:eastAsia="Times New Roman" w:hAnsi="Times New Roman" w:cs="Times New Roman"/>
+          <w:sz w:val="24"/>
+          <w:szCs w:val="24"/>
+          <w:lang w:eastAsia="en-IN"/>
+        </w:rPr>
+      </w:pPr>
+      <w:r>
+        <w:rPr>
+          <w:rFonts w:ascii="Courier New" w:eastAsia="Times New Roman" w:hAnsi="Courier New" w:cs="Courier New"/>
+          <w:sz w:val="20"/>
+          <w:szCs w:val="20"/>
+          <w:lang w:eastAsia="en-IN"/>
+        </w:rPr>
+        <w:t>origin</w:t>
+      </w:r>
+      <w:r>
+        <w:rPr>
+          <w:rFonts w:ascii="Times New Roman" w:eastAsia="Times New Roman" w:hAnsi="Times New Roman" w:cs="Times New Roman"/>
+          <w:sz w:val="24"/>
+          <w:szCs w:val="24"/>
+          <w:lang w:eastAsia="en-IN"/>
+        </w:rPr>
+        <w:t xml:space="preserve"> → Your GitHub repository </w:t>
+      </w:r>
+    </w:p>
+    <w:p>
+      <w:pPr>
+        <w:numPr>
+          <w:ilvl w:val="0"/>
+          <w:numId w:val="22"/>
+        </w:numPr>
+        <w:spacing w:before="100" w:beforeAutospacing="1" w:after="100" w:afterAutospacing="1" w:line="240" w:lineRule="auto"/>
+        <w:rPr>
+          <w:rFonts w:ascii="Times New Roman" w:eastAsia="Times New Roman" w:hAnsi="Times New Roman" w:cs="Times New Roman"/>
+          <w:sz w:val="24"/>
+          <w:szCs w:val="24"/>
+          <w:lang w:eastAsia="en-IN"/>
+        </w:rPr>
+      </w:pPr>
+      <w:r>
+        <w:rPr>
+          <w:rFonts w:ascii="Courier New" w:eastAsia="Times New Roman" w:hAnsi="Courier New" w:cs="Courier New"/>
+          <w:sz w:val="20"/>
+          <w:szCs w:val="20"/>
+          <w:lang w:eastAsia="en-IN"/>
+        </w:rPr>
+        <w:t>upstream</w:t>
+      </w:r>
+      <w:r>
+        <w:rPr>
+          <w:rFonts w:ascii="Times New Roman" w:eastAsia="Times New Roman" w:hAnsi="Times New Roman" w:cs="Times New Roman"/>
+          <w:sz w:val="24"/>
+          <w:szCs w:val="24"/>
+          <w:lang w:eastAsia="en-IN"/>
+        </w:rPr>
+        <w:t xml:space="preserve"> → Original project you forked from </w:t>
+      </w:r>
+    </w:p>
+    <w:p>
+      <w:pPr>
+        <w:numPr>
+          <w:ilvl w:val="0"/>
+          <w:numId w:val="22"/>
+        </w:numPr>
+        <w:spacing w:before="100" w:beforeAutospacing="1" w:after="100" w:afterAutospacing="1" w:line="240" w:lineRule="auto"/>
+        <w:rPr>
+          <w:rFonts w:ascii="Times New Roman" w:eastAsia="Times New Roman" w:hAnsi="Times New Roman" w:cs="Times New Roman"/>
+          <w:sz w:val="24"/>
+          <w:szCs w:val="24"/>
+          <w:lang w:eastAsia="en-IN"/>
+        </w:rPr>
+      </w:pPr>
+      <w:r>
+        <w:rPr>
+          <w:rFonts w:ascii="Courier New" w:eastAsia="Times New Roman" w:hAnsi="Courier New" w:cs="Courier New"/>
+          <w:sz w:val="20"/>
+          <w:szCs w:val="20"/>
+          <w:lang w:eastAsia="en-IN"/>
+        </w:rPr>
+        <w:t>backup</w:t>
+      </w:r>
+      <w:r>
+        <w:rPr>
+          <w:rFonts w:ascii="Times New Roman" w:eastAsia="Times New Roman" w:hAnsi="Times New Roman" w:cs="Times New Roman"/>
+          <w:sz w:val="24"/>
+          <w:szCs w:val="24"/>
+          <w:lang w:eastAsia="en-IN"/>
+        </w:rPr>
+        <w:t xml:space="preserve"> → Another remote used for backup </w:t>
+      </w:r>
+    </w:p>
+    <w:p>
+      <w:pPr>
+        <w:spacing w:before="100" w:beforeAutospacing="1" w:after="100" w:afterAutospacing="1" w:line="240" w:lineRule="auto"/>
+        <w:rPr>
+          <w:rFonts w:ascii="Times New Roman" w:eastAsia="Times New Roman" w:hAnsi="Times New Roman" w:cs="Times New Roman"/>
+          <w:sz w:val="24"/>
+          <w:szCs w:val="24"/>
+          <w:lang w:eastAsia="en-IN"/>
+        </w:rPr>
+      </w:pPr>
+      <w:r>
+        <w:rPr>
+          <w:rFonts w:ascii="Times New Roman" w:eastAsia="Times New Roman" w:hAnsi="Times New Roman" w:cs="Times New Roman"/>
+          <w:sz w:val="24"/>
+          <w:szCs w:val="24"/>
+          <w:lang w:eastAsia="en-IN"/>
+        </w:rPr>
+        <w:t>Each remote has a different purpose, and Git lets you choose which one to push to or pull from.</w:t>
+      </w:r>
+    </w:p>
+    <w:p>
+      <w:pPr>
+        <w:pStyle w:val="Heading2"/>
+      </w:pPr>
+      <w:r>
+        <w:rPr>
+          <w:rFonts w:ascii="Segoe UI Emoji" w:hAnsi="Segoe UI Emoji" w:cs="Segoe UI Emoji"/>
+        </w:rPr>
+        <w:t>📘</w:t>
+      </w:r>
+      <w:r>
+        <w:t xml:space="preserve"> Interview Note 28 – </w:t>
+      </w:r>
+      <w:r>
+        <w:rPr>
+          <w:rStyle w:val="HTMLCode"/>
+        </w:rPr>
+        <w:t>git remote -v</w:t>
+      </w:r>
+    </w:p>
+    <w:p>
+      <w:pPr>
+        <w:pStyle w:val="NormalWeb"/>
+      </w:pPr>
+      <w:r>
+        <w:rPr>
+          <w:rStyle w:val="Strong"/>
+        </w:rPr>
+        <w:t>Command:</w:t>
+      </w:r>
+    </w:p>
+    <w:p>
+      <w:pPr>
+        <w:pStyle w:val="HTMLPreformatted"/>
+      </w:pPr>
+      <w:r>
+        <w:rPr>
+          <w:rStyle w:val="10"/>
+          <w:rFonts w:eastAsiaTheme="majorEastAsia"/>
+        </w:rPr>
+        <w:t>git</w:t>
+      </w:r>
+      <w:r>
+        <w:rPr>
+          <w:rStyle w:val="HTMLCode"/>
+        </w:rPr>
+        <w:t xml:space="preserve"> remote </w:t>
+      </w:r>
+      <w:r>
+        <w:rPr>
+          <w:rStyle w:val="12"/>
+        </w:rPr>
+        <w:t>-v</w:t>
+      </w:r>
+    </w:p>
+    <w:p>
+      <w:pPr>
+        <w:pStyle w:val="NormalWeb"/>
+      </w:pPr>
+      <w:r>
+        <w:rPr>
+          <w:rStyle w:val="Strong"/>
+        </w:rPr>
+        <w:lastRenderedPageBreak/>
+        <w:t>Purpose:</w:t>
+      </w:r>
+    </w:p>
+    <w:p>
+      <w:pPr>
+        <w:pStyle w:val="NormalWeb"/>
+      </w:pPr>
+      <w:r>
+        <w:t>Displays all configured remote repositories along with their URLs.</w:t>
+      </w:r>
+    </w:p>
+    <w:p>
+      <w:pPr>
+        <w:pStyle w:val="NormalWeb"/>
+      </w:pPr>
+      <w:r>
+        <w:rPr>
+          <w:rStyle w:val="Strong"/>
+        </w:rPr>
+        <w:t xml:space="preserve">Why </w:t>
+      </w:r>
+      <w:r>
+        <w:rPr>
+          <w:rStyle w:val="HTMLCode"/>
+          <w:b/>
+          <w:bCs/>
+        </w:rPr>
+        <w:t>-v</w:t>
+      </w:r>
+      <w:r>
+        <w:rPr>
+          <w:rStyle w:val="Strong"/>
+        </w:rPr>
+        <w:t>?</w:t>
+      </w:r>
+    </w:p>
+    <w:p>
+      <w:pPr>
+        <w:pStyle w:val="NormalWeb"/>
+      </w:pPr>
+      <w:r>
+        <w:rPr>
+          <w:rStyle w:val="HTMLCode"/>
+        </w:rPr>
+        <w:t>-v</w:t>
+      </w:r>
+      <w:r>
+        <w:t xml:space="preserve"> stands for </w:t>
+      </w:r>
+      <w:r>
+        <w:rPr>
+          <w:rStyle w:val="Strong"/>
+        </w:rPr>
+        <w:t>verbose</w:t>
+      </w:r>
+      <w:r>
+        <w:t>, which means Git shows extra details instead of only the remote names.</w:t>
+      </w:r>
+    </w:p>
+    <w:p>
+      <w:pPr>
+        <w:spacing w:before="100" w:beforeAutospacing="1" w:after="100" w:afterAutospacing="1" w:line="240" w:lineRule="auto"/>
+        <w:outlineLvl w:val="0"/>
+        <w:rPr>
+          <w:rFonts w:ascii="Times New Roman" w:eastAsia="Times New Roman" w:hAnsi="Times New Roman" w:cs="Times New Roman"/>
+          <w:b/>
+          <w:bCs/>
+          <w:kern w:val="36"/>
+          <w:sz w:val="48"/>
+          <w:szCs w:val="48"/>
+          <w:lang w:eastAsia="en-IN"/>
+        </w:rPr>
+      </w:pPr>
+      <w:r>
+        <w:rPr>
+          <w:rFonts w:ascii="Times New Roman" w:eastAsia="Times New Roman" w:hAnsi="Times New Roman" w:cs="Times New Roman"/>
+          <w:b/>
+          <w:bCs/>
+          <w:kern w:val="36"/>
+          <w:sz w:val="48"/>
+          <w:szCs w:val="48"/>
+          <w:lang w:eastAsia="en-IN"/>
+        </w:rPr>
+        <w:t>Interview Note 29 – What is a Branch?</w:t>
+      </w:r>
+    </w:p>
+    <w:p>
+      <w:pPr>
+        <w:spacing w:before="100" w:beforeAutospacing="1" w:after="100" w:afterAutospacing="1" w:line="240" w:lineRule="auto"/>
+        <w:rPr>
+          <w:rFonts w:ascii="Times New Roman" w:eastAsia="Times New Roman" w:hAnsi="Times New Roman" w:cs="Times New Roman"/>
+          <w:sz w:val="24"/>
+          <w:szCs w:val="24"/>
+          <w:lang w:eastAsia="en-IN"/>
+        </w:rPr>
+      </w:pPr>
+      <w:r>
+        <w:rPr>
+          <w:rFonts w:ascii="Times New Roman" w:eastAsia="Times New Roman" w:hAnsi="Times New Roman" w:cs="Times New Roman"/>
+          <w:sz w:val="24"/>
+          <w:szCs w:val="24"/>
+          <w:lang w:eastAsia="en-IN"/>
+        </w:rPr>
+        <w:t xml:space="preserve">A </w:t>
+      </w:r>
+      <w:r>
+        <w:rPr>
+          <w:rFonts w:ascii="Times New Roman" w:eastAsia="Times New Roman" w:hAnsi="Times New Roman" w:cs="Times New Roman"/>
+          <w:b/>
+          <w:bCs/>
+          <w:sz w:val="24"/>
+          <w:szCs w:val="24"/>
+          <w:lang w:eastAsia="en-IN"/>
+        </w:rPr>
+        <w:t>branch</w:t>
+      </w:r>
+      <w:r>
+        <w:rPr>
+          <w:rFonts w:ascii="Times New Roman" w:eastAsia="Times New Roman" w:hAnsi="Times New Roman" w:cs="Times New Roman"/>
+          <w:sz w:val="24"/>
+          <w:szCs w:val="24"/>
+          <w:lang w:eastAsia="en-IN"/>
+        </w:rPr>
+        <w:t xml:space="preserve"> is an independent line of development in a Git repository.</w:t>
+      </w:r>
+    </w:p>
+    <w:p>
+      <w:pPr>
+        <w:spacing w:before="100" w:beforeAutospacing="1" w:after="100" w:afterAutospacing="1" w:line="240" w:lineRule="auto"/>
+        <w:rPr>
+          <w:rFonts w:ascii="Times New Roman" w:eastAsia="Times New Roman" w:hAnsi="Times New Roman" w:cs="Times New Roman"/>
+          <w:sz w:val="24"/>
+          <w:szCs w:val="24"/>
+          <w:lang w:eastAsia="en-IN"/>
+        </w:rPr>
+      </w:pPr>
+      <w:r>
+        <w:rPr>
+          <w:rFonts w:ascii="Times New Roman" w:eastAsia="Times New Roman" w:hAnsi="Times New Roman" w:cs="Times New Roman"/>
+          <w:sz w:val="24"/>
+          <w:szCs w:val="24"/>
+          <w:lang w:eastAsia="en-IN"/>
+        </w:rPr>
+        <w:t>It allows developers to:</w:t>
+      </w:r>
+    </w:p>
+    <w:p>
+      <w:pPr>
+        <w:numPr>
+          <w:ilvl w:val="0"/>
+          <w:numId w:val="23"/>
+        </w:numPr>
+        <w:spacing w:before="100" w:beforeAutospacing="1" w:after="100" w:afterAutospacing="1" w:line="240" w:lineRule="auto"/>
+        <w:rPr>
+          <w:rFonts w:ascii="Times New Roman" w:eastAsia="Times New Roman" w:hAnsi="Times New Roman" w:cs="Times New Roman"/>
+          <w:sz w:val="24"/>
+          <w:szCs w:val="24"/>
+          <w:lang w:eastAsia="en-IN"/>
+        </w:rPr>
+      </w:pPr>
+      <w:r>
+        <w:rPr>
+          <w:rFonts w:ascii="Times New Roman" w:eastAsia="Times New Roman" w:hAnsi="Times New Roman" w:cs="Times New Roman"/>
+          <w:sz w:val="24"/>
+          <w:szCs w:val="24"/>
+          <w:lang w:eastAsia="en-IN"/>
+        </w:rPr>
+        <w:t xml:space="preserve">Develop new features safely. </w:t>
+      </w:r>
+    </w:p>
+    <w:p>
+      <w:pPr>
+        <w:numPr>
+          <w:ilvl w:val="0"/>
+          <w:numId w:val="23"/>
+        </w:numPr>
+        <w:spacing w:before="100" w:beforeAutospacing="1" w:after="100" w:afterAutospacing="1" w:line="240" w:lineRule="auto"/>
+        <w:rPr>
+          <w:rFonts w:ascii="Times New Roman" w:eastAsia="Times New Roman" w:hAnsi="Times New Roman" w:cs="Times New Roman"/>
+          <w:sz w:val="24"/>
+          <w:szCs w:val="24"/>
+          <w:lang w:eastAsia="en-IN"/>
+        </w:rPr>
+      </w:pPr>
+      <w:r>
+        <w:rPr>
+          <w:rFonts w:ascii="Times New Roman" w:eastAsia="Times New Roman" w:hAnsi="Times New Roman" w:cs="Times New Roman"/>
+          <w:sz w:val="24"/>
+          <w:szCs w:val="24"/>
+          <w:lang w:eastAsia="en-IN"/>
+        </w:rPr>
+        <w:t xml:space="preserve">Fix bugs without affecting stable code. </w:t>
+      </w:r>
+    </w:p>
+    <w:p>
+      <w:pPr>
+        <w:numPr>
+          <w:ilvl w:val="0"/>
+          <w:numId w:val="23"/>
+        </w:numPr>
+        <w:spacing w:before="100" w:beforeAutospacing="1" w:after="100" w:afterAutospacing="1" w:line="240" w:lineRule="auto"/>
+        <w:rPr>
+          <w:rFonts w:ascii="Times New Roman" w:eastAsia="Times New Roman" w:hAnsi="Times New Roman" w:cs="Times New Roman"/>
+          <w:sz w:val="24"/>
+          <w:szCs w:val="24"/>
+          <w:lang w:eastAsia="en-IN"/>
+        </w:rPr>
+      </w:pPr>
+      <w:r>
+        <w:rPr>
+          <w:rFonts w:ascii="Times New Roman" w:eastAsia="Times New Roman" w:hAnsi="Times New Roman" w:cs="Times New Roman"/>
+          <w:sz w:val="24"/>
+          <w:szCs w:val="24"/>
+          <w:lang w:eastAsia="en-IN"/>
+        </w:rPr>
+        <w:t xml:space="preserve">Experiment with ideas. </w:t>
+      </w:r>
+    </w:p>
+    <w:p>
+      <w:pPr>
+        <w:numPr>
+          <w:ilvl w:val="0"/>
+          <w:numId w:val="23"/>
+        </w:numPr>
+        <w:spacing w:before="100" w:beforeAutospacing="1" w:after="100" w:afterAutospacing="1" w:line="240" w:lineRule="auto"/>
+        <w:rPr>
+          <w:rFonts w:ascii="Times New Roman" w:eastAsia="Times New Roman" w:hAnsi="Times New Roman" w:cs="Times New Roman"/>
+          <w:sz w:val="24"/>
+          <w:szCs w:val="24"/>
+          <w:lang w:eastAsia="en-IN"/>
+        </w:rPr>
+      </w:pPr>
+      <w:r>
+        <w:rPr>
+          <w:rFonts w:ascii="Times New Roman" w:eastAsia="Times New Roman" w:hAnsi="Times New Roman" w:cs="Times New Roman"/>
+          <w:sz w:val="24"/>
+          <w:szCs w:val="24"/>
+          <w:lang w:eastAsia="en-IN"/>
+        </w:rPr>
+        <w:t xml:space="preserve">Collaborate on different features simultaneously. </w:t>
+      </w:r>
+    </w:p>
+    <w:p>
+      <w:pPr>
+        <w:spacing w:before="100" w:beforeAutospacing="1" w:after="100" w:afterAutospacing="1" w:line="240" w:lineRule="auto"/>
+        <w:rPr>
+          <w:rFonts w:ascii="Times New Roman" w:eastAsia="Times New Roman" w:hAnsi="Times New Roman" w:cs="Times New Roman"/>
+          <w:sz w:val="24"/>
+          <w:szCs w:val="24"/>
+          <w:lang w:eastAsia="en-IN"/>
+        </w:rPr>
+      </w:pPr>
+      <w:r>
+        <w:rPr>
+          <w:rFonts w:ascii="Times New Roman" w:eastAsia="Times New Roman" w:hAnsi="Times New Roman" w:cs="Times New Roman"/>
+          <w:sz w:val="24"/>
+          <w:szCs w:val="24"/>
+          <w:lang w:eastAsia="en-IN"/>
+        </w:rPr>
+        <w:t xml:space="preserve">The default branch is usually named </w:t>
+      </w:r>
+      <w:r>
+        <w:rPr>
+          <w:rFonts w:ascii="Times New Roman" w:eastAsia="Times New Roman" w:hAnsi="Times New Roman" w:cs="Times New Roman"/>
+          <w:b/>
+          <w:bCs/>
+          <w:sz w:val="24"/>
+          <w:szCs w:val="24"/>
+          <w:lang w:eastAsia="en-IN"/>
+        </w:rPr>
+        <w:t>main</w:t>
+      </w:r>
+      <w:r>
+        <w:rPr>
+          <w:rFonts w:ascii="Times New Roman" w:eastAsia="Times New Roman" w:hAnsi="Times New Roman" w:cs="Times New Roman"/>
+          <w:sz w:val="24"/>
+          <w:szCs w:val="24"/>
+          <w:lang w:eastAsia="en-IN"/>
+        </w:rPr>
+        <w:t>.</w:t>
+      </w:r>
+    </w:p>
+    <w:p>
+      <w:pPr>
+        <w:spacing w:before="100" w:beforeAutospacing="1" w:after="100" w:afterAutospacing="1" w:line="240" w:lineRule="auto"/>
+        <w:outlineLvl w:val="1"/>
+        <w:rPr>
+          <w:rFonts w:ascii="Times New Roman" w:eastAsia="Times New Roman" w:hAnsi="Times New Roman" w:cs="Times New Roman"/>
+          <w:b/>
+          <w:bCs/>
+          <w:sz w:val="36"/>
+          <w:szCs w:val="36"/>
+          <w:lang w:eastAsia="en-IN"/>
+        </w:rPr>
+      </w:pPr>
+      <w:r>
+        <w:rPr>
+          <w:rFonts w:ascii="Segoe UI Emoji" w:eastAsia="Times New Roman" w:hAnsi="Segoe UI Emoji" w:cs="Segoe UI Emoji"/>
+          <w:b/>
+          <w:bCs/>
+          <w:sz w:val="36"/>
+          <w:szCs w:val="36"/>
+          <w:lang w:eastAsia="en-IN"/>
+        </w:rPr>
+        <w:t>📘</w:t>
+      </w:r>
+      <w:r>
+        <w:rPr>
+          <w:rFonts w:ascii="Times New Roman" w:eastAsia="Times New Roman" w:hAnsi="Times New Roman" w:cs="Times New Roman"/>
+          <w:b/>
+          <w:bCs/>
+          <w:sz w:val="36"/>
+          <w:szCs w:val="36"/>
+          <w:lang w:eastAsia="en-IN"/>
+        </w:rPr>
+        <w:t xml:space="preserve"> Interview Note 30 – </w:t>
+      </w:r>
+      <w:r>
+        <w:rPr>
+          <w:rFonts w:ascii="Courier New" w:eastAsia="Times New Roman" w:hAnsi="Courier New" w:cs="Courier New"/>
+          <w:b/>
+          <w:bCs/>
+          <w:sz w:val="20"/>
+          <w:szCs w:val="20"/>
+          <w:lang w:eastAsia="en-IN"/>
+        </w:rPr>
+        <w:t>git branch -M main</w:t>
+      </w:r>
+    </w:p>
+    <w:p>
+      <w:pPr>
+        <w:spacing w:before="100" w:beforeAutospacing="1" w:after="100" w:afterAutospacing="1" w:line="240" w:lineRule="auto"/>
+        <w:rPr>
+          <w:rFonts w:ascii="Times New Roman" w:eastAsia="Times New Roman" w:hAnsi="Times New Roman" w:cs="Times New Roman"/>
+          <w:sz w:val="24"/>
+          <w:szCs w:val="24"/>
+          <w:lang w:eastAsia="en-IN"/>
+        </w:rPr>
+      </w:pPr>
+      <w:r>
+        <w:rPr>
+          <w:rFonts w:ascii="Times New Roman" w:eastAsia="Times New Roman" w:hAnsi="Times New Roman" w:cs="Times New Roman"/>
+          <w:b/>
+          <w:bCs/>
+          <w:sz w:val="24"/>
+          <w:szCs w:val="24"/>
+          <w:lang w:eastAsia="en-IN"/>
+        </w:rPr>
+        <w:t>Command:</w:t>
+      </w:r>
+    </w:p>
+    <w:p>
+      <w:pPr>
+        <w:tabs>
+          <w:tab w:val="left" w:pos="916"/>
+          <w:tab w:val="left" w:pos="1832"/>
+          <w:tab w:val="left" w:pos="2748"/>
+          <w:tab w:val="left" w:pos="3664"/>
+          <w:tab w:val="left" w:pos="4580"/>
+          <w:tab w:val="left" w:pos="5496"/>
+          <w:tab w:val="left" w:pos="6412"/>
+          <w:tab w:val="left" w:pos="7328"/>
+          <w:tab w:val="left" w:pos="8244"/>
+          <w:tab w:val="left" w:pos="9160"/>
+          <w:tab w:val="left" w:pos="10076"/>
+          <w:tab w:val="left" w:pos="10992"/>
+          <w:tab w:val="left" w:pos="11908"/>
+          <w:tab w:val="left" w:pos="12824"/>
+          <w:tab w:val="left" w:pos="13740"/>
+          <w:tab w:val="left" w:pos="14656"/>
+        </w:tabs>
+        <w:spacing w:after="0" w:line="240" w:lineRule="auto"/>
+        <w:rPr>
+          <w:rFonts w:ascii="Courier New" w:eastAsia="Times New Roman" w:hAnsi="Courier New" w:cs="Courier New"/>
+          <w:sz w:val="20"/>
+          <w:szCs w:val="20"/>
+          <w:lang w:eastAsia="en-IN"/>
+        </w:rPr>
+      </w:pPr>
+      <w:r>
+        <w:rPr>
+          <w:rFonts w:ascii="Courier New" w:eastAsia="Times New Roman" w:hAnsi="Courier New" w:cs="Courier New"/>
+          <w:sz w:val="20"/>
+          <w:szCs w:val="20"/>
+          <w:lang w:eastAsia="en-IN"/>
+        </w:rPr>
+        <w:t>git branch -M main</w:t>
+      </w:r>
+    </w:p>
+    <w:p>
+      <w:pPr>
+        <w:spacing w:before="100" w:beforeAutospacing="1" w:after="100" w:afterAutospacing="1" w:line="240" w:lineRule="auto"/>
+        <w:rPr>
+          <w:rFonts w:ascii="Times New Roman" w:eastAsia="Times New Roman" w:hAnsi="Times New Roman" w:cs="Times New Roman"/>
+          <w:sz w:val="24"/>
+          <w:szCs w:val="24"/>
+          <w:lang w:eastAsia="en-IN"/>
+        </w:rPr>
+      </w:pPr>
+      <w:r>
+        <w:rPr>
+          <w:rFonts w:ascii="Times New Roman" w:eastAsia="Times New Roman" w:hAnsi="Times New Roman" w:cs="Times New Roman"/>
+          <w:b/>
+          <w:bCs/>
+          <w:sz w:val="24"/>
+          <w:szCs w:val="24"/>
+          <w:lang w:eastAsia="en-IN"/>
+        </w:rPr>
+        <w:t>Purpose:</w:t>
+      </w:r>
+    </w:p>
+    <w:p>
+      <w:pPr>
+        <w:spacing w:before="100" w:beforeAutospacing="1" w:after="100" w:afterAutospacing="1" w:line="240" w:lineRule="auto"/>
+        <w:rPr>
+          <w:rFonts w:ascii="Times New Roman" w:eastAsia="Times New Roman" w:hAnsi="Times New Roman" w:cs="Times New Roman"/>
+          <w:sz w:val="24"/>
+          <w:szCs w:val="24"/>
+          <w:lang w:eastAsia="en-IN"/>
+        </w:rPr>
+      </w:pPr>
+      <w:r>
+        <w:rPr>
+          <w:rFonts w:ascii="Times New Roman" w:eastAsia="Times New Roman" w:hAnsi="Times New Roman" w:cs="Times New Roman"/>
+          <w:sz w:val="24"/>
+          <w:szCs w:val="24"/>
+          <w:lang w:eastAsia="en-IN"/>
+        </w:rPr>
+        <w:t xml:space="preserve">Renames the current branch to </w:t>
+      </w:r>
+      <w:r>
+        <w:rPr>
+          <w:rFonts w:ascii="Courier New" w:eastAsia="Times New Roman" w:hAnsi="Courier New" w:cs="Courier New"/>
+          <w:sz w:val="20"/>
+          <w:szCs w:val="20"/>
+          <w:lang w:eastAsia="en-IN"/>
+        </w:rPr>
+        <w:t>main</w:t>
+      </w:r>
+      <w:r>
+        <w:rPr>
+          <w:rFonts w:ascii="Times New Roman" w:eastAsia="Times New Roman" w:hAnsi="Times New Roman" w:cs="Times New Roman"/>
+          <w:sz w:val="24"/>
+          <w:szCs w:val="24"/>
+          <w:lang w:eastAsia="en-IN"/>
+        </w:rPr>
+        <w:t>.</w:t>
+      </w:r>
+    </w:p>
+    <w:p>
+      <w:pPr>
+        <w:spacing w:before="100" w:beforeAutospacing="1" w:after="100" w:afterAutospacing="1" w:line="240" w:lineRule="auto"/>
+        <w:rPr>
+          <w:rFonts w:ascii="Times New Roman" w:eastAsia="Times New Roman" w:hAnsi="Times New Roman" w:cs="Times New Roman"/>
+          <w:sz w:val="24"/>
+          <w:szCs w:val="24"/>
+          <w:lang w:eastAsia="en-IN"/>
+        </w:rPr>
+      </w:pPr>
+      <w:r>
+        <w:rPr>
+          <w:rFonts w:ascii="Times New Roman" w:eastAsia="Times New Roman" w:hAnsi="Times New Roman" w:cs="Times New Roman"/>
+          <w:b/>
+          <w:bCs/>
+          <w:sz w:val="24"/>
+          <w:szCs w:val="24"/>
+          <w:lang w:eastAsia="en-IN"/>
+        </w:rPr>
+        <w:t>Why is it used?</w:t>
+      </w:r>
+    </w:p>
+    <w:p>
+      <w:pPr>
+        <w:numPr>
+          <w:ilvl w:val="0"/>
+          <w:numId w:val="24"/>
+        </w:numPr>
+        <w:spacing w:before="100" w:beforeAutospacing="1" w:after="100" w:afterAutospacing="1" w:line="240" w:lineRule="auto"/>
+        <w:rPr>
+          <w:rFonts w:ascii="Times New Roman" w:eastAsia="Times New Roman" w:hAnsi="Times New Roman" w:cs="Times New Roman"/>
+          <w:sz w:val="24"/>
+          <w:szCs w:val="24"/>
+          <w:lang w:eastAsia="en-IN"/>
+        </w:rPr>
+      </w:pPr>
+      <w:r>
+        <w:rPr>
+          <w:rFonts w:ascii="Times New Roman" w:eastAsia="Times New Roman" w:hAnsi="Times New Roman" w:cs="Times New Roman"/>
+          <w:sz w:val="24"/>
+          <w:szCs w:val="24"/>
+          <w:lang w:eastAsia="en-IN"/>
+        </w:rPr>
+        <w:t xml:space="preserve">Ensures the default branch is named </w:t>
+      </w:r>
+      <w:r>
+        <w:rPr>
+          <w:rFonts w:ascii="Courier New" w:eastAsia="Times New Roman" w:hAnsi="Courier New" w:cs="Courier New"/>
+          <w:sz w:val="20"/>
+          <w:szCs w:val="20"/>
+          <w:lang w:eastAsia="en-IN"/>
+        </w:rPr>
+        <w:t>main</w:t>
+      </w:r>
+      <w:r>
+        <w:rPr>
+          <w:rFonts w:ascii="Times New Roman" w:eastAsia="Times New Roman" w:hAnsi="Times New Roman" w:cs="Times New Roman"/>
+          <w:sz w:val="24"/>
+          <w:szCs w:val="24"/>
+          <w:lang w:eastAsia="en-IN"/>
+        </w:rPr>
+        <w:t xml:space="preserve">. </w:t>
+      </w:r>
+    </w:p>
+    <w:p>
+      <w:pPr>
+        <w:numPr>
+          <w:ilvl w:val="0"/>
+          <w:numId w:val="24"/>
+        </w:numPr>
+        <w:spacing w:before="100" w:beforeAutospacing="1" w:after="100" w:afterAutospacing="1" w:line="240" w:lineRule="auto"/>
+        <w:rPr>
+          <w:rFonts w:ascii="Times New Roman" w:eastAsia="Times New Roman" w:hAnsi="Times New Roman" w:cs="Times New Roman"/>
+          <w:sz w:val="24"/>
+          <w:szCs w:val="24"/>
+          <w:lang w:eastAsia="en-IN"/>
+        </w:rPr>
+      </w:pPr>
+      <w:r>
+        <w:rPr>
+          <w:rFonts w:ascii="Times New Roman" w:eastAsia="Times New Roman" w:hAnsi="Times New Roman" w:cs="Times New Roman"/>
+          <w:sz w:val="24"/>
+          <w:szCs w:val="24"/>
+          <w:lang w:eastAsia="en-IN"/>
+        </w:rPr>
+        <w:t xml:space="preserve">Commonly used when creating a new repository before the first push to GitHub. </w:t>
+      </w:r>
+    </w:p>
+    <w:p>
+      <w:pPr>
+        <w:numPr>
+          <w:ilvl w:val="0"/>
+          <w:numId w:val="24"/>
+        </w:numPr>
+        <w:spacing w:before="100" w:beforeAutospacing="1" w:after="100" w:afterAutospacing="1" w:line="240" w:lineRule="auto"/>
+        <w:rPr>
+          <w:rFonts w:ascii="Times New Roman" w:eastAsia="Times New Roman" w:hAnsi="Times New Roman" w:cs="Times New Roman"/>
+          <w:sz w:val="24"/>
+          <w:szCs w:val="24"/>
+          <w:lang w:eastAsia="en-IN"/>
+        </w:rPr>
+      </w:pPr>
+      <w:r>
+        <w:rPr>
+          <w:rFonts w:ascii="Times New Roman" w:eastAsia="Times New Roman" w:hAnsi="Times New Roman" w:cs="Times New Roman"/>
+          <w:sz w:val="24"/>
+          <w:szCs w:val="24"/>
+          <w:lang w:eastAsia="en-IN"/>
+        </w:rPr>
+        <w:t xml:space="preserve">Safe to run even if the branch is already named </w:t>
+      </w:r>
+      <w:r>
+        <w:rPr>
+          <w:rFonts w:ascii="Courier New" w:eastAsia="Times New Roman" w:hAnsi="Courier New" w:cs="Courier New"/>
+          <w:sz w:val="20"/>
+          <w:szCs w:val="20"/>
+          <w:lang w:eastAsia="en-IN"/>
+        </w:rPr>
+        <w:t>main</w:t>
+      </w:r>
+      <w:r>
+        <w:rPr>
+          <w:rFonts w:ascii="Times New Roman" w:eastAsia="Times New Roman" w:hAnsi="Times New Roman" w:cs="Times New Roman"/>
+          <w:sz w:val="24"/>
+          <w:szCs w:val="24"/>
+          <w:lang w:eastAsia="en-IN"/>
+        </w:rPr>
+        <w:t>.</w:t>
+      </w:r>
+    </w:p>
+    <w:p>
+      <w:pPr>
+        <w:pStyle w:val="Heading1"/>
+      </w:pPr>
+      <w:r>
+        <w:t xml:space="preserve">Interview Note 31 – </w:t>
+      </w:r>
+      <w:r>
+        <w:rPr>
+          <w:rStyle w:val="HTMLCode"/>
+        </w:rPr>
+        <w:t>git push -u origin main</w:t>
+      </w:r>
+    </w:p>
+    <w:p>
+      <w:pPr>
+        <w:pStyle w:val="NormalWeb"/>
+      </w:pPr>
+      <w:r>
+        <w:rPr>
+          <w:rStyle w:val="Strong"/>
+        </w:rPr>
+        <w:t>Command:</w:t>
+      </w:r>
+    </w:p>
+    <w:p>
+      <w:pPr>
+        <w:pStyle w:val="HTMLPreformatted"/>
+      </w:pPr>
+      <w:r>
+        <w:rPr>
+          <w:rStyle w:val="10"/>
+          <w:rFonts w:eastAsiaTheme="majorEastAsia"/>
+        </w:rPr>
+        <w:t>git</w:t>
+      </w:r>
+      <w:r>
+        <w:rPr>
+          <w:rStyle w:val="HTMLCode"/>
+        </w:rPr>
+        <w:t xml:space="preserve"> push </w:t>
+      </w:r>
+      <w:r>
+        <w:rPr>
+          <w:rStyle w:val="12"/>
+        </w:rPr>
+        <w:t>-u</w:t>
+      </w:r>
+      <w:r>
+        <w:rPr>
+          <w:rStyle w:val="HTMLCode"/>
+        </w:rPr>
+        <w:t xml:space="preserve"> origin main</w:t>
+      </w:r>
+    </w:p>
+    <w:p>
+      <w:pPr>
+        <w:pStyle w:val="Heading3"/>
+      </w:pPr>
+      <w:r>
+        <w:t>Breakdown</w:t>
+      </w:r>
+    </w:p>
+    <w:p>
+      <w:pPr>
+        <w:numPr>
+          <w:ilvl w:val="0"/>
+          <w:numId w:val="25"/>
+        </w:numPr>
+        <w:spacing w:before="100" w:beforeAutospacing="1" w:after="100" w:afterAutospacing="1" w:line="240" w:lineRule="auto"/>
+      </w:pPr>
+      <w:r>
+        <w:rPr>
+          <w:rStyle w:val="HTMLCode"/>
+          <w:rFonts w:eastAsiaTheme="minorHAnsi"/>
+        </w:rPr>
+        <w:t>git push</w:t>
+      </w:r>
+      <w:r>
+        <w:t xml:space="preserve"> → Upload local commits to the remote repository. </w:t>
+      </w:r>
+    </w:p>
+    <w:p>
+      <w:pPr>
+        <w:numPr>
+          <w:ilvl w:val="0"/>
+          <w:numId w:val="25"/>
+        </w:numPr>
+        <w:spacing w:before="100" w:beforeAutospacing="1" w:after="100" w:afterAutospacing="1" w:line="240" w:lineRule="auto"/>
+      </w:pPr>
+      <w:r>
+        <w:rPr>
+          <w:rStyle w:val="HTMLCode"/>
+          <w:rFonts w:eastAsiaTheme="minorHAnsi"/>
+        </w:rPr>
+        <w:t>origin</w:t>
+      </w:r>
+      <w:r>
+        <w:t xml:space="preserve"> → The remote repository's nickname. </w:t>
+      </w:r>
+    </w:p>
+    <w:p>
+      <w:pPr>
+        <w:numPr>
+          <w:ilvl w:val="0"/>
+          <w:numId w:val="25"/>
+        </w:numPr>
+        <w:spacing w:before="100" w:beforeAutospacing="1" w:after="100" w:afterAutospacing="1" w:line="240" w:lineRule="auto"/>
+      </w:pPr>
+      <w:r>
+        <w:rPr>
+          <w:rStyle w:val="HTMLCode"/>
+          <w:rFonts w:eastAsiaTheme="minorHAnsi"/>
+        </w:rPr>
+        <w:t>main</w:t>
+      </w:r>
+      <w:r>
+        <w:t xml:space="preserve"> → The branch to push. </w:t>
+      </w:r>
+    </w:p>
+    <w:p>
+      <w:pPr>
+        <w:numPr>
+          <w:ilvl w:val="0"/>
+          <w:numId w:val="25"/>
+        </w:numPr>
+        <w:spacing w:before="100" w:beforeAutospacing="1" w:after="100" w:afterAutospacing="1" w:line="240" w:lineRule="auto"/>
+      </w:pPr>
+      <w:r>
+        <w:rPr>
+          <w:rStyle w:val="HTMLCode"/>
+          <w:rFonts w:eastAsiaTheme="minorHAnsi"/>
+        </w:rPr>
+        <w:lastRenderedPageBreak/>
+        <w:t>-u</w:t>
+      </w:r>
+      <w:r>
+        <w:t xml:space="preserve"> (</w:t>
+      </w:r>
+      <w:r>
+        <w:rPr>
+          <w:rStyle w:val="HTMLCode"/>
+          <w:rFonts w:eastAsiaTheme="minorHAnsi"/>
+        </w:rPr>
+        <w:t>--set-upstream</w:t>
+      </w:r>
+      <w:r>
+        <w:t xml:space="preserve">) → Links the local branch with the remote branch so future </w:t>
+      </w:r>
+      <w:r>
+        <w:rPr>
+          <w:rStyle w:val="HTMLCode"/>
+          <w:rFonts w:eastAsiaTheme="minorHAnsi"/>
+        </w:rPr>
+        <w:t>git push</w:t>
+      </w:r>
+      <w:r>
+        <w:t xml:space="preserve"> and </w:t>
+      </w:r>
+      <w:r>
+        <w:rPr>
+          <w:rStyle w:val="HTMLCode"/>
+          <w:rFonts w:eastAsiaTheme="minorHAnsi"/>
+        </w:rPr>
+        <w:t>git pull</w:t>
+      </w:r>
+      <w:r>
+        <w:t xml:space="preserve"> commands can be shorter. </w:t>
+      </w:r>
+    </w:p>
+    <w:p>
+      <w:pPr>
+        <w:pStyle w:val="Heading1"/>
+      </w:pPr>
+      <w:r>
+        <w:t xml:space="preserve">Interview Note 32 – </w:t>
+      </w:r>
+      <w:r>
+        <w:rPr>
+          <w:rStyle w:val="HTMLCode"/>
+        </w:rPr>
+        <w:t>git clone</w:t>
+      </w:r>
+    </w:p>
+    <w:p>
+      <w:pPr>
+        <w:pStyle w:val="Heading3"/>
+      </w:pPr>
+      <w:r>
+        <w:t xml:space="preserve">What is </w:t>
+      </w:r>
+      <w:r>
+        <w:rPr>
+          <w:rStyle w:val="HTMLCode"/>
+          <w:rFonts w:eastAsiaTheme="majorEastAsia"/>
+        </w:rPr>
+        <w:t>git clone</w:t>
+      </w:r>
+      <w:r>
+        <w:t>?</w:t>
+      </w:r>
+    </w:p>
+    <w:p>
+      <w:pPr>
+        <w:pStyle w:val="NormalWeb"/>
+      </w:pPr>
+      <w:r>
+        <w:rPr>
+          <w:rStyle w:val="HTMLCode"/>
+        </w:rPr>
+        <w:t>git clone</w:t>
+      </w:r>
+      <w:r>
+        <w:t xml:space="preserve"> creates a complete copy of a remote repository on your local machine.</w:t>
+      </w:r>
+    </w:p>
+    <w:p>
+      <w:pPr>
+        <w:pStyle w:val="NormalWeb"/>
+      </w:pPr>
+      <w:r>
+        <w:t>It copies:</w:t>
+      </w:r>
+    </w:p>
+    <w:p>
+      <w:pPr>
+        <w:numPr>
+          <w:ilvl w:val="0"/>
+          <w:numId w:val="26"/>
+        </w:numPr>
+        <w:spacing w:before="100" w:beforeAutospacing="1" w:after="100" w:afterAutospacing="1" w:line="240" w:lineRule="auto"/>
+      </w:pPr>
+      <w:r>
+        <w:t xml:space="preserve">Project files </w:t>
+      </w:r>
+    </w:p>
+    <w:p>
+      <w:pPr>
+        <w:numPr>
+          <w:ilvl w:val="0"/>
+          <w:numId w:val="26"/>
+        </w:numPr>
+        <w:spacing w:before="100" w:beforeAutospacing="1" w:after="100" w:afterAutospacing="1" w:line="240" w:lineRule="auto"/>
+      </w:pPr>
+      <w:r>
+        <w:t xml:space="preserve">Commit history </w:t>
+      </w:r>
+    </w:p>
+    <w:p>
+      <w:pPr>
+        <w:numPr>
+          <w:ilvl w:val="0"/>
+          <w:numId w:val="26"/>
+        </w:numPr>
+        <w:spacing w:before="100" w:beforeAutospacing="1" w:after="100" w:afterAutospacing="1" w:line="240" w:lineRule="auto"/>
+      </w:pPr>
+      <w:r>
+        <w:t xml:space="preserve">Branches </w:t>
+      </w:r>
+    </w:p>
+    <w:p>
+      <w:pPr>
+        <w:numPr>
+          <w:ilvl w:val="0"/>
+          <w:numId w:val="26"/>
+        </w:numPr>
+        <w:spacing w:before="100" w:beforeAutospacing="1" w:after="100" w:afterAutospacing="1" w:line="240" w:lineRule="auto"/>
+      </w:pPr>
+      <w:r>
+        <w:t>Remote configuration (</w:t>
+      </w:r>
+      <w:r>
+        <w:rPr>
+          <w:rStyle w:val="HTMLCode"/>
+          <w:rFonts w:eastAsiaTheme="minorHAnsi"/>
+        </w:rPr>
+        <w:t>origin</w:t>
+      </w:r>
+      <w:r>
+        <w:t xml:space="preserve">) </w:t>
+      </w:r>
+    </w:p>
+    <w:p>
+      <w:pPr>
+        <w:pStyle w:val="NormalWeb"/>
+      </w:pPr>
+      <w:r>
+        <w:rPr>
+          <w:rStyle w:val="Strong"/>
+        </w:rPr>
+        <w:t>Syntax</w:t>
+      </w:r>
+    </w:p>
+    <w:p>
+      <w:pPr>
+        <w:pStyle w:val="HTMLPreformatted"/>
+      </w:pPr>
+      <w:r>
+        <w:rPr>
+          <w:rStyle w:val="10"/>
+        </w:rPr>
+        <w:t>git</w:t>
+      </w:r>
+      <w:r>
+        <w:rPr>
+          <w:rStyle w:val="HTMLCode"/>
+        </w:rPr>
+        <w:t xml:space="preserve"> clone &lt;repository-</w:t>
+      </w:r>
+      <w:proofErr w:type="spellStart"/>
+      <w:r>
+        <w:rPr>
+          <w:rStyle w:val="HTMLCode"/>
+        </w:rPr>
+        <w:t>url</w:t>
+      </w:r>
+      <w:proofErr w:type="spellEnd"/>
+      <w:r>
+        <w:rPr>
+          <w:rStyle w:val="HTMLCode"/>
+        </w:rPr>
+        <w:t>&gt;</w:t>
+      </w:r>
+    </w:p>
+    <w:p>
+      <w:pPr>
+        <w:pStyle w:val="Heading1"/>
+      </w:pPr>
+      <w:r>
+        <w:rPr>
           <w:rFonts w:ascii="Comic Sans MS" w:hAnsi="Comic Sans MS"/>
         </w:rPr>
-        <w:t>git commit</w:t>
-      </w:r>
-    </w:p>
-    <w:p>
-      <w:pPr>
-        <w:pStyle w:val="HTMLPreformatted"/>
+        <w:tab/>
+      </w:r>
+      <w:r>
+        <w:rPr>
+          <w:rFonts w:ascii="Segoe UI Emoji" w:hAnsi="Segoe UI Emoji" w:cs="Segoe UI Emoji"/>
+        </w:rPr>
+        <w:t>📘</w:t>
+      </w:r>
+      <w:r>
+        <w:t xml:space="preserve"> Interview Note 33 – </w:t>
+      </w:r>
+      <w:r>
         <w:rPr>
           <w:rStyle w:val="HTMLCode"/>
-          <w:rFonts w:ascii="Comic Sans MS" w:hAnsi="Comic Sans MS"/>
-        </w:rPr>
-      </w:pPr>
-    </w:p>
-    <w:p>
-      <w:pPr>
-        <w:pStyle w:val="HTMLPreformatted"/>
+        </w:rPr>
+        <w:t>git fetch</w:t>
+      </w:r>
+      <w:r>
+        <w:t xml:space="preserve"> vs </w:t>
+      </w:r>
+      <w:r>
         <w:rPr>
           <w:rStyle w:val="HTMLCode"/>
-          <w:rFonts w:ascii="Comic Sans MS" w:hAnsi="Comic Sans MS"/>
-        </w:rPr>
+        </w:rPr>
+        <w:t>git pull</w:t>
+      </w:r>
+    </w:p>
+    <w:p>
+      <w:pPr>
+        <w:pStyle w:val="Heading3"/>
       </w:pPr>
       <w:r>
         <w:rPr>
           <w:rStyle w:val="HTMLCode"/>
-          <w:rFonts w:ascii="Times New Roman" w:hAnsi="Times New Roman" w:cs="Times New Roman"/>
-        </w:rPr>
-        <w:t>↓</w:t>
-      </w:r>
-    </w:p>
-    <w:p>
-      <w:pPr>
-        <w:pStyle w:val="HTMLPreformatted"/>
+          <w:rFonts w:eastAsiaTheme="majorEastAsia"/>
+        </w:rPr>
+        <w:t>git fetch</w:t>
+      </w:r>
+    </w:p>
+    <w:p>
+      <w:pPr>
+        <w:numPr>
+          <w:ilvl w:val="0"/>
+          <w:numId w:val="27"/>
+        </w:numPr>
+        <w:spacing w:before="100" w:beforeAutospacing="1" w:after="100" w:afterAutospacing="1" w:line="240" w:lineRule="auto"/>
+      </w:pPr>
+      <w:r>
+        <w:t>Downloads the latest commits from the remote repository.</w:t>
+      </w:r>
+    </w:p>
+    <w:p>
+      <w:pPr>
+        <w:numPr>
+          <w:ilvl w:val="0"/>
+          <w:numId w:val="27"/>
+        </w:numPr>
+        <w:spacing w:before="100" w:beforeAutospacing="1" w:after="100" w:afterAutospacing="1" w:line="240" w:lineRule="auto"/>
+      </w:pPr>
+      <w:r>
+        <w:t xml:space="preserve">Does </w:t>
+      </w:r>
+      <w:r>
+        <w:rPr>
+          <w:rStyle w:val="Strong"/>
+        </w:rPr>
+        <w:t>not</w:t>
+      </w:r>
+      <w:r>
+        <w:t xml:space="preserve"> change your working directory.</w:t>
+      </w:r>
+    </w:p>
+    <w:p>
+      <w:pPr>
+        <w:numPr>
+          <w:ilvl w:val="0"/>
+          <w:numId w:val="27"/>
+        </w:numPr>
+        <w:spacing w:before="100" w:beforeAutospacing="1" w:after="100" w:afterAutospacing="1" w:line="240" w:lineRule="auto"/>
+      </w:pPr>
+      <w:proofErr w:type="spellStart"/>
+      <w:r>
+        <w:t>Lets</w:t>
+      </w:r>
+      <w:proofErr w:type="spellEnd"/>
+      <w:r>
+        <w:t xml:space="preserve"> you review incoming changes before integrating them.</w:t>
+      </w:r>
+    </w:p>
+    <w:p>
+      <w:pPr>
+        <w:spacing w:after="0"/>
+      </w:pPr>
+      <w:r>
+        <w:pict w14:anchorId="1CD2705B">
+          <v:rect id="_x0000_i1065" style="width:0;height:1.5pt" o:hralign="center" o:hrstd="t" o:hr="t" fillcolor="#a0a0a0" stroked="f"/>
+        </w:pict>
+      </w:r>
+    </w:p>
+    <w:p>
+      <w:pPr>
+        <w:pStyle w:val="Heading3"/>
+      </w:pPr>
+      <w:r>
         <w:rPr>
           <w:rStyle w:val="HTMLCode"/>
-          <w:rFonts w:ascii="Comic Sans MS" w:hAnsi="Comic Sans MS"/>
-        </w:rPr>
-      </w:pPr>
-    </w:p>
-    <w:p>
-      <w:pPr>
-        <w:pStyle w:val="HTMLPreformatted"/>
-        <w:rPr>
-          <w:rFonts w:ascii="Comic Sans MS" w:hAnsi="Comic Sans MS"/>
-        </w:rPr>
-      </w:pPr>
+          <w:rFonts w:eastAsiaTheme="majorEastAsia"/>
+        </w:rPr>
+        <w:t>git pull</w:t>
+      </w:r>
+    </w:p>
+    <w:p>
+      <w:pPr>
+        <w:numPr>
+          <w:ilvl w:val="0"/>
+          <w:numId w:val="28"/>
+        </w:numPr>
+        <w:spacing w:before="100" w:beforeAutospacing="1" w:after="100" w:afterAutospacing="1" w:line="240" w:lineRule="auto"/>
+      </w:pPr>
+      <w:r>
+        <w:t xml:space="preserve">Performs a </w:t>
+      </w:r>
       <w:r>
         <w:rPr>
           <w:rStyle w:val="HTMLCode"/>
-          <w:rFonts w:ascii="Comic Sans MS" w:hAnsi="Comic Sans MS"/>
-        </w:rPr>
-        <w:t>Tracked</w:t>
+          <w:rFonts w:eastAsiaTheme="minorHAnsi"/>
+        </w:rPr>
+        <w:t>git fetch</w:t>
+      </w:r>
+      <w:r>
+        <w:t>.</w:t>
+      </w:r>
+    </w:p>
+    <w:p>
+      <w:pPr>
+        <w:numPr>
+          <w:ilvl w:val="0"/>
+          <w:numId w:val="28"/>
+        </w:numPr>
+        <w:spacing w:before="100" w:beforeAutospacing="1" w:after="100" w:afterAutospacing="1" w:line="240" w:lineRule="auto"/>
+      </w:pPr>
+      <w:r>
+        <w:t>Then automatically merges the fetched changes into your current branch.</w:t>
+      </w:r>
+    </w:p>
+    <w:p>
+      <w:pPr>
+        <w:numPr>
+          <w:ilvl w:val="0"/>
+          <w:numId w:val="28"/>
+        </w:numPr>
+        <w:spacing w:before="100" w:beforeAutospacing="1" w:after="100" w:afterAutospacing="1" w:line="240" w:lineRule="auto"/>
+      </w:pPr>
+      <w:r>
+        <w:t>Updates your working files immediately.</w:t>
+      </w:r>
+    </w:p>
+    <w:p>
+      <w:pPr>
+        <w:pStyle w:val="NormalWeb"/>
+      </w:pPr>
+      <w:r>
+        <w:t>A simple way to remember it:</w:t>
+      </w:r>
+    </w:p>
+    <w:p>
+      <w:pPr>
+        <w:pStyle w:val="NormalWeb"/>
+      </w:pPr>
+      <w:r>
+        <w:rPr>
+          <w:rStyle w:val="HTMLCode"/>
+          <w:b/>
+          <w:bCs/>
+        </w:rPr>
+        <w:t>git pull = git fetch + merge</w:t>
       </w:r>
     </w:p>
     <w:p>
@@ -24991,9 +28043,9 @@
     </w:lvl>
   </w:abstractNum>
   <w:abstractNum w:abstractNumId="3" w15:restartNumberingAfterBreak="0">
-    <w:nsid w:val="0E8A67E1"/>
+    <w:nsid w:val="0A6922A3"/>
     <w:multiLevelType w:val="multilevel"/>
-    <w:tmpl w:val="F2A41CB2"/>
+    <w:tmpl w:val="246829A6"/>
     <w:lvl w:ilvl="0">
       <w:start w:val="1"/>
       <w:numFmt w:val="bullet"/>
@@ -25140,9 +28192,9 @@
     </w:lvl>
   </w:abstractNum>
   <w:abstractNum w:abstractNumId="4" w15:restartNumberingAfterBreak="0">
-    <w:nsid w:val="0F514B73"/>
+    <w:nsid w:val="0E8A67E1"/>
     <w:multiLevelType w:val="multilevel"/>
-    <w:tmpl w:val="6130D5B0"/>
+    <w:tmpl w:val="F2A41CB2"/>
     <w:lvl w:ilvl="0">
       <w:start w:val="1"/>
       <w:numFmt w:val="bullet"/>
@@ -25289,9 +28341,9 @@
     </w:lvl>
   </w:abstractNum>
   <w:abstractNum w:abstractNumId="5" w15:restartNumberingAfterBreak="0">
-    <w:nsid w:val="12F97F90"/>
+    <w:nsid w:val="0F514B73"/>
     <w:multiLevelType w:val="multilevel"/>
-    <w:tmpl w:val="FAA42914"/>
+    <w:tmpl w:val="6130D5B0"/>
     <w:lvl w:ilvl="0">
       <w:start w:val="1"/>
       <w:numFmt w:val="bullet"/>
@@ -25438,9 +28490,9 @@
     </w:lvl>
   </w:abstractNum>
   <w:abstractNum w:abstractNumId="6" w15:restartNumberingAfterBreak="0">
-    <w:nsid w:val="13293FA1"/>
+    <w:nsid w:val="12F97F90"/>
     <w:multiLevelType w:val="multilevel"/>
-    <w:tmpl w:val="65E6ABC2"/>
+    <w:tmpl w:val="FAA42914"/>
     <w:lvl w:ilvl="0">
       <w:start w:val="1"/>
       <w:numFmt w:val="bullet"/>
@@ -25587,9 +28639,9 @@
     </w:lvl>
   </w:abstractNum>
   <w:abstractNum w:abstractNumId="7" w15:restartNumberingAfterBreak="0">
-    <w:nsid w:val="17DE65C0"/>
+    <w:nsid w:val="13293FA1"/>
     <w:multiLevelType w:val="multilevel"/>
-    <w:tmpl w:val="644664A2"/>
+    <w:tmpl w:val="65E6ABC2"/>
     <w:lvl w:ilvl="0">
       <w:start w:val="1"/>
       <w:numFmt w:val="bullet"/>
@@ -25736,9 +28788,9 @@
     </w:lvl>
   </w:abstractNum>
   <w:abstractNum w:abstractNumId="8" w15:restartNumberingAfterBreak="0">
-    <w:nsid w:val="302C56D8"/>
+    <w:nsid w:val="17DE65C0"/>
     <w:multiLevelType w:val="multilevel"/>
-    <w:tmpl w:val="BA5C0576"/>
+    <w:tmpl w:val="644664A2"/>
     <w:lvl w:ilvl="0">
       <w:start w:val="1"/>
       <w:numFmt w:val="bullet"/>
@@ -25885,9 +28937,9 @@
     </w:lvl>
   </w:abstractNum>
   <w:abstractNum w:abstractNumId="9" w15:restartNumberingAfterBreak="0">
-    <w:nsid w:val="5DA844DA"/>
+    <w:nsid w:val="1CD420D8"/>
     <w:multiLevelType w:val="multilevel"/>
-    <w:tmpl w:val="561623F0"/>
+    <w:tmpl w:val="4E2C4EEC"/>
     <w:lvl w:ilvl="0">
       <w:start w:val="1"/>
       <w:numFmt w:val="bullet"/>
@@ -26034,9 +29086,9 @@
     </w:lvl>
   </w:abstractNum>
   <w:abstractNum w:abstractNumId="10" w15:restartNumberingAfterBreak="0">
-    <w:nsid w:val="62094D9C"/>
+    <w:nsid w:val="215C73A0"/>
     <w:multiLevelType w:val="multilevel"/>
-    <w:tmpl w:val="63B6D332"/>
+    <w:tmpl w:val="32F8C12E"/>
     <w:lvl w:ilvl="0">
       <w:start w:val="1"/>
       <w:numFmt w:val="bullet"/>
@@ -26183,9 +29235,9 @@
     </w:lvl>
   </w:abstractNum>
   <w:abstractNum w:abstractNumId="11" w15:restartNumberingAfterBreak="0">
-    <w:nsid w:val="6F5905FE"/>
+    <w:nsid w:val="29780C15"/>
     <w:multiLevelType w:val="multilevel"/>
-    <w:tmpl w:val="04F47F4C"/>
+    <w:tmpl w:val="82A80E56"/>
     <w:lvl w:ilvl="0">
       <w:start w:val="1"/>
       <w:numFmt w:val="bullet"/>
@@ -26332,9 +29384,9 @@
     </w:lvl>
   </w:abstractNum>
   <w:abstractNum w:abstractNumId="12" w15:restartNumberingAfterBreak="0">
-    <w:nsid w:val="76A30DA6"/>
+    <w:nsid w:val="302C56D8"/>
     <w:multiLevelType w:val="multilevel"/>
-    <w:tmpl w:val="AFCCD084"/>
+    <w:tmpl w:val="BA5C0576"/>
     <w:lvl w:ilvl="0">
       <w:start w:val="1"/>
       <w:numFmt w:val="bullet"/>
@@ -26481,9 +29533,9 @@
     </w:lvl>
   </w:abstractNum>
   <w:abstractNum w:abstractNumId="13" w15:restartNumberingAfterBreak="0">
-    <w:nsid w:val="7FA6669F"/>
+    <w:nsid w:val="31F13020"/>
     <w:multiLevelType w:val="multilevel"/>
-    <w:tmpl w:val="63AAF882"/>
+    <w:tmpl w:val="CE8A1E70"/>
     <w:lvl w:ilvl="0">
       <w:start w:val="1"/>
       <w:numFmt w:val="bullet"/>
@@ -26630,9 +29682,9 @@
     </w:lvl>
   </w:abstractNum>
   <w:abstractNum w:abstractNumId="14" w15:restartNumberingAfterBreak="0">
-    <w:nsid w:val="7FE369CE"/>
+    <w:nsid w:val="3A5168B7"/>
     <w:multiLevelType w:val="multilevel"/>
-    <w:tmpl w:val="BDC60B5C"/>
+    <w:tmpl w:val="1594100E"/>
     <w:lvl w:ilvl="0">
       <w:start w:val="1"/>
       <w:numFmt w:val="bullet"/>
@@ -26778,50 +29830,2026 @@
       </w:rPr>
     </w:lvl>
   </w:abstractNum>
+  <w:abstractNum w:abstractNumId="15" w15:restartNumberingAfterBreak="0">
+    <w:nsid w:val="425D201B"/>
+    <w:multiLevelType w:val="multilevel"/>
+    <w:tmpl w:val="D48ECC2C"/>
+    <w:lvl w:ilvl="0">
+      <w:start w:val="1"/>
+      <w:numFmt w:val="bullet"/>
+      <w:lvlText w:val=""/>
+      <w:lvlJc w:val="left"/>
+      <w:pPr>
+        <w:tabs>
+          <w:tab w:val="num" w:pos="720"/>
+        </w:tabs>
+        <w:ind w:left="720" w:hanging="360"/>
+      </w:pPr>
+      <w:rPr>
+        <w:rFonts w:ascii="Symbol" w:hAnsi="Symbol" w:hint="default"/>
+        <w:sz w:val="20"/>
+      </w:rPr>
+    </w:lvl>
+    <w:lvl w:ilvl="1" w:tentative="1">
+      <w:start w:val="1"/>
+      <w:numFmt w:val="bullet"/>
+      <w:lvlText w:val="o"/>
+      <w:lvlJc w:val="left"/>
+      <w:pPr>
+        <w:tabs>
+          <w:tab w:val="num" w:pos="1440"/>
+        </w:tabs>
+        <w:ind w:left="1440" w:hanging="360"/>
+      </w:pPr>
+      <w:rPr>
+        <w:rFonts w:ascii="Courier New" w:hAnsi="Courier New" w:hint="default"/>
+        <w:sz w:val="20"/>
+      </w:rPr>
+    </w:lvl>
+    <w:lvl w:ilvl="2" w:tentative="1">
+      <w:start w:val="1"/>
+      <w:numFmt w:val="bullet"/>
+      <w:lvlText w:val=""/>
+      <w:lvlJc w:val="left"/>
+      <w:pPr>
+        <w:tabs>
+          <w:tab w:val="num" w:pos="2160"/>
+        </w:tabs>
+        <w:ind w:left="2160" w:hanging="360"/>
+      </w:pPr>
+      <w:rPr>
+        <w:rFonts w:ascii="Wingdings" w:hAnsi="Wingdings" w:hint="default"/>
+        <w:sz w:val="20"/>
+      </w:rPr>
+    </w:lvl>
+    <w:lvl w:ilvl="3" w:tentative="1">
+      <w:start w:val="1"/>
+      <w:numFmt w:val="bullet"/>
+      <w:lvlText w:val=""/>
+      <w:lvlJc w:val="left"/>
+      <w:pPr>
+        <w:tabs>
+          <w:tab w:val="num" w:pos="2880"/>
+        </w:tabs>
+        <w:ind w:left="2880" w:hanging="360"/>
+      </w:pPr>
+      <w:rPr>
+        <w:rFonts w:ascii="Wingdings" w:hAnsi="Wingdings" w:hint="default"/>
+        <w:sz w:val="20"/>
+      </w:rPr>
+    </w:lvl>
+    <w:lvl w:ilvl="4" w:tentative="1">
+      <w:start w:val="1"/>
+      <w:numFmt w:val="bullet"/>
+      <w:lvlText w:val=""/>
+      <w:lvlJc w:val="left"/>
+      <w:pPr>
+        <w:tabs>
+          <w:tab w:val="num" w:pos="3600"/>
+        </w:tabs>
+        <w:ind w:left="3600" w:hanging="360"/>
+      </w:pPr>
+      <w:rPr>
+        <w:rFonts w:ascii="Wingdings" w:hAnsi="Wingdings" w:hint="default"/>
+        <w:sz w:val="20"/>
+      </w:rPr>
+    </w:lvl>
+    <w:lvl w:ilvl="5" w:tentative="1">
+      <w:start w:val="1"/>
+      <w:numFmt w:val="bullet"/>
+      <w:lvlText w:val=""/>
+      <w:lvlJc w:val="left"/>
+      <w:pPr>
+        <w:tabs>
+          <w:tab w:val="num" w:pos="4320"/>
+        </w:tabs>
+        <w:ind w:left="4320" w:hanging="360"/>
+      </w:pPr>
+      <w:rPr>
+        <w:rFonts w:ascii="Wingdings" w:hAnsi="Wingdings" w:hint="default"/>
+        <w:sz w:val="20"/>
+      </w:rPr>
+    </w:lvl>
+    <w:lvl w:ilvl="6" w:tentative="1">
+      <w:start w:val="1"/>
+      <w:numFmt w:val="bullet"/>
+      <w:lvlText w:val=""/>
+      <w:lvlJc w:val="left"/>
+      <w:pPr>
+        <w:tabs>
+          <w:tab w:val="num" w:pos="5040"/>
+        </w:tabs>
+        <w:ind w:left="5040" w:hanging="360"/>
+      </w:pPr>
+      <w:rPr>
+        <w:rFonts w:ascii="Wingdings" w:hAnsi="Wingdings" w:hint="default"/>
+        <w:sz w:val="20"/>
+      </w:rPr>
+    </w:lvl>
+    <w:lvl w:ilvl="7" w:tentative="1">
+      <w:start w:val="1"/>
+      <w:numFmt w:val="bullet"/>
+      <w:lvlText w:val=""/>
+      <w:lvlJc w:val="left"/>
+      <w:pPr>
+        <w:tabs>
+          <w:tab w:val="num" w:pos="5760"/>
+        </w:tabs>
+        <w:ind w:left="5760" w:hanging="360"/>
+      </w:pPr>
+      <w:rPr>
+        <w:rFonts w:ascii="Wingdings" w:hAnsi="Wingdings" w:hint="default"/>
+        <w:sz w:val="20"/>
+      </w:rPr>
+    </w:lvl>
+    <w:lvl w:ilvl="8" w:tentative="1">
+      <w:start w:val="1"/>
+      <w:numFmt w:val="bullet"/>
+      <w:lvlText w:val=""/>
+      <w:lvlJc w:val="left"/>
+      <w:pPr>
+        <w:tabs>
+          <w:tab w:val="num" w:pos="6480"/>
+        </w:tabs>
+        <w:ind w:left="6480" w:hanging="360"/>
+      </w:pPr>
+      <w:rPr>
+        <w:rFonts w:ascii="Wingdings" w:hAnsi="Wingdings" w:hint="default"/>
+        <w:sz w:val="20"/>
+      </w:rPr>
+    </w:lvl>
+  </w:abstractNum>
+  <w:abstractNum w:abstractNumId="16" w15:restartNumberingAfterBreak="0">
+    <w:nsid w:val="54917CA2"/>
+    <w:multiLevelType w:val="multilevel"/>
+    <w:tmpl w:val="62A60D42"/>
+    <w:lvl w:ilvl="0">
+      <w:start w:val="1"/>
+      <w:numFmt w:val="bullet"/>
+      <w:lvlText w:val=""/>
+      <w:lvlJc w:val="left"/>
+      <w:pPr>
+        <w:tabs>
+          <w:tab w:val="num" w:pos="720"/>
+        </w:tabs>
+        <w:ind w:left="720" w:hanging="360"/>
+      </w:pPr>
+      <w:rPr>
+        <w:rFonts w:ascii="Symbol" w:hAnsi="Symbol" w:hint="default"/>
+        <w:sz w:val="20"/>
+      </w:rPr>
+    </w:lvl>
+    <w:lvl w:ilvl="1" w:tentative="1">
+      <w:start w:val="1"/>
+      <w:numFmt w:val="bullet"/>
+      <w:lvlText w:val="o"/>
+      <w:lvlJc w:val="left"/>
+      <w:pPr>
+        <w:tabs>
+          <w:tab w:val="num" w:pos="1440"/>
+        </w:tabs>
+        <w:ind w:left="1440" w:hanging="360"/>
+      </w:pPr>
+      <w:rPr>
+        <w:rFonts w:ascii="Courier New" w:hAnsi="Courier New" w:hint="default"/>
+        <w:sz w:val="20"/>
+      </w:rPr>
+    </w:lvl>
+    <w:lvl w:ilvl="2" w:tentative="1">
+      <w:start w:val="1"/>
+      <w:numFmt w:val="bullet"/>
+      <w:lvlText w:val=""/>
+      <w:lvlJc w:val="left"/>
+      <w:pPr>
+        <w:tabs>
+          <w:tab w:val="num" w:pos="2160"/>
+        </w:tabs>
+        <w:ind w:left="2160" w:hanging="360"/>
+      </w:pPr>
+      <w:rPr>
+        <w:rFonts w:ascii="Wingdings" w:hAnsi="Wingdings" w:hint="default"/>
+        <w:sz w:val="20"/>
+      </w:rPr>
+    </w:lvl>
+    <w:lvl w:ilvl="3" w:tentative="1">
+      <w:start w:val="1"/>
+      <w:numFmt w:val="bullet"/>
+      <w:lvlText w:val=""/>
+      <w:lvlJc w:val="left"/>
+      <w:pPr>
+        <w:tabs>
+          <w:tab w:val="num" w:pos="2880"/>
+        </w:tabs>
+        <w:ind w:left="2880" w:hanging="360"/>
+      </w:pPr>
+      <w:rPr>
+        <w:rFonts w:ascii="Wingdings" w:hAnsi="Wingdings" w:hint="default"/>
+        <w:sz w:val="20"/>
+      </w:rPr>
+    </w:lvl>
+    <w:lvl w:ilvl="4" w:tentative="1">
+      <w:start w:val="1"/>
+      <w:numFmt w:val="bullet"/>
+      <w:lvlText w:val=""/>
+      <w:lvlJc w:val="left"/>
+      <w:pPr>
+        <w:tabs>
+          <w:tab w:val="num" w:pos="3600"/>
+        </w:tabs>
+        <w:ind w:left="3600" w:hanging="360"/>
+      </w:pPr>
+      <w:rPr>
+        <w:rFonts w:ascii="Wingdings" w:hAnsi="Wingdings" w:hint="default"/>
+        <w:sz w:val="20"/>
+      </w:rPr>
+    </w:lvl>
+    <w:lvl w:ilvl="5" w:tentative="1">
+      <w:start w:val="1"/>
+      <w:numFmt w:val="bullet"/>
+      <w:lvlText w:val=""/>
+      <w:lvlJc w:val="left"/>
+      <w:pPr>
+        <w:tabs>
+          <w:tab w:val="num" w:pos="4320"/>
+        </w:tabs>
+        <w:ind w:left="4320" w:hanging="360"/>
+      </w:pPr>
+      <w:rPr>
+        <w:rFonts w:ascii="Wingdings" w:hAnsi="Wingdings" w:hint="default"/>
+        <w:sz w:val="20"/>
+      </w:rPr>
+    </w:lvl>
+    <w:lvl w:ilvl="6" w:tentative="1">
+      <w:start w:val="1"/>
+      <w:numFmt w:val="bullet"/>
+      <w:lvlText w:val=""/>
+      <w:lvlJc w:val="left"/>
+      <w:pPr>
+        <w:tabs>
+          <w:tab w:val="num" w:pos="5040"/>
+        </w:tabs>
+        <w:ind w:left="5040" w:hanging="360"/>
+      </w:pPr>
+      <w:rPr>
+        <w:rFonts w:ascii="Wingdings" w:hAnsi="Wingdings" w:hint="default"/>
+        <w:sz w:val="20"/>
+      </w:rPr>
+    </w:lvl>
+    <w:lvl w:ilvl="7" w:tentative="1">
+      <w:start w:val="1"/>
+      <w:numFmt w:val="bullet"/>
+      <w:lvlText w:val=""/>
+      <w:lvlJc w:val="left"/>
+      <w:pPr>
+        <w:tabs>
+          <w:tab w:val="num" w:pos="5760"/>
+        </w:tabs>
+        <w:ind w:left="5760" w:hanging="360"/>
+      </w:pPr>
+      <w:rPr>
+        <w:rFonts w:ascii="Wingdings" w:hAnsi="Wingdings" w:hint="default"/>
+        <w:sz w:val="20"/>
+      </w:rPr>
+    </w:lvl>
+    <w:lvl w:ilvl="8" w:tentative="1">
+      <w:start w:val="1"/>
+      <w:numFmt w:val="bullet"/>
+      <w:lvlText w:val=""/>
+      <w:lvlJc w:val="left"/>
+      <w:pPr>
+        <w:tabs>
+          <w:tab w:val="num" w:pos="6480"/>
+        </w:tabs>
+        <w:ind w:left="6480" w:hanging="360"/>
+      </w:pPr>
+      <w:rPr>
+        <w:rFonts w:ascii="Wingdings" w:hAnsi="Wingdings" w:hint="default"/>
+        <w:sz w:val="20"/>
+      </w:rPr>
+    </w:lvl>
+  </w:abstractNum>
+  <w:abstractNum w:abstractNumId="17" w15:restartNumberingAfterBreak="0">
+    <w:nsid w:val="54A62DBE"/>
+    <w:multiLevelType w:val="multilevel"/>
+    <w:tmpl w:val="2B1C5B70"/>
+    <w:lvl w:ilvl="0">
+      <w:start w:val="1"/>
+      <w:numFmt w:val="bullet"/>
+      <w:lvlText w:val=""/>
+      <w:lvlJc w:val="left"/>
+      <w:pPr>
+        <w:tabs>
+          <w:tab w:val="num" w:pos="720"/>
+        </w:tabs>
+        <w:ind w:left="720" w:hanging="360"/>
+      </w:pPr>
+      <w:rPr>
+        <w:rFonts w:ascii="Symbol" w:hAnsi="Symbol" w:hint="default"/>
+        <w:sz w:val="20"/>
+      </w:rPr>
+    </w:lvl>
+    <w:lvl w:ilvl="1" w:tentative="1">
+      <w:start w:val="1"/>
+      <w:numFmt w:val="bullet"/>
+      <w:lvlText w:val="o"/>
+      <w:lvlJc w:val="left"/>
+      <w:pPr>
+        <w:tabs>
+          <w:tab w:val="num" w:pos="1440"/>
+        </w:tabs>
+        <w:ind w:left="1440" w:hanging="360"/>
+      </w:pPr>
+      <w:rPr>
+        <w:rFonts w:ascii="Courier New" w:hAnsi="Courier New" w:hint="default"/>
+        <w:sz w:val="20"/>
+      </w:rPr>
+    </w:lvl>
+    <w:lvl w:ilvl="2" w:tentative="1">
+      <w:start w:val="1"/>
+      <w:numFmt w:val="bullet"/>
+      <w:lvlText w:val=""/>
+      <w:lvlJc w:val="left"/>
+      <w:pPr>
+        <w:tabs>
+          <w:tab w:val="num" w:pos="2160"/>
+        </w:tabs>
+        <w:ind w:left="2160" w:hanging="360"/>
+      </w:pPr>
+      <w:rPr>
+        <w:rFonts w:ascii="Wingdings" w:hAnsi="Wingdings" w:hint="default"/>
+        <w:sz w:val="20"/>
+      </w:rPr>
+    </w:lvl>
+    <w:lvl w:ilvl="3" w:tentative="1">
+      <w:start w:val="1"/>
+      <w:numFmt w:val="bullet"/>
+      <w:lvlText w:val=""/>
+      <w:lvlJc w:val="left"/>
+      <w:pPr>
+        <w:tabs>
+          <w:tab w:val="num" w:pos="2880"/>
+        </w:tabs>
+        <w:ind w:left="2880" w:hanging="360"/>
+      </w:pPr>
+      <w:rPr>
+        <w:rFonts w:ascii="Wingdings" w:hAnsi="Wingdings" w:hint="default"/>
+        <w:sz w:val="20"/>
+      </w:rPr>
+    </w:lvl>
+    <w:lvl w:ilvl="4" w:tentative="1">
+      <w:start w:val="1"/>
+      <w:numFmt w:val="bullet"/>
+      <w:lvlText w:val=""/>
+      <w:lvlJc w:val="left"/>
+      <w:pPr>
+        <w:tabs>
+          <w:tab w:val="num" w:pos="3600"/>
+        </w:tabs>
+        <w:ind w:left="3600" w:hanging="360"/>
+      </w:pPr>
+      <w:rPr>
+        <w:rFonts w:ascii="Wingdings" w:hAnsi="Wingdings" w:hint="default"/>
+        <w:sz w:val="20"/>
+      </w:rPr>
+    </w:lvl>
+    <w:lvl w:ilvl="5" w:tentative="1">
+      <w:start w:val="1"/>
+      <w:numFmt w:val="bullet"/>
+      <w:lvlText w:val=""/>
+      <w:lvlJc w:val="left"/>
+      <w:pPr>
+        <w:tabs>
+          <w:tab w:val="num" w:pos="4320"/>
+        </w:tabs>
+        <w:ind w:left="4320" w:hanging="360"/>
+      </w:pPr>
+      <w:rPr>
+        <w:rFonts w:ascii="Wingdings" w:hAnsi="Wingdings" w:hint="default"/>
+        <w:sz w:val="20"/>
+      </w:rPr>
+    </w:lvl>
+    <w:lvl w:ilvl="6" w:tentative="1">
+      <w:start w:val="1"/>
+      <w:numFmt w:val="bullet"/>
+      <w:lvlText w:val=""/>
+      <w:lvlJc w:val="left"/>
+      <w:pPr>
+        <w:tabs>
+          <w:tab w:val="num" w:pos="5040"/>
+        </w:tabs>
+        <w:ind w:left="5040" w:hanging="360"/>
+      </w:pPr>
+      <w:rPr>
+        <w:rFonts w:ascii="Wingdings" w:hAnsi="Wingdings" w:hint="default"/>
+        <w:sz w:val="20"/>
+      </w:rPr>
+    </w:lvl>
+    <w:lvl w:ilvl="7" w:tentative="1">
+      <w:start w:val="1"/>
+      <w:numFmt w:val="bullet"/>
+      <w:lvlText w:val=""/>
+      <w:lvlJc w:val="left"/>
+      <w:pPr>
+        <w:tabs>
+          <w:tab w:val="num" w:pos="5760"/>
+        </w:tabs>
+        <w:ind w:left="5760" w:hanging="360"/>
+      </w:pPr>
+      <w:rPr>
+        <w:rFonts w:ascii="Wingdings" w:hAnsi="Wingdings" w:hint="default"/>
+        <w:sz w:val="20"/>
+      </w:rPr>
+    </w:lvl>
+    <w:lvl w:ilvl="8" w:tentative="1">
+      <w:start w:val="1"/>
+      <w:numFmt w:val="bullet"/>
+      <w:lvlText w:val=""/>
+      <w:lvlJc w:val="left"/>
+      <w:pPr>
+        <w:tabs>
+          <w:tab w:val="num" w:pos="6480"/>
+        </w:tabs>
+        <w:ind w:left="6480" w:hanging="360"/>
+      </w:pPr>
+      <w:rPr>
+        <w:rFonts w:ascii="Wingdings" w:hAnsi="Wingdings" w:hint="default"/>
+        <w:sz w:val="20"/>
+      </w:rPr>
+    </w:lvl>
+  </w:abstractNum>
+  <w:abstractNum w:abstractNumId="18" w15:restartNumberingAfterBreak="0">
+    <w:nsid w:val="5DA844DA"/>
+    <w:multiLevelType w:val="multilevel"/>
+    <w:tmpl w:val="561623F0"/>
+    <w:lvl w:ilvl="0">
+      <w:start w:val="1"/>
+      <w:numFmt w:val="bullet"/>
+      <w:lvlText w:val=""/>
+      <w:lvlJc w:val="left"/>
+      <w:pPr>
+        <w:tabs>
+          <w:tab w:val="num" w:pos="720"/>
+        </w:tabs>
+        <w:ind w:left="720" w:hanging="360"/>
+      </w:pPr>
+      <w:rPr>
+        <w:rFonts w:ascii="Symbol" w:hAnsi="Symbol" w:hint="default"/>
+        <w:sz w:val="20"/>
+      </w:rPr>
+    </w:lvl>
+    <w:lvl w:ilvl="1" w:tentative="1">
+      <w:start w:val="1"/>
+      <w:numFmt w:val="bullet"/>
+      <w:lvlText w:val="o"/>
+      <w:lvlJc w:val="left"/>
+      <w:pPr>
+        <w:tabs>
+          <w:tab w:val="num" w:pos="1440"/>
+        </w:tabs>
+        <w:ind w:left="1440" w:hanging="360"/>
+      </w:pPr>
+      <w:rPr>
+        <w:rFonts w:ascii="Courier New" w:hAnsi="Courier New" w:hint="default"/>
+        <w:sz w:val="20"/>
+      </w:rPr>
+    </w:lvl>
+    <w:lvl w:ilvl="2" w:tentative="1">
+      <w:start w:val="1"/>
+      <w:numFmt w:val="bullet"/>
+      <w:lvlText w:val=""/>
+      <w:lvlJc w:val="left"/>
+      <w:pPr>
+        <w:tabs>
+          <w:tab w:val="num" w:pos="2160"/>
+        </w:tabs>
+        <w:ind w:left="2160" w:hanging="360"/>
+      </w:pPr>
+      <w:rPr>
+        <w:rFonts w:ascii="Wingdings" w:hAnsi="Wingdings" w:hint="default"/>
+        <w:sz w:val="20"/>
+      </w:rPr>
+    </w:lvl>
+    <w:lvl w:ilvl="3" w:tentative="1">
+      <w:start w:val="1"/>
+      <w:numFmt w:val="bullet"/>
+      <w:lvlText w:val=""/>
+      <w:lvlJc w:val="left"/>
+      <w:pPr>
+        <w:tabs>
+          <w:tab w:val="num" w:pos="2880"/>
+        </w:tabs>
+        <w:ind w:left="2880" w:hanging="360"/>
+      </w:pPr>
+      <w:rPr>
+        <w:rFonts w:ascii="Wingdings" w:hAnsi="Wingdings" w:hint="default"/>
+        <w:sz w:val="20"/>
+      </w:rPr>
+    </w:lvl>
+    <w:lvl w:ilvl="4" w:tentative="1">
+      <w:start w:val="1"/>
+      <w:numFmt w:val="bullet"/>
+      <w:lvlText w:val=""/>
+      <w:lvlJc w:val="left"/>
+      <w:pPr>
+        <w:tabs>
+          <w:tab w:val="num" w:pos="3600"/>
+        </w:tabs>
+        <w:ind w:left="3600" w:hanging="360"/>
+      </w:pPr>
+      <w:rPr>
+        <w:rFonts w:ascii="Wingdings" w:hAnsi="Wingdings" w:hint="default"/>
+        <w:sz w:val="20"/>
+      </w:rPr>
+    </w:lvl>
+    <w:lvl w:ilvl="5" w:tentative="1">
+      <w:start w:val="1"/>
+      <w:numFmt w:val="bullet"/>
+      <w:lvlText w:val=""/>
+      <w:lvlJc w:val="left"/>
+      <w:pPr>
+        <w:tabs>
+          <w:tab w:val="num" w:pos="4320"/>
+        </w:tabs>
+        <w:ind w:left="4320" w:hanging="360"/>
+      </w:pPr>
+      <w:rPr>
+        <w:rFonts w:ascii="Wingdings" w:hAnsi="Wingdings" w:hint="default"/>
+        <w:sz w:val="20"/>
+      </w:rPr>
+    </w:lvl>
+    <w:lvl w:ilvl="6" w:tentative="1">
+      <w:start w:val="1"/>
+      <w:numFmt w:val="bullet"/>
+      <w:lvlText w:val=""/>
+      <w:lvlJc w:val="left"/>
+      <w:pPr>
+        <w:tabs>
+          <w:tab w:val="num" w:pos="5040"/>
+        </w:tabs>
+        <w:ind w:left="5040" w:hanging="360"/>
+      </w:pPr>
+      <w:rPr>
+        <w:rFonts w:ascii="Wingdings" w:hAnsi="Wingdings" w:hint="default"/>
+        <w:sz w:val="20"/>
+      </w:rPr>
+    </w:lvl>
+    <w:lvl w:ilvl="7" w:tentative="1">
+      <w:start w:val="1"/>
+      <w:numFmt w:val="bullet"/>
+      <w:lvlText w:val=""/>
+      <w:lvlJc w:val="left"/>
+      <w:pPr>
+        <w:tabs>
+          <w:tab w:val="num" w:pos="5760"/>
+        </w:tabs>
+        <w:ind w:left="5760" w:hanging="360"/>
+      </w:pPr>
+      <w:rPr>
+        <w:rFonts w:ascii="Wingdings" w:hAnsi="Wingdings" w:hint="default"/>
+        <w:sz w:val="20"/>
+      </w:rPr>
+    </w:lvl>
+    <w:lvl w:ilvl="8" w:tentative="1">
+      <w:start w:val="1"/>
+      <w:numFmt w:val="bullet"/>
+      <w:lvlText w:val=""/>
+      <w:lvlJc w:val="left"/>
+      <w:pPr>
+        <w:tabs>
+          <w:tab w:val="num" w:pos="6480"/>
+        </w:tabs>
+        <w:ind w:left="6480" w:hanging="360"/>
+      </w:pPr>
+      <w:rPr>
+        <w:rFonts w:ascii="Wingdings" w:hAnsi="Wingdings" w:hint="default"/>
+        <w:sz w:val="20"/>
+      </w:rPr>
+    </w:lvl>
+  </w:abstractNum>
+  <w:abstractNum w:abstractNumId="19" w15:restartNumberingAfterBreak="0">
+    <w:nsid w:val="5FEE7755"/>
+    <w:multiLevelType w:val="multilevel"/>
+    <w:tmpl w:val="728AA33C"/>
+    <w:lvl w:ilvl="0">
+      <w:start w:val="1"/>
+      <w:numFmt w:val="bullet"/>
+      <w:lvlText w:val=""/>
+      <w:lvlJc w:val="left"/>
+      <w:pPr>
+        <w:tabs>
+          <w:tab w:val="num" w:pos="720"/>
+        </w:tabs>
+        <w:ind w:left="720" w:hanging="360"/>
+      </w:pPr>
+      <w:rPr>
+        <w:rFonts w:ascii="Symbol" w:hAnsi="Symbol" w:hint="default"/>
+        <w:sz w:val="20"/>
+      </w:rPr>
+    </w:lvl>
+    <w:lvl w:ilvl="1" w:tentative="1">
+      <w:start w:val="1"/>
+      <w:numFmt w:val="bullet"/>
+      <w:lvlText w:val="o"/>
+      <w:lvlJc w:val="left"/>
+      <w:pPr>
+        <w:tabs>
+          <w:tab w:val="num" w:pos="1440"/>
+        </w:tabs>
+        <w:ind w:left="1440" w:hanging="360"/>
+      </w:pPr>
+      <w:rPr>
+        <w:rFonts w:ascii="Courier New" w:hAnsi="Courier New" w:hint="default"/>
+        <w:sz w:val="20"/>
+      </w:rPr>
+    </w:lvl>
+    <w:lvl w:ilvl="2" w:tentative="1">
+      <w:start w:val="1"/>
+      <w:numFmt w:val="bullet"/>
+      <w:lvlText w:val=""/>
+      <w:lvlJc w:val="left"/>
+      <w:pPr>
+        <w:tabs>
+          <w:tab w:val="num" w:pos="2160"/>
+        </w:tabs>
+        <w:ind w:left="2160" w:hanging="360"/>
+      </w:pPr>
+      <w:rPr>
+        <w:rFonts w:ascii="Wingdings" w:hAnsi="Wingdings" w:hint="default"/>
+        <w:sz w:val="20"/>
+      </w:rPr>
+    </w:lvl>
+    <w:lvl w:ilvl="3" w:tentative="1">
+      <w:start w:val="1"/>
+      <w:numFmt w:val="bullet"/>
+      <w:lvlText w:val=""/>
+      <w:lvlJc w:val="left"/>
+      <w:pPr>
+        <w:tabs>
+          <w:tab w:val="num" w:pos="2880"/>
+        </w:tabs>
+        <w:ind w:left="2880" w:hanging="360"/>
+      </w:pPr>
+      <w:rPr>
+        <w:rFonts w:ascii="Wingdings" w:hAnsi="Wingdings" w:hint="default"/>
+        <w:sz w:val="20"/>
+      </w:rPr>
+    </w:lvl>
+    <w:lvl w:ilvl="4" w:tentative="1">
+      <w:start w:val="1"/>
+      <w:numFmt w:val="bullet"/>
+      <w:lvlText w:val=""/>
+      <w:lvlJc w:val="left"/>
+      <w:pPr>
+        <w:tabs>
+          <w:tab w:val="num" w:pos="3600"/>
+        </w:tabs>
+        <w:ind w:left="3600" w:hanging="360"/>
+      </w:pPr>
+      <w:rPr>
+        <w:rFonts w:ascii="Wingdings" w:hAnsi="Wingdings" w:hint="default"/>
+        <w:sz w:val="20"/>
+      </w:rPr>
+    </w:lvl>
+    <w:lvl w:ilvl="5" w:tentative="1">
+      <w:start w:val="1"/>
+      <w:numFmt w:val="bullet"/>
+      <w:lvlText w:val=""/>
+      <w:lvlJc w:val="left"/>
+      <w:pPr>
+        <w:tabs>
+          <w:tab w:val="num" w:pos="4320"/>
+        </w:tabs>
+        <w:ind w:left="4320" w:hanging="360"/>
+      </w:pPr>
+      <w:rPr>
+        <w:rFonts w:ascii="Wingdings" w:hAnsi="Wingdings" w:hint="default"/>
+        <w:sz w:val="20"/>
+      </w:rPr>
+    </w:lvl>
+    <w:lvl w:ilvl="6" w:tentative="1">
+      <w:start w:val="1"/>
+      <w:numFmt w:val="bullet"/>
+      <w:lvlText w:val=""/>
+      <w:lvlJc w:val="left"/>
+      <w:pPr>
+        <w:tabs>
+          <w:tab w:val="num" w:pos="5040"/>
+        </w:tabs>
+        <w:ind w:left="5040" w:hanging="360"/>
+      </w:pPr>
+      <w:rPr>
+        <w:rFonts w:ascii="Wingdings" w:hAnsi="Wingdings" w:hint="default"/>
+        <w:sz w:val="20"/>
+      </w:rPr>
+    </w:lvl>
+    <w:lvl w:ilvl="7" w:tentative="1">
+      <w:start w:val="1"/>
+      <w:numFmt w:val="bullet"/>
+      <w:lvlText w:val=""/>
+      <w:lvlJc w:val="left"/>
+      <w:pPr>
+        <w:tabs>
+          <w:tab w:val="num" w:pos="5760"/>
+        </w:tabs>
+        <w:ind w:left="5760" w:hanging="360"/>
+      </w:pPr>
+      <w:rPr>
+        <w:rFonts w:ascii="Wingdings" w:hAnsi="Wingdings" w:hint="default"/>
+        <w:sz w:val="20"/>
+      </w:rPr>
+    </w:lvl>
+    <w:lvl w:ilvl="8" w:tentative="1">
+      <w:start w:val="1"/>
+      <w:numFmt w:val="bullet"/>
+      <w:lvlText w:val=""/>
+      <w:lvlJc w:val="left"/>
+      <w:pPr>
+        <w:tabs>
+          <w:tab w:val="num" w:pos="6480"/>
+        </w:tabs>
+        <w:ind w:left="6480" w:hanging="360"/>
+      </w:pPr>
+      <w:rPr>
+        <w:rFonts w:ascii="Wingdings" w:hAnsi="Wingdings" w:hint="default"/>
+        <w:sz w:val="20"/>
+      </w:rPr>
+    </w:lvl>
+  </w:abstractNum>
+  <w:abstractNum w:abstractNumId="20" w15:restartNumberingAfterBreak="0">
+    <w:nsid w:val="62094D9C"/>
+    <w:multiLevelType w:val="multilevel"/>
+    <w:tmpl w:val="63B6D332"/>
+    <w:lvl w:ilvl="0">
+      <w:start w:val="1"/>
+      <w:numFmt w:val="bullet"/>
+      <w:lvlText w:val=""/>
+      <w:lvlJc w:val="left"/>
+      <w:pPr>
+        <w:tabs>
+          <w:tab w:val="num" w:pos="720"/>
+        </w:tabs>
+        <w:ind w:left="720" w:hanging="360"/>
+      </w:pPr>
+      <w:rPr>
+        <w:rFonts w:ascii="Symbol" w:hAnsi="Symbol" w:hint="default"/>
+        <w:sz w:val="20"/>
+      </w:rPr>
+    </w:lvl>
+    <w:lvl w:ilvl="1" w:tentative="1">
+      <w:start w:val="1"/>
+      <w:numFmt w:val="bullet"/>
+      <w:lvlText w:val="o"/>
+      <w:lvlJc w:val="left"/>
+      <w:pPr>
+        <w:tabs>
+          <w:tab w:val="num" w:pos="1440"/>
+        </w:tabs>
+        <w:ind w:left="1440" w:hanging="360"/>
+      </w:pPr>
+      <w:rPr>
+        <w:rFonts w:ascii="Courier New" w:hAnsi="Courier New" w:hint="default"/>
+        <w:sz w:val="20"/>
+      </w:rPr>
+    </w:lvl>
+    <w:lvl w:ilvl="2" w:tentative="1">
+      <w:start w:val="1"/>
+      <w:numFmt w:val="bullet"/>
+      <w:lvlText w:val=""/>
+      <w:lvlJc w:val="left"/>
+      <w:pPr>
+        <w:tabs>
+          <w:tab w:val="num" w:pos="2160"/>
+        </w:tabs>
+        <w:ind w:left="2160" w:hanging="360"/>
+      </w:pPr>
+      <w:rPr>
+        <w:rFonts w:ascii="Wingdings" w:hAnsi="Wingdings" w:hint="default"/>
+        <w:sz w:val="20"/>
+      </w:rPr>
+    </w:lvl>
+    <w:lvl w:ilvl="3" w:tentative="1">
+      <w:start w:val="1"/>
+      <w:numFmt w:val="bullet"/>
+      <w:lvlText w:val=""/>
+      <w:lvlJc w:val="left"/>
+      <w:pPr>
+        <w:tabs>
+          <w:tab w:val="num" w:pos="2880"/>
+        </w:tabs>
+        <w:ind w:left="2880" w:hanging="360"/>
+      </w:pPr>
+      <w:rPr>
+        <w:rFonts w:ascii="Wingdings" w:hAnsi="Wingdings" w:hint="default"/>
+        <w:sz w:val="20"/>
+      </w:rPr>
+    </w:lvl>
+    <w:lvl w:ilvl="4" w:tentative="1">
+      <w:start w:val="1"/>
+      <w:numFmt w:val="bullet"/>
+      <w:lvlText w:val=""/>
+      <w:lvlJc w:val="left"/>
+      <w:pPr>
+        <w:tabs>
+          <w:tab w:val="num" w:pos="3600"/>
+        </w:tabs>
+        <w:ind w:left="3600" w:hanging="360"/>
+      </w:pPr>
+      <w:rPr>
+        <w:rFonts w:ascii="Wingdings" w:hAnsi="Wingdings" w:hint="default"/>
+        <w:sz w:val="20"/>
+      </w:rPr>
+    </w:lvl>
+    <w:lvl w:ilvl="5" w:tentative="1">
+      <w:start w:val="1"/>
+      <w:numFmt w:val="bullet"/>
+      <w:lvlText w:val=""/>
+      <w:lvlJc w:val="left"/>
+      <w:pPr>
+        <w:tabs>
+          <w:tab w:val="num" w:pos="4320"/>
+        </w:tabs>
+        <w:ind w:left="4320" w:hanging="360"/>
+      </w:pPr>
+      <w:rPr>
+        <w:rFonts w:ascii="Wingdings" w:hAnsi="Wingdings" w:hint="default"/>
+        <w:sz w:val="20"/>
+      </w:rPr>
+    </w:lvl>
+    <w:lvl w:ilvl="6" w:tentative="1">
+      <w:start w:val="1"/>
+      <w:numFmt w:val="bullet"/>
+      <w:lvlText w:val=""/>
+      <w:lvlJc w:val="left"/>
+      <w:pPr>
+        <w:tabs>
+          <w:tab w:val="num" w:pos="5040"/>
+        </w:tabs>
+        <w:ind w:left="5040" w:hanging="360"/>
+      </w:pPr>
+      <w:rPr>
+        <w:rFonts w:ascii="Wingdings" w:hAnsi="Wingdings" w:hint="default"/>
+        <w:sz w:val="20"/>
+      </w:rPr>
+    </w:lvl>
+    <w:lvl w:ilvl="7" w:tentative="1">
+      <w:start w:val="1"/>
+      <w:numFmt w:val="bullet"/>
+      <w:lvlText w:val=""/>
+      <w:lvlJc w:val="left"/>
+      <w:pPr>
+        <w:tabs>
+          <w:tab w:val="num" w:pos="5760"/>
+        </w:tabs>
+        <w:ind w:left="5760" w:hanging="360"/>
+      </w:pPr>
+      <w:rPr>
+        <w:rFonts w:ascii="Wingdings" w:hAnsi="Wingdings" w:hint="default"/>
+        <w:sz w:val="20"/>
+      </w:rPr>
+    </w:lvl>
+    <w:lvl w:ilvl="8" w:tentative="1">
+      <w:start w:val="1"/>
+      <w:numFmt w:val="bullet"/>
+      <w:lvlText w:val=""/>
+      <w:lvlJc w:val="left"/>
+      <w:pPr>
+        <w:tabs>
+          <w:tab w:val="num" w:pos="6480"/>
+        </w:tabs>
+        <w:ind w:left="6480" w:hanging="360"/>
+      </w:pPr>
+      <w:rPr>
+        <w:rFonts w:ascii="Wingdings" w:hAnsi="Wingdings" w:hint="default"/>
+        <w:sz w:val="20"/>
+      </w:rPr>
+    </w:lvl>
+  </w:abstractNum>
+  <w:abstractNum w:abstractNumId="21" w15:restartNumberingAfterBreak="0">
+    <w:nsid w:val="66B04241"/>
+    <w:multiLevelType w:val="multilevel"/>
+    <w:tmpl w:val="E66AF190"/>
+    <w:lvl w:ilvl="0">
+      <w:start w:val="1"/>
+      <w:numFmt w:val="bullet"/>
+      <w:lvlText w:val=""/>
+      <w:lvlJc w:val="left"/>
+      <w:pPr>
+        <w:tabs>
+          <w:tab w:val="num" w:pos="720"/>
+        </w:tabs>
+        <w:ind w:left="720" w:hanging="360"/>
+      </w:pPr>
+      <w:rPr>
+        <w:rFonts w:ascii="Symbol" w:hAnsi="Symbol" w:hint="default"/>
+        <w:sz w:val="20"/>
+      </w:rPr>
+    </w:lvl>
+    <w:lvl w:ilvl="1" w:tentative="1">
+      <w:start w:val="1"/>
+      <w:numFmt w:val="bullet"/>
+      <w:lvlText w:val="o"/>
+      <w:lvlJc w:val="left"/>
+      <w:pPr>
+        <w:tabs>
+          <w:tab w:val="num" w:pos="1440"/>
+        </w:tabs>
+        <w:ind w:left="1440" w:hanging="360"/>
+      </w:pPr>
+      <w:rPr>
+        <w:rFonts w:ascii="Courier New" w:hAnsi="Courier New" w:hint="default"/>
+        <w:sz w:val="20"/>
+      </w:rPr>
+    </w:lvl>
+    <w:lvl w:ilvl="2" w:tentative="1">
+      <w:start w:val="1"/>
+      <w:numFmt w:val="bullet"/>
+      <w:lvlText w:val=""/>
+      <w:lvlJc w:val="left"/>
+      <w:pPr>
+        <w:tabs>
+          <w:tab w:val="num" w:pos="2160"/>
+        </w:tabs>
+        <w:ind w:left="2160" w:hanging="360"/>
+      </w:pPr>
+      <w:rPr>
+        <w:rFonts w:ascii="Wingdings" w:hAnsi="Wingdings" w:hint="default"/>
+        <w:sz w:val="20"/>
+      </w:rPr>
+    </w:lvl>
+    <w:lvl w:ilvl="3" w:tentative="1">
+      <w:start w:val="1"/>
+      <w:numFmt w:val="bullet"/>
+      <w:lvlText w:val=""/>
+      <w:lvlJc w:val="left"/>
+      <w:pPr>
+        <w:tabs>
+          <w:tab w:val="num" w:pos="2880"/>
+        </w:tabs>
+        <w:ind w:left="2880" w:hanging="360"/>
+      </w:pPr>
+      <w:rPr>
+        <w:rFonts w:ascii="Wingdings" w:hAnsi="Wingdings" w:hint="default"/>
+        <w:sz w:val="20"/>
+      </w:rPr>
+    </w:lvl>
+    <w:lvl w:ilvl="4" w:tentative="1">
+      <w:start w:val="1"/>
+      <w:numFmt w:val="bullet"/>
+      <w:lvlText w:val=""/>
+      <w:lvlJc w:val="left"/>
+      <w:pPr>
+        <w:tabs>
+          <w:tab w:val="num" w:pos="3600"/>
+        </w:tabs>
+        <w:ind w:left="3600" w:hanging="360"/>
+      </w:pPr>
+      <w:rPr>
+        <w:rFonts w:ascii="Wingdings" w:hAnsi="Wingdings" w:hint="default"/>
+        <w:sz w:val="20"/>
+      </w:rPr>
+    </w:lvl>
+    <w:lvl w:ilvl="5" w:tentative="1">
+      <w:start w:val="1"/>
+      <w:numFmt w:val="bullet"/>
+      <w:lvlText w:val=""/>
+      <w:lvlJc w:val="left"/>
+      <w:pPr>
+        <w:tabs>
+          <w:tab w:val="num" w:pos="4320"/>
+        </w:tabs>
+        <w:ind w:left="4320" w:hanging="360"/>
+      </w:pPr>
+      <w:rPr>
+        <w:rFonts w:ascii="Wingdings" w:hAnsi="Wingdings" w:hint="default"/>
+        <w:sz w:val="20"/>
+      </w:rPr>
+    </w:lvl>
+    <w:lvl w:ilvl="6" w:tentative="1">
+      <w:start w:val="1"/>
+      <w:numFmt w:val="bullet"/>
+      <w:lvlText w:val=""/>
+      <w:lvlJc w:val="left"/>
+      <w:pPr>
+        <w:tabs>
+          <w:tab w:val="num" w:pos="5040"/>
+        </w:tabs>
+        <w:ind w:left="5040" w:hanging="360"/>
+      </w:pPr>
+      <w:rPr>
+        <w:rFonts w:ascii="Wingdings" w:hAnsi="Wingdings" w:hint="default"/>
+        <w:sz w:val="20"/>
+      </w:rPr>
+    </w:lvl>
+    <w:lvl w:ilvl="7" w:tentative="1">
+      <w:start w:val="1"/>
+      <w:numFmt w:val="bullet"/>
+      <w:lvlText w:val=""/>
+      <w:lvlJc w:val="left"/>
+      <w:pPr>
+        <w:tabs>
+          <w:tab w:val="num" w:pos="5760"/>
+        </w:tabs>
+        <w:ind w:left="5760" w:hanging="360"/>
+      </w:pPr>
+      <w:rPr>
+        <w:rFonts w:ascii="Wingdings" w:hAnsi="Wingdings" w:hint="default"/>
+        <w:sz w:val="20"/>
+      </w:rPr>
+    </w:lvl>
+    <w:lvl w:ilvl="8" w:tentative="1">
+      <w:start w:val="1"/>
+      <w:numFmt w:val="bullet"/>
+      <w:lvlText w:val=""/>
+      <w:lvlJc w:val="left"/>
+      <w:pPr>
+        <w:tabs>
+          <w:tab w:val="num" w:pos="6480"/>
+        </w:tabs>
+        <w:ind w:left="6480" w:hanging="360"/>
+      </w:pPr>
+      <w:rPr>
+        <w:rFonts w:ascii="Wingdings" w:hAnsi="Wingdings" w:hint="default"/>
+        <w:sz w:val="20"/>
+      </w:rPr>
+    </w:lvl>
+  </w:abstractNum>
+  <w:abstractNum w:abstractNumId="22" w15:restartNumberingAfterBreak="0">
+    <w:nsid w:val="6F5905FE"/>
+    <w:multiLevelType w:val="multilevel"/>
+    <w:tmpl w:val="04F47F4C"/>
+    <w:lvl w:ilvl="0">
+      <w:start w:val="1"/>
+      <w:numFmt w:val="bullet"/>
+      <w:lvlText w:val=""/>
+      <w:lvlJc w:val="left"/>
+      <w:pPr>
+        <w:tabs>
+          <w:tab w:val="num" w:pos="720"/>
+        </w:tabs>
+        <w:ind w:left="720" w:hanging="360"/>
+      </w:pPr>
+      <w:rPr>
+        <w:rFonts w:ascii="Symbol" w:hAnsi="Symbol" w:hint="default"/>
+        <w:sz w:val="20"/>
+      </w:rPr>
+    </w:lvl>
+    <w:lvl w:ilvl="1" w:tentative="1">
+      <w:start w:val="1"/>
+      <w:numFmt w:val="bullet"/>
+      <w:lvlText w:val="o"/>
+      <w:lvlJc w:val="left"/>
+      <w:pPr>
+        <w:tabs>
+          <w:tab w:val="num" w:pos="1440"/>
+        </w:tabs>
+        <w:ind w:left="1440" w:hanging="360"/>
+      </w:pPr>
+      <w:rPr>
+        <w:rFonts w:ascii="Courier New" w:hAnsi="Courier New" w:hint="default"/>
+        <w:sz w:val="20"/>
+      </w:rPr>
+    </w:lvl>
+    <w:lvl w:ilvl="2" w:tentative="1">
+      <w:start w:val="1"/>
+      <w:numFmt w:val="bullet"/>
+      <w:lvlText w:val=""/>
+      <w:lvlJc w:val="left"/>
+      <w:pPr>
+        <w:tabs>
+          <w:tab w:val="num" w:pos="2160"/>
+        </w:tabs>
+        <w:ind w:left="2160" w:hanging="360"/>
+      </w:pPr>
+      <w:rPr>
+        <w:rFonts w:ascii="Wingdings" w:hAnsi="Wingdings" w:hint="default"/>
+        <w:sz w:val="20"/>
+      </w:rPr>
+    </w:lvl>
+    <w:lvl w:ilvl="3" w:tentative="1">
+      <w:start w:val="1"/>
+      <w:numFmt w:val="bullet"/>
+      <w:lvlText w:val=""/>
+      <w:lvlJc w:val="left"/>
+      <w:pPr>
+        <w:tabs>
+          <w:tab w:val="num" w:pos="2880"/>
+        </w:tabs>
+        <w:ind w:left="2880" w:hanging="360"/>
+      </w:pPr>
+      <w:rPr>
+        <w:rFonts w:ascii="Wingdings" w:hAnsi="Wingdings" w:hint="default"/>
+        <w:sz w:val="20"/>
+      </w:rPr>
+    </w:lvl>
+    <w:lvl w:ilvl="4" w:tentative="1">
+      <w:start w:val="1"/>
+      <w:numFmt w:val="bullet"/>
+      <w:lvlText w:val=""/>
+      <w:lvlJc w:val="left"/>
+      <w:pPr>
+        <w:tabs>
+          <w:tab w:val="num" w:pos="3600"/>
+        </w:tabs>
+        <w:ind w:left="3600" w:hanging="360"/>
+      </w:pPr>
+      <w:rPr>
+        <w:rFonts w:ascii="Wingdings" w:hAnsi="Wingdings" w:hint="default"/>
+        <w:sz w:val="20"/>
+      </w:rPr>
+    </w:lvl>
+    <w:lvl w:ilvl="5" w:tentative="1">
+      <w:start w:val="1"/>
+      <w:numFmt w:val="bullet"/>
+      <w:lvlText w:val=""/>
+      <w:lvlJc w:val="left"/>
+      <w:pPr>
+        <w:tabs>
+          <w:tab w:val="num" w:pos="4320"/>
+        </w:tabs>
+        <w:ind w:left="4320" w:hanging="360"/>
+      </w:pPr>
+      <w:rPr>
+        <w:rFonts w:ascii="Wingdings" w:hAnsi="Wingdings" w:hint="default"/>
+        <w:sz w:val="20"/>
+      </w:rPr>
+    </w:lvl>
+    <w:lvl w:ilvl="6" w:tentative="1">
+      <w:start w:val="1"/>
+      <w:numFmt w:val="bullet"/>
+      <w:lvlText w:val=""/>
+      <w:lvlJc w:val="left"/>
+      <w:pPr>
+        <w:tabs>
+          <w:tab w:val="num" w:pos="5040"/>
+        </w:tabs>
+        <w:ind w:left="5040" w:hanging="360"/>
+      </w:pPr>
+      <w:rPr>
+        <w:rFonts w:ascii="Wingdings" w:hAnsi="Wingdings" w:hint="default"/>
+        <w:sz w:val="20"/>
+      </w:rPr>
+    </w:lvl>
+    <w:lvl w:ilvl="7" w:tentative="1">
+      <w:start w:val="1"/>
+      <w:numFmt w:val="bullet"/>
+      <w:lvlText w:val=""/>
+      <w:lvlJc w:val="left"/>
+      <w:pPr>
+        <w:tabs>
+          <w:tab w:val="num" w:pos="5760"/>
+        </w:tabs>
+        <w:ind w:left="5760" w:hanging="360"/>
+      </w:pPr>
+      <w:rPr>
+        <w:rFonts w:ascii="Wingdings" w:hAnsi="Wingdings" w:hint="default"/>
+        <w:sz w:val="20"/>
+      </w:rPr>
+    </w:lvl>
+    <w:lvl w:ilvl="8" w:tentative="1">
+      <w:start w:val="1"/>
+      <w:numFmt w:val="bullet"/>
+      <w:lvlText w:val=""/>
+      <w:lvlJc w:val="left"/>
+      <w:pPr>
+        <w:tabs>
+          <w:tab w:val="num" w:pos="6480"/>
+        </w:tabs>
+        <w:ind w:left="6480" w:hanging="360"/>
+      </w:pPr>
+      <w:rPr>
+        <w:rFonts w:ascii="Wingdings" w:hAnsi="Wingdings" w:hint="default"/>
+        <w:sz w:val="20"/>
+      </w:rPr>
+    </w:lvl>
+  </w:abstractNum>
+  <w:abstractNum w:abstractNumId="23" w15:restartNumberingAfterBreak="0">
+    <w:nsid w:val="6F7230DB"/>
+    <w:multiLevelType w:val="multilevel"/>
+    <w:tmpl w:val="FBEC1328"/>
+    <w:lvl w:ilvl="0">
+      <w:start w:val="1"/>
+      <w:numFmt w:val="bullet"/>
+      <w:lvlText w:val=""/>
+      <w:lvlJc w:val="left"/>
+      <w:pPr>
+        <w:tabs>
+          <w:tab w:val="num" w:pos="720"/>
+        </w:tabs>
+        <w:ind w:left="720" w:hanging="360"/>
+      </w:pPr>
+      <w:rPr>
+        <w:rFonts w:ascii="Symbol" w:hAnsi="Symbol" w:hint="default"/>
+        <w:sz w:val="20"/>
+      </w:rPr>
+    </w:lvl>
+    <w:lvl w:ilvl="1" w:tentative="1">
+      <w:start w:val="1"/>
+      <w:numFmt w:val="bullet"/>
+      <w:lvlText w:val="o"/>
+      <w:lvlJc w:val="left"/>
+      <w:pPr>
+        <w:tabs>
+          <w:tab w:val="num" w:pos="1440"/>
+        </w:tabs>
+        <w:ind w:left="1440" w:hanging="360"/>
+      </w:pPr>
+      <w:rPr>
+        <w:rFonts w:ascii="Courier New" w:hAnsi="Courier New" w:hint="default"/>
+        <w:sz w:val="20"/>
+      </w:rPr>
+    </w:lvl>
+    <w:lvl w:ilvl="2" w:tentative="1">
+      <w:start w:val="1"/>
+      <w:numFmt w:val="bullet"/>
+      <w:lvlText w:val=""/>
+      <w:lvlJc w:val="left"/>
+      <w:pPr>
+        <w:tabs>
+          <w:tab w:val="num" w:pos="2160"/>
+        </w:tabs>
+        <w:ind w:left="2160" w:hanging="360"/>
+      </w:pPr>
+      <w:rPr>
+        <w:rFonts w:ascii="Wingdings" w:hAnsi="Wingdings" w:hint="default"/>
+        <w:sz w:val="20"/>
+      </w:rPr>
+    </w:lvl>
+    <w:lvl w:ilvl="3" w:tentative="1">
+      <w:start w:val="1"/>
+      <w:numFmt w:val="bullet"/>
+      <w:lvlText w:val=""/>
+      <w:lvlJc w:val="left"/>
+      <w:pPr>
+        <w:tabs>
+          <w:tab w:val="num" w:pos="2880"/>
+        </w:tabs>
+        <w:ind w:left="2880" w:hanging="360"/>
+      </w:pPr>
+      <w:rPr>
+        <w:rFonts w:ascii="Wingdings" w:hAnsi="Wingdings" w:hint="default"/>
+        <w:sz w:val="20"/>
+      </w:rPr>
+    </w:lvl>
+    <w:lvl w:ilvl="4" w:tentative="1">
+      <w:start w:val="1"/>
+      <w:numFmt w:val="bullet"/>
+      <w:lvlText w:val=""/>
+      <w:lvlJc w:val="left"/>
+      <w:pPr>
+        <w:tabs>
+          <w:tab w:val="num" w:pos="3600"/>
+        </w:tabs>
+        <w:ind w:left="3600" w:hanging="360"/>
+      </w:pPr>
+      <w:rPr>
+        <w:rFonts w:ascii="Wingdings" w:hAnsi="Wingdings" w:hint="default"/>
+        <w:sz w:val="20"/>
+      </w:rPr>
+    </w:lvl>
+    <w:lvl w:ilvl="5" w:tentative="1">
+      <w:start w:val="1"/>
+      <w:numFmt w:val="bullet"/>
+      <w:lvlText w:val=""/>
+      <w:lvlJc w:val="left"/>
+      <w:pPr>
+        <w:tabs>
+          <w:tab w:val="num" w:pos="4320"/>
+        </w:tabs>
+        <w:ind w:left="4320" w:hanging="360"/>
+      </w:pPr>
+      <w:rPr>
+        <w:rFonts w:ascii="Wingdings" w:hAnsi="Wingdings" w:hint="default"/>
+        <w:sz w:val="20"/>
+      </w:rPr>
+    </w:lvl>
+    <w:lvl w:ilvl="6" w:tentative="1">
+      <w:start w:val="1"/>
+      <w:numFmt w:val="bullet"/>
+      <w:lvlText w:val=""/>
+      <w:lvlJc w:val="left"/>
+      <w:pPr>
+        <w:tabs>
+          <w:tab w:val="num" w:pos="5040"/>
+        </w:tabs>
+        <w:ind w:left="5040" w:hanging="360"/>
+      </w:pPr>
+      <w:rPr>
+        <w:rFonts w:ascii="Wingdings" w:hAnsi="Wingdings" w:hint="default"/>
+        <w:sz w:val="20"/>
+      </w:rPr>
+    </w:lvl>
+    <w:lvl w:ilvl="7" w:tentative="1">
+      <w:start w:val="1"/>
+      <w:numFmt w:val="bullet"/>
+      <w:lvlText w:val=""/>
+      <w:lvlJc w:val="left"/>
+      <w:pPr>
+        <w:tabs>
+          <w:tab w:val="num" w:pos="5760"/>
+        </w:tabs>
+        <w:ind w:left="5760" w:hanging="360"/>
+      </w:pPr>
+      <w:rPr>
+        <w:rFonts w:ascii="Wingdings" w:hAnsi="Wingdings" w:hint="default"/>
+        <w:sz w:val="20"/>
+      </w:rPr>
+    </w:lvl>
+    <w:lvl w:ilvl="8" w:tentative="1">
+      <w:start w:val="1"/>
+      <w:numFmt w:val="bullet"/>
+      <w:lvlText w:val=""/>
+      <w:lvlJc w:val="left"/>
+      <w:pPr>
+        <w:tabs>
+          <w:tab w:val="num" w:pos="6480"/>
+        </w:tabs>
+        <w:ind w:left="6480" w:hanging="360"/>
+      </w:pPr>
+      <w:rPr>
+        <w:rFonts w:ascii="Wingdings" w:hAnsi="Wingdings" w:hint="default"/>
+        <w:sz w:val="20"/>
+      </w:rPr>
+    </w:lvl>
+  </w:abstractNum>
+  <w:abstractNum w:abstractNumId="24" w15:restartNumberingAfterBreak="0">
+    <w:nsid w:val="74361554"/>
+    <w:multiLevelType w:val="multilevel"/>
+    <w:tmpl w:val="FC8E9618"/>
+    <w:lvl w:ilvl="0">
+      <w:start w:val="1"/>
+      <w:numFmt w:val="bullet"/>
+      <w:lvlText w:val=""/>
+      <w:lvlJc w:val="left"/>
+      <w:pPr>
+        <w:tabs>
+          <w:tab w:val="num" w:pos="720"/>
+        </w:tabs>
+        <w:ind w:left="720" w:hanging="360"/>
+      </w:pPr>
+      <w:rPr>
+        <w:rFonts w:ascii="Symbol" w:hAnsi="Symbol" w:hint="default"/>
+        <w:sz w:val="20"/>
+      </w:rPr>
+    </w:lvl>
+    <w:lvl w:ilvl="1" w:tentative="1">
+      <w:start w:val="1"/>
+      <w:numFmt w:val="bullet"/>
+      <w:lvlText w:val="o"/>
+      <w:lvlJc w:val="left"/>
+      <w:pPr>
+        <w:tabs>
+          <w:tab w:val="num" w:pos="1440"/>
+        </w:tabs>
+        <w:ind w:left="1440" w:hanging="360"/>
+      </w:pPr>
+      <w:rPr>
+        <w:rFonts w:ascii="Courier New" w:hAnsi="Courier New" w:hint="default"/>
+        <w:sz w:val="20"/>
+      </w:rPr>
+    </w:lvl>
+    <w:lvl w:ilvl="2" w:tentative="1">
+      <w:start w:val="1"/>
+      <w:numFmt w:val="bullet"/>
+      <w:lvlText w:val=""/>
+      <w:lvlJc w:val="left"/>
+      <w:pPr>
+        <w:tabs>
+          <w:tab w:val="num" w:pos="2160"/>
+        </w:tabs>
+        <w:ind w:left="2160" w:hanging="360"/>
+      </w:pPr>
+      <w:rPr>
+        <w:rFonts w:ascii="Wingdings" w:hAnsi="Wingdings" w:hint="default"/>
+        <w:sz w:val="20"/>
+      </w:rPr>
+    </w:lvl>
+    <w:lvl w:ilvl="3" w:tentative="1">
+      <w:start w:val="1"/>
+      <w:numFmt w:val="bullet"/>
+      <w:lvlText w:val=""/>
+      <w:lvlJc w:val="left"/>
+      <w:pPr>
+        <w:tabs>
+          <w:tab w:val="num" w:pos="2880"/>
+        </w:tabs>
+        <w:ind w:left="2880" w:hanging="360"/>
+      </w:pPr>
+      <w:rPr>
+        <w:rFonts w:ascii="Wingdings" w:hAnsi="Wingdings" w:hint="default"/>
+        <w:sz w:val="20"/>
+      </w:rPr>
+    </w:lvl>
+    <w:lvl w:ilvl="4" w:tentative="1">
+      <w:start w:val="1"/>
+      <w:numFmt w:val="bullet"/>
+      <w:lvlText w:val=""/>
+      <w:lvlJc w:val="left"/>
+      <w:pPr>
+        <w:tabs>
+          <w:tab w:val="num" w:pos="3600"/>
+        </w:tabs>
+        <w:ind w:left="3600" w:hanging="360"/>
+      </w:pPr>
+      <w:rPr>
+        <w:rFonts w:ascii="Wingdings" w:hAnsi="Wingdings" w:hint="default"/>
+        <w:sz w:val="20"/>
+      </w:rPr>
+    </w:lvl>
+    <w:lvl w:ilvl="5" w:tentative="1">
+      <w:start w:val="1"/>
+      <w:numFmt w:val="bullet"/>
+      <w:lvlText w:val=""/>
+      <w:lvlJc w:val="left"/>
+      <w:pPr>
+        <w:tabs>
+          <w:tab w:val="num" w:pos="4320"/>
+        </w:tabs>
+        <w:ind w:left="4320" w:hanging="360"/>
+      </w:pPr>
+      <w:rPr>
+        <w:rFonts w:ascii="Wingdings" w:hAnsi="Wingdings" w:hint="default"/>
+        <w:sz w:val="20"/>
+      </w:rPr>
+    </w:lvl>
+    <w:lvl w:ilvl="6" w:tentative="1">
+      <w:start w:val="1"/>
+      <w:numFmt w:val="bullet"/>
+      <w:lvlText w:val=""/>
+      <w:lvlJc w:val="left"/>
+      <w:pPr>
+        <w:tabs>
+          <w:tab w:val="num" w:pos="5040"/>
+        </w:tabs>
+        <w:ind w:left="5040" w:hanging="360"/>
+      </w:pPr>
+      <w:rPr>
+        <w:rFonts w:ascii="Wingdings" w:hAnsi="Wingdings" w:hint="default"/>
+        <w:sz w:val="20"/>
+      </w:rPr>
+    </w:lvl>
+    <w:lvl w:ilvl="7" w:tentative="1">
+      <w:start w:val="1"/>
+      <w:numFmt w:val="bullet"/>
+      <w:lvlText w:val=""/>
+      <w:lvlJc w:val="left"/>
+      <w:pPr>
+        <w:tabs>
+          <w:tab w:val="num" w:pos="5760"/>
+        </w:tabs>
+        <w:ind w:left="5760" w:hanging="360"/>
+      </w:pPr>
+      <w:rPr>
+        <w:rFonts w:ascii="Wingdings" w:hAnsi="Wingdings" w:hint="default"/>
+        <w:sz w:val="20"/>
+      </w:rPr>
+    </w:lvl>
+    <w:lvl w:ilvl="8" w:tentative="1">
+      <w:start w:val="1"/>
+      <w:numFmt w:val="bullet"/>
+      <w:lvlText w:val=""/>
+      <w:lvlJc w:val="left"/>
+      <w:pPr>
+        <w:tabs>
+          <w:tab w:val="num" w:pos="6480"/>
+        </w:tabs>
+        <w:ind w:left="6480" w:hanging="360"/>
+      </w:pPr>
+      <w:rPr>
+        <w:rFonts w:ascii="Wingdings" w:hAnsi="Wingdings" w:hint="default"/>
+        <w:sz w:val="20"/>
+      </w:rPr>
+    </w:lvl>
+  </w:abstractNum>
+  <w:abstractNum w:abstractNumId="25" w15:restartNumberingAfterBreak="0">
+    <w:nsid w:val="76A30DA6"/>
+    <w:multiLevelType w:val="multilevel"/>
+    <w:tmpl w:val="AFCCD084"/>
+    <w:lvl w:ilvl="0">
+      <w:start w:val="1"/>
+      <w:numFmt w:val="bullet"/>
+      <w:lvlText w:val=""/>
+      <w:lvlJc w:val="left"/>
+      <w:pPr>
+        <w:tabs>
+          <w:tab w:val="num" w:pos="720"/>
+        </w:tabs>
+        <w:ind w:left="720" w:hanging="360"/>
+      </w:pPr>
+      <w:rPr>
+        <w:rFonts w:ascii="Symbol" w:hAnsi="Symbol" w:hint="default"/>
+        <w:sz w:val="20"/>
+      </w:rPr>
+    </w:lvl>
+    <w:lvl w:ilvl="1" w:tentative="1">
+      <w:start w:val="1"/>
+      <w:numFmt w:val="bullet"/>
+      <w:lvlText w:val="o"/>
+      <w:lvlJc w:val="left"/>
+      <w:pPr>
+        <w:tabs>
+          <w:tab w:val="num" w:pos="1440"/>
+        </w:tabs>
+        <w:ind w:left="1440" w:hanging="360"/>
+      </w:pPr>
+      <w:rPr>
+        <w:rFonts w:ascii="Courier New" w:hAnsi="Courier New" w:hint="default"/>
+        <w:sz w:val="20"/>
+      </w:rPr>
+    </w:lvl>
+    <w:lvl w:ilvl="2" w:tentative="1">
+      <w:start w:val="1"/>
+      <w:numFmt w:val="bullet"/>
+      <w:lvlText w:val=""/>
+      <w:lvlJc w:val="left"/>
+      <w:pPr>
+        <w:tabs>
+          <w:tab w:val="num" w:pos="2160"/>
+        </w:tabs>
+        <w:ind w:left="2160" w:hanging="360"/>
+      </w:pPr>
+      <w:rPr>
+        <w:rFonts w:ascii="Wingdings" w:hAnsi="Wingdings" w:hint="default"/>
+        <w:sz w:val="20"/>
+      </w:rPr>
+    </w:lvl>
+    <w:lvl w:ilvl="3" w:tentative="1">
+      <w:start w:val="1"/>
+      <w:numFmt w:val="bullet"/>
+      <w:lvlText w:val=""/>
+      <w:lvlJc w:val="left"/>
+      <w:pPr>
+        <w:tabs>
+          <w:tab w:val="num" w:pos="2880"/>
+        </w:tabs>
+        <w:ind w:left="2880" w:hanging="360"/>
+      </w:pPr>
+      <w:rPr>
+        <w:rFonts w:ascii="Wingdings" w:hAnsi="Wingdings" w:hint="default"/>
+        <w:sz w:val="20"/>
+      </w:rPr>
+    </w:lvl>
+    <w:lvl w:ilvl="4" w:tentative="1">
+      <w:start w:val="1"/>
+      <w:numFmt w:val="bullet"/>
+      <w:lvlText w:val=""/>
+      <w:lvlJc w:val="left"/>
+      <w:pPr>
+        <w:tabs>
+          <w:tab w:val="num" w:pos="3600"/>
+        </w:tabs>
+        <w:ind w:left="3600" w:hanging="360"/>
+      </w:pPr>
+      <w:rPr>
+        <w:rFonts w:ascii="Wingdings" w:hAnsi="Wingdings" w:hint="default"/>
+        <w:sz w:val="20"/>
+      </w:rPr>
+    </w:lvl>
+    <w:lvl w:ilvl="5" w:tentative="1">
+      <w:start w:val="1"/>
+      <w:numFmt w:val="bullet"/>
+      <w:lvlText w:val=""/>
+      <w:lvlJc w:val="left"/>
+      <w:pPr>
+        <w:tabs>
+          <w:tab w:val="num" w:pos="4320"/>
+        </w:tabs>
+        <w:ind w:left="4320" w:hanging="360"/>
+      </w:pPr>
+      <w:rPr>
+        <w:rFonts w:ascii="Wingdings" w:hAnsi="Wingdings" w:hint="default"/>
+        <w:sz w:val="20"/>
+      </w:rPr>
+    </w:lvl>
+    <w:lvl w:ilvl="6" w:tentative="1">
+      <w:start w:val="1"/>
+      <w:numFmt w:val="bullet"/>
+      <w:lvlText w:val=""/>
+      <w:lvlJc w:val="left"/>
+      <w:pPr>
+        <w:tabs>
+          <w:tab w:val="num" w:pos="5040"/>
+        </w:tabs>
+        <w:ind w:left="5040" w:hanging="360"/>
+      </w:pPr>
+      <w:rPr>
+        <w:rFonts w:ascii="Wingdings" w:hAnsi="Wingdings" w:hint="default"/>
+        <w:sz w:val="20"/>
+      </w:rPr>
+    </w:lvl>
+    <w:lvl w:ilvl="7" w:tentative="1">
+      <w:start w:val="1"/>
+      <w:numFmt w:val="bullet"/>
+      <w:lvlText w:val=""/>
+      <w:lvlJc w:val="left"/>
+      <w:pPr>
+        <w:tabs>
+          <w:tab w:val="num" w:pos="5760"/>
+        </w:tabs>
+        <w:ind w:left="5760" w:hanging="360"/>
+      </w:pPr>
+      <w:rPr>
+        <w:rFonts w:ascii="Wingdings" w:hAnsi="Wingdings" w:hint="default"/>
+        <w:sz w:val="20"/>
+      </w:rPr>
+    </w:lvl>
+    <w:lvl w:ilvl="8" w:tentative="1">
+      <w:start w:val="1"/>
+      <w:numFmt w:val="bullet"/>
+      <w:lvlText w:val=""/>
+      <w:lvlJc w:val="left"/>
+      <w:pPr>
+        <w:tabs>
+          <w:tab w:val="num" w:pos="6480"/>
+        </w:tabs>
+        <w:ind w:left="6480" w:hanging="360"/>
+      </w:pPr>
+      <w:rPr>
+        <w:rFonts w:ascii="Wingdings" w:hAnsi="Wingdings" w:hint="default"/>
+        <w:sz w:val="20"/>
+      </w:rPr>
+    </w:lvl>
+  </w:abstractNum>
+  <w:abstractNum w:abstractNumId="26" w15:restartNumberingAfterBreak="0">
+    <w:nsid w:val="7FA6669F"/>
+    <w:multiLevelType w:val="multilevel"/>
+    <w:tmpl w:val="63AAF882"/>
+    <w:lvl w:ilvl="0">
+      <w:start w:val="1"/>
+      <w:numFmt w:val="bullet"/>
+      <w:lvlText w:val=""/>
+      <w:lvlJc w:val="left"/>
+      <w:pPr>
+        <w:tabs>
+          <w:tab w:val="num" w:pos="720"/>
+        </w:tabs>
+        <w:ind w:left="720" w:hanging="360"/>
+      </w:pPr>
+      <w:rPr>
+        <w:rFonts w:ascii="Symbol" w:hAnsi="Symbol" w:hint="default"/>
+        <w:sz w:val="20"/>
+      </w:rPr>
+    </w:lvl>
+    <w:lvl w:ilvl="1" w:tentative="1">
+      <w:start w:val="1"/>
+      <w:numFmt w:val="bullet"/>
+      <w:lvlText w:val="o"/>
+      <w:lvlJc w:val="left"/>
+      <w:pPr>
+        <w:tabs>
+          <w:tab w:val="num" w:pos="1440"/>
+        </w:tabs>
+        <w:ind w:left="1440" w:hanging="360"/>
+      </w:pPr>
+      <w:rPr>
+        <w:rFonts w:ascii="Courier New" w:hAnsi="Courier New" w:hint="default"/>
+        <w:sz w:val="20"/>
+      </w:rPr>
+    </w:lvl>
+    <w:lvl w:ilvl="2" w:tentative="1">
+      <w:start w:val="1"/>
+      <w:numFmt w:val="bullet"/>
+      <w:lvlText w:val=""/>
+      <w:lvlJc w:val="left"/>
+      <w:pPr>
+        <w:tabs>
+          <w:tab w:val="num" w:pos="2160"/>
+        </w:tabs>
+        <w:ind w:left="2160" w:hanging="360"/>
+      </w:pPr>
+      <w:rPr>
+        <w:rFonts w:ascii="Wingdings" w:hAnsi="Wingdings" w:hint="default"/>
+        <w:sz w:val="20"/>
+      </w:rPr>
+    </w:lvl>
+    <w:lvl w:ilvl="3" w:tentative="1">
+      <w:start w:val="1"/>
+      <w:numFmt w:val="bullet"/>
+      <w:lvlText w:val=""/>
+      <w:lvlJc w:val="left"/>
+      <w:pPr>
+        <w:tabs>
+          <w:tab w:val="num" w:pos="2880"/>
+        </w:tabs>
+        <w:ind w:left="2880" w:hanging="360"/>
+      </w:pPr>
+      <w:rPr>
+        <w:rFonts w:ascii="Wingdings" w:hAnsi="Wingdings" w:hint="default"/>
+        <w:sz w:val="20"/>
+      </w:rPr>
+    </w:lvl>
+    <w:lvl w:ilvl="4" w:tentative="1">
+      <w:start w:val="1"/>
+      <w:numFmt w:val="bullet"/>
+      <w:lvlText w:val=""/>
+      <w:lvlJc w:val="left"/>
+      <w:pPr>
+        <w:tabs>
+          <w:tab w:val="num" w:pos="3600"/>
+        </w:tabs>
+        <w:ind w:left="3600" w:hanging="360"/>
+      </w:pPr>
+      <w:rPr>
+        <w:rFonts w:ascii="Wingdings" w:hAnsi="Wingdings" w:hint="default"/>
+        <w:sz w:val="20"/>
+      </w:rPr>
+    </w:lvl>
+    <w:lvl w:ilvl="5" w:tentative="1">
+      <w:start w:val="1"/>
+      <w:numFmt w:val="bullet"/>
+      <w:lvlText w:val=""/>
+      <w:lvlJc w:val="left"/>
+      <w:pPr>
+        <w:tabs>
+          <w:tab w:val="num" w:pos="4320"/>
+        </w:tabs>
+        <w:ind w:left="4320" w:hanging="360"/>
+      </w:pPr>
+      <w:rPr>
+        <w:rFonts w:ascii="Wingdings" w:hAnsi="Wingdings" w:hint="default"/>
+        <w:sz w:val="20"/>
+      </w:rPr>
+    </w:lvl>
+    <w:lvl w:ilvl="6" w:tentative="1">
+      <w:start w:val="1"/>
+      <w:numFmt w:val="bullet"/>
+      <w:lvlText w:val=""/>
+      <w:lvlJc w:val="left"/>
+      <w:pPr>
+        <w:tabs>
+          <w:tab w:val="num" w:pos="5040"/>
+        </w:tabs>
+        <w:ind w:left="5040" w:hanging="360"/>
+      </w:pPr>
+      <w:rPr>
+        <w:rFonts w:ascii="Wingdings" w:hAnsi="Wingdings" w:hint="default"/>
+        <w:sz w:val="20"/>
+      </w:rPr>
+    </w:lvl>
+    <w:lvl w:ilvl="7" w:tentative="1">
+      <w:start w:val="1"/>
+      <w:numFmt w:val="bullet"/>
+      <w:lvlText w:val=""/>
+      <w:lvlJc w:val="left"/>
+      <w:pPr>
+        <w:tabs>
+          <w:tab w:val="num" w:pos="5760"/>
+        </w:tabs>
+        <w:ind w:left="5760" w:hanging="360"/>
+      </w:pPr>
+      <w:rPr>
+        <w:rFonts w:ascii="Wingdings" w:hAnsi="Wingdings" w:hint="default"/>
+        <w:sz w:val="20"/>
+      </w:rPr>
+    </w:lvl>
+    <w:lvl w:ilvl="8" w:tentative="1">
+      <w:start w:val="1"/>
+      <w:numFmt w:val="bullet"/>
+      <w:lvlText w:val=""/>
+      <w:lvlJc w:val="left"/>
+      <w:pPr>
+        <w:tabs>
+          <w:tab w:val="num" w:pos="6480"/>
+        </w:tabs>
+        <w:ind w:left="6480" w:hanging="360"/>
+      </w:pPr>
+      <w:rPr>
+        <w:rFonts w:ascii="Wingdings" w:hAnsi="Wingdings" w:hint="default"/>
+        <w:sz w:val="20"/>
+      </w:rPr>
+    </w:lvl>
+  </w:abstractNum>
+  <w:abstractNum w:abstractNumId="27" w15:restartNumberingAfterBreak="0">
+    <w:nsid w:val="7FE369CE"/>
+    <w:multiLevelType w:val="multilevel"/>
+    <w:tmpl w:val="BDC60B5C"/>
+    <w:lvl w:ilvl="0">
+      <w:start w:val="1"/>
+      <w:numFmt w:val="bullet"/>
+      <w:lvlText w:val=""/>
+      <w:lvlJc w:val="left"/>
+      <w:pPr>
+        <w:tabs>
+          <w:tab w:val="num" w:pos="720"/>
+        </w:tabs>
+        <w:ind w:left="720" w:hanging="360"/>
+      </w:pPr>
+      <w:rPr>
+        <w:rFonts w:ascii="Symbol" w:hAnsi="Symbol" w:hint="default"/>
+        <w:sz w:val="20"/>
+      </w:rPr>
+    </w:lvl>
+    <w:lvl w:ilvl="1" w:tentative="1">
+      <w:start w:val="1"/>
+      <w:numFmt w:val="bullet"/>
+      <w:lvlText w:val="o"/>
+      <w:lvlJc w:val="left"/>
+      <w:pPr>
+        <w:tabs>
+          <w:tab w:val="num" w:pos="1440"/>
+        </w:tabs>
+        <w:ind w:left="1440" w:hanging="360"/>
+      </w:pPr>
+      <w:rPr>
+        <w:rFonts w:ascii="Courier New" w:hAnsi="Courier New" w:hint="default"/>
+        <w:sz w:val="20"/>
+      </w:rPr>
+    </w:lvl>
+    <w:lvl w:ilvl="2" w:tentative="1">
+      <w:start w:val="1"/>
+      <w:numFmt w:val="bullet"/>
+      <w:lvlText w:val=""/>
+      <w:lvlJc w:val="left"/>
+      <w:pPr>
+        <w:tabs>
+          <w:tab w:val="num" w:pos="2160"/>
+        </w:tabs>
+        <w:ind w:left="2160" w:hanging="360"/>
+      </w:pPr>
+      <w:rPr>
+        <w:rFonts w:ascii="Wingdings" w:hAnsi="Wingdings" w:hint="default"/>
+        <w:sz w:val="20"/>
+      </w:rPr>
+    </w:lvl>
+    <w:lvl w:ilvl="3" w:tentative="1">
+      <w:start w:val="1"/>
+      <w:numFmt w:val="bullet"/>
+      <w:lvlText w:val=""/>
+      <w:lvlJc w:val="left"/>
+      <w:pPr>
+        <w:tabs>
+          <w:tab w:val="num" w:pos="2880"/>
+        </w:tabs>
+        <w:ind w:left="2880" w:hanging="360"/>
+      </w:pPr>
+      <w:rPr>
+        <w:rFonts w:ascii="Wingdings" w:hAnsi="Wingdings" w:hint="default"/>
+        <w:sz w:val="20"/>
+      </w:rPr>
+    </w:lvl>
+    <w:lvl w:ilvl="4" w:tentative="1">
+      <w:start w:val="1"/>
+      <w:numFmt w:val="bullet"/>
+      <w:lvlText w:val=""/>
+      <w:lvlJc w:val="left"/>
+      <w:pPr>
+        <w:tabs>
+          <w:tab w:val="num" w:pos="3600"/>
+        </w:tabs>
+        <w:ind w:left="3600" w:hanging="360"/>
+      </w:pPr>
+      <w:rPr>
+        <w:rFonts w:ascii="Wingdings" w:hAnsi="Wingdings" w:hint="default"/>
+        <w:sz w:val="20"/>
+      </w:rPr>
+    </w:lvl>
+    <w:lvl w:ilvl="5" w:tentative="1">
+      <w:start w:val="1"/>
+      <w:numFmt w:val="bullet"/>
+      <w:lvlText w:val=""/>
+      <w:lvlJc w:val="left"/>
+      <w:pPr>
+        <w:tabs>
+          <w:tab w:val="num" w:pos="4320"/>
+        </w:tabs>
+        <w:ind w:left="4320" w:hanging="360"/>
+      </w:pPr>
+      <w:rPr>
+        <w:rFonts w:ascii="Wingdings" w:hAnsi="Wingdings" w:hint="default"/>
+        <w:sz w:val="20"/>
+      </w:rPr>
+    </w:lvl>
+    <w:lvl w:ilvl="6" w:tentative="1">
+      <w:start w:val="1"/>
+      <w:numFmt w:val="bullet"/>
+      <w:lvlText w:val=""/>
+      <w:lvlJc w:val="left"/>
+      <w:pPr>
+        <w:tabs>
+          <w:tab w:val="num" w:pos="5040"/>
+        </w:tabs>
+        <w:ind w:left="5040" w:hanging="360"/>
+      </w:pPr>
+      <w:rPr>
+        <w:rFonts w:ascii="Wingdings" w:hAnsi="Wingdings" w:hint="default"/>
+        <w:sz w:val="20"/>
+      </w:rPr>
+    </w:lvl>
+    <w:lvl w:ilvl="7" w:tentative="1">
+      <w:start w:val="1"/>
+      <w:numFmt w:val="bullet"/>
+      <w:lvlText w:val=""/>
+      <w:lvlJc w:val="left"/>
+      <w:pPr>
+        <w:tabs>
+          <w:tab w:val="num" w:pos="5760"/>
+        </w:tabs>
+        <w:ind w:left="5760" w:hanging="360"/>
+      </w:pPr>
+      <w:rPr>
+        <w:rFonts w:ascii="Wingdings" w:hAnsi="Wingdings" w:hint="default"/>
+        <w:sz w:val="20"/>
+      </w:rPr>
+    </w:lvl>
+    <w:lvl w:ilvl="8" w:tentative="1">
+      <w:start w:val="1"/>
+      <w:numFmt w:val="bullet"/>
+      <w:lvlText w:val=""/>
+      <w:lvlJc w:val="left"/>
+      <w:pPr>
+        <w:tabs>
+          <w:tab w:val="num" w:pos="6480"/>
+        </w:tabs>
+        <w:ind w:left="6480" w:hanging="360"/>
+      </w:pPr>
+      <w:rPr>
+        <w:rFonts w:ascii="Wingdings" w:hAnsi="Wingdings" w:hint="default"/>
+        <w:sz w:val="20"/>
+      </w:rPr>
+    </w:lvl>
+  </w:abstractNum>
   <w:num w:numId="1">
-    <w:abstractNumId w:val="8"/>
+    <w:abstractNumId w:val="12"/>
   </w:num>
   <w:num w:numId="2">
-    <w:abstractNumId w:val="10"/>
+    <w:abstractNumId w:val="20"/>
   </w:num>
   <w:num w:numId="3">
-    <w:abstractNumId w:val="9"/>
+    <w:abstractNumId w:val="18"/>
   </w:num>
   <w:num w:numId="4">
-    <w:abstractNumId w:val="14"/>
+    <w:abstractNumId w:val="27"/>
   </w:num>
   <w:num w:numId="5">
-    <w:abstractNumId w:val="6"/>
+    <w:abstractNumId w:val="7"/>
   </w:num>
   <w:num w:numId="6">
-    <w:abstractNumId w:val="11"/>
+    <w:abstractNumId w:val="22"/>
   </w:num>
   <w:num w:numId="7">
     <w:abstractNumId w:val="2"/>
   </w:num>
   <w:num w:numId="8">
-    <w:abstractNumId w:val="12"/>
+    <w:abstractNumId w:val="25"/>
   </w:num>
   <w:num w:numId="9">
     <w:abstractNumId w:val="0"/>
   </w:num>
   <w:num w:numId="10">
-    <w:abstractNumId w:val="7"/>
+    <w:abstractNumId w:val="8"/>
   </w:num>
   <w:num w:numId="11">
-    <w:abstractNumId w:val="13"/>
+    <w:abstractNumId w:val="26"/>
   </w:num>
   <w:num w:numId="12">
-    <w:abstractNumId w:val="3"/>
+    <w:abstractNumId w:val="4"/>
   </w:num>
   <w:num w:numId="13">
-    <w:abstractNumId w:val="4"/>
+    <w:abstractNumId w:val="5"/>
   </w:num>
   <w:num w:numId="14">
     <w:abstractNumId w:val="1"/>
   </w:num>
   <w:num w:numId="15">
-    <w:abstractNumId w:val="5"/>
+    <w:abstractNumId w:val="6"/>
+  </w:num>
+  <w:num w:numId="16">
+    <w:abstractNumId w:val="16"/>
+  </w:num>
+  <w:num w:numId="17">
+    <w:abstractNumId w:val="21"/>
+  </w:num>
+  <w:num w:numId="18">
+    <w:abstractNumId w:val="3"/>
+  </w:num>
+  <w:num w:numId="19">
+    <w:abstractNumId w:val="10"/>
+  </w:num>
+  <w:num w:numId="20">
+    <w:abstractNumId w:val="11"/>
+  </w:num>
+  <w:num w:numId="21">
+    <w:abstractNumId w:val="14"/>
+  </w:num>
+  <w:num w:numId="22">
+    <w:abstractNumId w:val="17"/>
+  </w:num>
+  <w:num w:numId="23">
+    <w:abstractNumId w:val="23"/>
+  </w:num>
+  <w:num w:numId="24">
+    <w:abstractNumId w:val="9"/>
+  </w:num>
+  <w:num w:numId="25">
+    <w:abstractNumId w:val="19"/>
+  </w:num>
+  <w:num w:numId="26">
+    <w:abstractNumId w:val="24"/>
+  </w:num>
+  <w:num w:numId="27">
+    <w:abstractNumId w:val="15"/>
+  </w:num>
+  <w:num w:numId="28">
+    <w:abstractNumId w:val="13"/>
   </w:num>
 </w:numbering>
 </file>
@@ -27463,6 +32491,21 @@
       <w:szCs w:val="24"/>
     </w:rPr>
   </w:style>
+  <w:style w:type="character" w:customStyle="1" w:styleId="10">
+    <w:name w:val="ͼ10"/>
+    <w:basedOn w:val="DefaultParagraphFont"/>
+    <w:rsid w:val="004A3768"/>
+  </w:style>
+  <w:style w:type="character" w:customStyle="1" w:styleId="t">
+    <w:name w:val="ͼt"/>
+    <w:basedOn w:val="DefaultParagraphFont"/>
+    <w:rsid w:val="004A3768"/>
+  </w:style>
+  <w:style w:type="character" w:customStyle="1" w:styleId="12">
+    <w:name w:val="ͼ12"/>
+    <w:basedOn w:val="DefaultParagraphFont"/>
+    <w:rsid w:val="0082047B"/>
+  </w:style>
 </w:styles>
 </file>
 
